--- a/Документация/Документация на контроллер памяти.docx
+++ b/Документация/Документация на контроллер памяти.docx
@@ -1013,15 +1013,7 @@
           <w:i w:val="0"/>
           <w:iCs w:val="0"/>
         </w:rPr>
-        <w:t xml:space="preserve">Сделать тестбенч для рефреша, чтения и записи </w:t>
-      </w:r>
-      <w:r>
-        <w:rPr>
-          <w:rStyle w:val="af"/>
-          <w:i w:val="0"/>
-          <w:iCs w:val="0"/>
-        </w:rPr>
-        <w:t>в железе</w:t>
+        <w:t>Сделать тестбенч для рефреша, чтения и записи в железе</w:t>
       </w:r>
     </w:p>
     <w:p>
@@ -2610,21 +2602,918 @@
           <w:i w:val="0"/>
           <w:iCs w:val="0"/>
         </w:rPr>
-        <w:t xml:space="preserve">6) </w:t>
-      </w:r>
-      <w:r>
-        <w:rPr>
-          <w:rStyle w:val="af"/>
-          <w:i w:val="0"/>
-          <w:iCs w:val="0"/>
-        </w:rPr>
-        <w:t>До сих пор не получилось сделать тактовый сигнал 7 нс (только 6 и 8 нс)</w:t>
-      </w:r>
-      <w:r>
-        <w:rPr>
-          <w:rStyle w:val="af"/>
-          <w:i w:val="0"/>
-          <w:iCs w:val="0"/>
+        <w:t>6) До сих пор не получилось сделать тактовый сигнал 7 нс (только 6 и 8 нс);</w:t>
+      </w:r>
+    </w:p>
+    <w:p>
+      <w:pPr>
+        <w:rPr>
+          <w:rStyle w:val="af"/>
+          <w:i w:val="0"/>
+          <w:iCs w:val="0"/>
+        </w:rPr>
+      </w:pPr>
+    </w:p>
+    <w:p>
+      <w:pPr>
+        <w:rPr>
+          <w:rStyle w:val="af"/>
+          <w:i w:val="0"/>
+          <w:iCs w:val="0"/>
+        </w:rPr>
+      </w:pPr>
+      <w:r>
+        <w:rPr>
+          <w:rStyle w:val="af"/>
+          <w:i w:val="0"/>
+          <w:iCs w:val="0"/>
+        </w:rPr>
+        <w:t xml:space="preserve">Из описания на уровне регистровых передач для контроллера памяти убраны </w:t>
+      </w:r>
+      <w:r>
+        <w:rPr>
+          <w:rStyle w:val="af"/>
+          <w:i w:val="0"/>
+          <w:iCs w:val="0"/>
+          <w:lang w:val="en-US"/>
+        </w:rPr>
+        <w:t>task</w:t>
+      </w:r>
+      <w:r>
+        <w:rPr>
+          <w:rStyle w:val="af"/>
+          <w:i w:val="0"/>
+          <w:iCs w:val="0"/>
+        </w:rPr>
+        <w:t xml:space="preserve"> (</w:t>
+      </w:r>
+      <w:r>
+        <w:rPr>
+          <w:rStyle w:val="af"/>
+          <w:i w:val="0"/>
+          <w:iCs w:val="0"/>
+        </w:rPr>
+        <w:t xml:space="preserve">возможно из-за них </w:t>
+      </w:r>
+      <w:r>
+        <w:rPr>
+          <w:rStyle w:val="af"/>
+          <w:i w:val="0"/>
+          <w:iCs w:val="0"/>
+          <w:lang w:val="en-US"/>
+        </w:rPr>
+        <w:t>Xilinx</w:t>
+      </w:r>
+      <w:r>
+        <w:rPr>
+          <w:rStyle w:val="af"/>
+          <w:i w:val="0"/>
+          <w:iCs w:val="0"/>
+        </w:rPr>
+        <w:t xml:space="preserve"> </w:t>
+      </w:r>
+      <w:r>
+        <w:rPr>
+          <w:rStyle w:val="af"/>
+          <w:i w:val="0"/>
+          <w:iCs w:val="0"/>
+          <w:lang w:val="en-US"/>
+        </w:rPr>
+        <w:t>ISE</w:t>
+      </w:r>
+      <w:r>
+        <w:rPr>
+          <w:rStyle w:val="af"/>
+          <w:i w:val="0"/>
+          <w:iCs w:val="0"/>
+        </w:rPr>
+        <w:t xml:space="preserve"> </w:t>
+      </w:r>
+      <w:r>
+        <w:rPr>
+          <w:rStyle w:val="af"/>
+          <w:i w:val="0"/>
+          <w:iCs w:val="0"/>
+        </w:rPr>
+        <w:t>выдаёт ошибки и предупреждения</w:t>
+      </w:r>
+      <w:r>
+        <w:rPr>
+          <w:rStyle w:val="af"/>
+          <w:i w:val="0"/>
+          <w:iCs w:val="0"/>
+        </w:rPr>
+        <w:t>)</w:t>
+      </w:r>
+      <w:r>
+        <w:rPr>
+          <w:rStyle w:val="af"/>
+          <w:i w:val="0"/>
+          <w:iCs w:val="0"/>
+        </w:rPr>
+        <w:t>.</w:t>
+      </w:r>
+    </w:p>
+    <w:p>
+      <w:pPr>
+        <w:rPr>
+          <w:rStyle w:val="af"/>
+          <w:i w:val="0"/>
+          <w:iCs w:val="0"/>
+        </w:rPr>
+      </w:pPr>
+      <w:r>
+        <w:rPr>
+          <w:rStyle w:val="af"/>
+          <w:i w:val="0"/>
+          <w:iCs w:val="0"/>
+        </w:rPr>
+        <w:t xml:space="preserve">Исправлен маленький баг с тем, что при операции </w:t>
+      </w:r>
+      <w:r>
+        <w:rPr>
+          <w:rStyle w:val="af"/>
+          <w:i w:val="0"/>
+          <w:iCs w:val="0"/>
+          <w:lang w:val="en-US"/>
+        </w:rPr>
+        <w:t>RECHARGE</w:t>
+      </w:r>
+      <w:r>
+        <w:rPr>
+          <w:rStyle w:val="af"/>
+          <w:i w:val="0"/>
+          <w:iCs w:val="0"/>
+        </w:rPr>
+        <w:t xml:space="preserve"> оставались два бита, неподтянутых к </w:t>
+      </w:r>
+      <w:r>
+        <w:rPr>
+          <w:rStyle w:val="af"/>
+          <w:i w:val="0"/>
+          <w:iCs w:val="0"/>
+          <w:lang w:val="en-US"/>
+        </w:rPr>
+        <w:t>Z</w:t>
+      </w:r>
+      <w:r>
+        <w:rPr>
+          <w:rStyle w:val="af"/>
+          <w:i w:val="0"/>
+          <w:iCs w:val="0"/>
+        </w:rPr>
+        <w:t>.</w:t>
+      </w:r>
+    </w:p>
+    <w:p>
+      <w:pPr>
+        <w:rPr>
+          <w:rStyle w:val="af"/>
+          <w:i w:val="0"/>
+          <w:iCs w:val="0"/>
+          <w:u w:val="single"/>
+        </w:rPr>
+      </w:pPr>
+    </w:p>
+    <w:p>
+      <w:pPr>
+        <w:rPr>
+          <w:rStyle w:val="af"/>
+          <w:i w:val="0"/>
+          <w:iCs w:val="0"/>
+          <w:u w:val="single"/>
+        </w:rPr>
+      </w:pPr>
+      <w:r>
+        <w:rPr>
+          <w:rStyle w:val="af"/>
+          <w:i w:val="0"/>
+          <w:iCs w:val="0"/>
+          <w:u w:val="single"/>
+        </w:rPr>
+        <w:t xml:space="preserve">День </w:t>
+      </w:r>
+      <w:r>
+        <w:rPr>
+          <w:rStyle w:val="af"/>
+          <w:i w:val="0"/>
+          <w:iCs w:val="0"/>
+          <w:u w:val="single"/>
+        </w:rPr>
+        <w:t>7-8</w:t>
+      </w:r>
+      <w:r>
+        <w:rPr>
+          <w:rStyle w:val="af"/>
+          <w:i w:val="0"/>
+          <w:iCs w:val="0"/>
+          <w:u w:val="single"/>
+        </w:rPr>
+        <w:t>.</w:t>
+      </w:r>
+    </w:p>
+    <w:p>
+      <w:pPr>
+        <w:rPr>
+          <w:rStyle w:val="af"/>
+          <w:i w:val="0"/>
+          <w:iCs w:val="0"/>
+        </w:rPr>
+      </w:pPr>
+      <w:r>
+        <w:rPr>
+          <w:rStyle w:val="af"/>
+          <w:i w:val="0"/>
+          <w:iCs w:val="0"/>
+        </w:rPr>
+        <w:t xml:space="preserve">В данный промежуток времени решались проблемы, указанные в </w:t>
+      </w:r>
+      <w:r>
+        <w:rPr>
+          <w:rStyle w:val="af"/>
+          <w:i w:val="0"/>
+          <w:iCs w:val="0"/>
+          <w:u w:val="single"/>
+        </w:rPr>
+        <w:t>день 6</w:t>
+      </w:r>
+      <w:r>
+        <w:rPr>
+          <w:rStyle w:val="af"/>
+          <w:i w:val="0"/>
+          <w:iCs w:val="0"/>
+        </w:rPr>
+        <w:t xml:space="preserve"> и поэтому трудно сказать, что конкретно было сделано. </w:t>
+      </w:r>
+    </w:p>
+    <w:p>
+      <w:pPr>
+        <w:rPr>
+          <w:rStyle w:val="af"/>
+          <w:i w:val="0"/>
+          <w:iCs w:val="0"/>
+        </w:rPr>
+      </w:pPr>
+      <w:r>
+        <w:rPr>
+          <w:rStyle w:val="af"/>
+          <w:i w:val="0"/>
+          <w:iCs w:val="0"/>
+        </w:rPr>
+        <w:t xml:space="preserve">Главное, что было необходимо сделать – это убрать условие передачи данных по условию </w:t>
+      </w:r>
+      <w:r>
+        <w:rPr>
+          <w:rStyle w:val="af"/>
+          <w:i w:val="0"/>
+          <w:iCs w:val="0"/>
+          <w:lang w:val="en-US"/>
+        </w:rPr>
+        <w:t>if</w:t>
+      </w:r>
+      <w:r>
+        <w:rPr>
+          <w:rStyle w:val="af"/>
+          <w:i w:val="0"/>
+          <w:iCs w:val="0"/>
+        </w:rPr>
+        <w:t>(</w:t>
+      </w:r>
+      <w:r>
+        <w:rPr>
+          <w:rStyle w:val="af"/>
+          <w:i w:val="0"/>
+          <w:iCs w:val="0"/>
+          <w:lang w:val="en-US"/>
+        </w:rPr>
+        <w:t>RDY</w:t>
+      </w:r>
+      <w:r>
+        <w:rPr>
+          <w:rStyle w:val="af"/>
+          <w:i w:val="0"/>
+          <w:iCs w:val="0"/>
+        </w:rPr>
+        <w:t xml:space="preserve">), </w:t>
+      </w:r>
+      <w:r>
+        <w:rPr>
+          <w:rStyle w:val="af"/>
+          <w:i w:val="0"/>
+          <w:iCs w:val="0"/>
+        </w:rPr>
+        <w:t xml:space="preserve">после того как оно было убрано, код стал рабочим, началась передача как строк, так и столбцов. </w:t>
+      </w:r>
+    </w:p>
+    <w:p>
+      <w:pPr>
+        <w:rPr>
+          <w:rStyle w:val="af"/>
+          <w:i w:val="0"/>
+          <w:iCs w:val="0"/>
+        </w:rPr>
+      </w:pPr>
+      <w:r>
+        <w:rPr>
+          <w:rStyle w:val="af"/>
+          <w:i w:val="0"/>
+          <w:iCs w:val="0"/>
+        </w:rPr>
+        <w:t xml:space="preserve">Подогнав тайминги, сделав их сумму равной 9, как и один цикл работы контроллера, получилось синхронизировать работу тестбенча и контроллера, а он в свою очередь начал правильно работать с памятью. </w:t>
+      </w:r>
+    </w:p>
+    <w:p>
+      <w:pPr>
+        <w:rPr>
+          <w:rStyle w:val="af"/>
+          <w:i w:val="0"/>
+          <w:iCs w:val="0"/>
+        </w:rPr>
+      </w:pPr>
+      <w:r>
+        <w:rPr>
+          <w:rStyle w:val="af"/>
+          <w:b/>
+          <w:bCs/>
+          <w:i w:val="0"/>
+          <w:iCs w:val="0"/>
+          <w:u w:val="single"/>
+        </w:rPr>
+        <w:t xml:space="preserve">Необходимо было учесть, что слева стоит </w:t>
+      </w:r>
+      <w:r>
+        <w:rPr>
+          <w:rStyle w:val="af"/>
+          <w:b/>
+          <w:bCs/>
+          <w:i w:val="0"/>
+          <w:iCs w:val="0"/>
+          <w:u w:val="single"/>
+        </w:rPr>
+        <w:t>то,</w:t>
+      </w:r>
+      <w:r>
+        <w:rPr>
+          <w:rStyle w:val="af"/>
+          <w:b/>
+          <w:bCs/>
+          <w:i w:val="0"/>
+          <w:iCs w:val="0"/>
+          <w:u w:val="single"/>
+        </w:rPr>
+        <w:t xml:space="preserve"> чему присваиваются значения, а справа что присваивается в функции </w:t>
+      </w:r>
+      <w:r>
+        <w:rPr>
+          <w:rStyle w:val="af"/>
+          <w:b/>
+          <w:bCs/>
+          <w:i w:val="0"/>
+          <w:iCs w:val="0"/>
+          <w:u w:val="single"/>
+          <w:lang w:val="en-US"/>
+        </w:rPr>
+        <w:t>assign</w:t>
+      </w:r>
+      <w:r>
+        <w:rPr>
+          <w:rStyle w:val="af"/>
+          <w:b/>
+          <w:bCs/>
+          <w:i w:val="0"/>
+          <w:iCs w:val="0"/>
+          <w:u w:val="single"/>
+        </w:rPr>
+        <w:t xml:space="preserve">. </w:t>
+      </w:r>
+      <w:r>
+        <w:rPr>
+          <w:rStyle w:val="af"/>
+          <w:i w:val="0"/>
+          <w:iCs w:val="0"/>
+        </w:rPr>
+        <w:t>Из-за данной ошибки контроллер неправильно работал с памятью (точнее вообще не передавал команды).</w:t>
+      </w:r>
+    </w:p>
+    <w:p>
+      <w:pPr>
+        <w:rPr>
+          <w:rStyle w:val="af"/>
+          <w:i w:val="0"/>
+          <w:iCs w:val="0"/>
+        </w:rPr>
+      </w:pPr>
+      <w:r>
+        <w:rPr>
+          <w:rStyle w:val="af"/>
+          <w:i w:val="0"/>
+          <w:iCs w:val="0"/>
+        </w:rPr>
+        <w:lastRenderedPageBreak/>
+        <w:t>Так</w:t>
+      </w:r>
+      <w:r>
+        <w:rPr>
+          <w:rStyle w:val="af"/>
+          <w:i w:val="0"/>
+          <w:iCs w:val="0"/>
+        </w:rPr>
+        <w:t xml:space="preserve"> </w:t>
+      </w:r>
+      <w:r>
+        <w:rPr>
+          <w:rStyle w:val="af"/>
+          <w:i w:val="0"/>
+          <w:iCs w:val="0"/>
+        </w:rPr>
+        <w:t>же</w:t>
+      </w:r>
+      <w:r>
+        <w:rPr>
+          <w:rStyle w:val="af"/>
+          <w:i w:val="0"/>
+          <w:iCs w:val="0"/>
+        </w:rPr>
+        <w:t xml:space="preserve"> </w:t>
+      </w:r>
+      <w:r>
+        <w:rPr>
+          <w:rStyle w:val="af"/>
+          <w:i w:val="0"/>
+          <w:iCs w:val="0"/>
+        </w:rPr>
+        <w:t>переменные</w:t>
+      </w:r>
+      <w:r>
+        <w:rPr>
+          <w:rStyle w:val="af"/>
+          <w:i w:val="0"/>
+          <w:iCs w:val="0"/>
+        </w:rPr>
+        <w:t xml:space="preserve"> </w:t>
+      </w:r>
+      <w:r>
+        <w:rPr>
+          <w:rStyle w:val="af"/>
+          <w:i w:val="0"/>
+          <w:iCs w:val="0"/>
+          <w:lang w:val="en-US"/>
+        </w:rPr>
+        <w:t>CLK</w:t>
+      </w:r>
+      <w:r>
+        <w:rPr>
+          <w:rStyle w:val="af"/>
+          <w:i w:val="0"/>
+          <w:iCs w:val="0"/>
+        </w:rPr>
+        <w:t xml:space="preserve">, </w:t>
+      </w:r>
+      <w:r>
+        <w:rPr>
+          <w:rStyle w:val="af"/>
+          <w:i w:val="0"/>
+          <w:iCs w:val="0"/>
+          <w:lang w:val="en-US"/>
+        </w:rPr>
+        <w:t>DIN</w:t>
+      </w:r>
+      <w:r>
+        <w:rPr>
+          <w:rStyle w:val="af"/>
+          <w:i w:val="0"/>
+          <w:iCs w:val="0"/>
+        </w:rPr>
+        <w:t xml:space="preserve">, </w:t>
+      </w:r>
+      <w:r>
+        <w:rPr>
+          <w:rStyle w:val="af"/>
+          <w:i w:val="0"/>
+          <w:iCs w:val="0"/>
+          <w:lang w:val="en-US"/>
+        </w:rPr>
+        <w:t>addr</w:t>
+      </w:r>
+      <w:r>
+        <w:rPr>
+          <w:rStyle w:val="af"/>
+          <w:i w:val="0"/>
+          <w:iCs w:val="0"/>
+        </w:rPr>
+        <w:t>_</w:t>
+      </w:r>
+      <w:r>
+        <w:rPr>
+          <w:rStyle w:val="af"/>
+          <w:i w:val="0"/>
+          <w:iCs w:val="0"/>
+          <w:lang w:val="en-US"/>
+        </w:rPr>
+        <w:t>row</w:t>
+      </w:r>
+      <w:r>
+        <w:rPr>
+          <w:rStyle w:val="af"/>
+          <w:i w:val="0"/>
+          <w:iCs w:val="0"/>
+        </w:rPr>
+        <w:t xml:space="preserve">, </w:t>
+      </w:r>
+      <w:r>
+        <w:rPr>
+          <w:rStyle w:val="af"/>
+          <w:i w:val="0"/>
+          <w:iCs w:val="0"/>
+          <w:lang w:val="en-US"/>
+        </w:rPr>
+        <w:t>addr</w:t>
+      </w:r>
+      <w:r>
+        <w:rPr>
+          <w:rStyle w:val="af"/>
+          <w:i w:val="0"/>
+          <w:iCs w:val="0"/>
+        </w:rPr>
+        <w:t>_</w:t>
+      </w:r>
+      <w:r>
+        <w:rPr>
+          <w:rStyle w:val="af"/>
+          <w:i w:val="0"/>
+          <w:iCs w:val="0"/>
+          <w:lang w:val="en-US"/>
+        </w:rPr>
+        <w:t>collumn</w:t>
+      </w:r>
+      <w:r>
+        <w:rPr>
+          <w:rStyle w:val="af"/>
+          <w:i w:val="0"/>
+          <w:iCs w:val="0"/>
+        </w:rPr>
+        <w:t xml:space="preserve">, </w:t>
+      </w:r>
+      <w:r>
+        <w:rPr>
+          <w:rStyle w:val="af"/>
+          <w:i w:val="0"/>
+          <w:iCs w:val="0"/>
+        </w:rPr>
+        <w:t>передаются по ссылке, чтобы работа происходила непосредственно с ними, и не создавались копии.</w:t>
+      </w:r>
+      <w:r>
+        <w:rPr>
+          <w:rStyle w:val="af"/>
+          <w:i w:val="0"/>
+          <w:iCs w:val="0"/>
+        </w:rPr>
+        <w:t xml:space="preserve"> В тестах для удобства заполняется дублёр памяти (который является массивом </w:t>
+      </w:r>
+      <w:r>
+        <w:rPr>
+          <w:rStyle w:val="af"/>
+          <w:i w:val="0"/>
+          <w:iCs w:val="0"/>
+          <w:lang w:val="en-US"/>
+        </w:rPr>
+        <w:t>double</w:t>
+      </w:r>
+      <w:r>
+        <w:rPr>
+          <w:rStyle w:val="af"/>
+          <w:i w:val="0"/>
+          <w:iCs w:val="0"/>
+        </w:rPr>
+        <w:t xml:space="preserve"> [</w:t>
+      </w:r>
+      <w:r>
+        <w:rPr>
+          <w:rStyle w:val="af"/>
+          <w:i w:val="0"/>
+          <w:iCs w:val="0"/>
+          <w:lang w:val="en-US"/>
+        </w:rPr>
+        <w:t>Bank</w:t>
+      </w:r>
+      <w:r>
+        <w:rPr>
+          <w:rStyle w:val="af"/>
+          <w:i w:val="0"/>
+          <w:iCs w:val="0"/>
+        </w:rPr>
+        <w:t>_</w:t>
+      </w:r>
+      <w:r>
+        <w:rPr>
+          <w:rStyle w:val="af"/>
+          <w:i w:val="0"/>
+          <w:iCs w:val="0"/>
+          <w:lang w:val="en-US"/>
+        </w:rPr>
+        <w:t>number</w:t>
+      </w:r>
+      <w:r>
+        <w:rPr>
+          <w:rStyle w:val="af"/>
+          <w:i w:val="0"/>
+          <w:iCs w:val="0"/>
+        </w:rPr>
+        <w:t>][</w:t>
+      </w:r>
+      <w:r>
+        <w:rPr>
+          <w:rStyle w:val="af"/>
+          <w:i w:val="0"/>
+          <w:iCs w:val="0"/>
+          <w:lang w:val="en-US"/>
+        </w:rPr>
+        <w:t>Row</w:t>
+      </w:r>
+      <w:r>
+        <w:rPr>
+          <w:rStyle w:val="af"/>
+          <w:i w:val="0"/>
+          <w:iCs w:val="0"/>
+        </w:rPr>
+        <w:t>_</w:t>
+      </w:r>
+      <w:r>
+        <w:rPr>
+          <w:rStyle w:val="af"/>
+          <w:i w:val="0"/>
+          <w:iCs w:val="0"/>
+          <w:lang w:val="en-US"/>
+        </w:rPr>
+        <w:t>number</w:t>
+      </w:r>
+      <w:r>
+        <w:rPr>
+          <w:rStyle w:val="af"/>
+          <w:i w:val="0"/>
+          <w:iCs w:val="0"/>
+        </w:rPr>
+        <w:t>][</w:t>
+      </w:r>
+      <w:r>
+        <w:rPr>
+          <w:rStyle w:val="af"/>
+          <w:i w:val="0"/>
+          <w:iCs w:val="0"/>
+          <w:lang w:val="en-US"/>
+        </w:rPr>
+        <w:t>Collumn</w:t>
+      </w:r>
+      <w:r>
+        <w:rPr>
+          <w:rStyle w:val="af"/>
+          <w:i w:val="0"/>
+          <w:iCs w:val="0"/>
+        </w:rPr>
+        <w:t xml:space="preserve"> </w:t>
+      </w:r>
+      <w:r>
+        <w:rPr>
+          <w:rStyle w:val="af"/>
+          <w:i w:val="0"/>
+          <w:iCs w:val="0"/>
+          <w:lang w:val="en-US"/>
+        </w:rPr>
+        <w:t>number</w:t>
+      </w:r>
+      <w:r>
+        <w:rPr>
+          <w:rStyle w:val="af"/>
+          <w:i w:val="0"/>
+          <w:iCs w:val="0"/>
+        </w:rPr>
+        <w:t>]</w:t>
+      </w:r>
+      <w:r>
+        <w:rPr>
+          <w:rStyle w:val="af"/>
+          <w:i w:val="0"/>
+          <w:iCs w:val="0"/>
+        </w:rPr>
+        <w:t>)</w:t>
+      </w:r>
+      <w:r>
+        <w:rPr>
+          <w:rStyle w:val="af"/>
+          <w:i w:val="0"/>
+          <w:iCs w:val="0"/>
+        </w:rPr>
+        <w:t xml:space="preserve">, </w:t>
+      </w:r>
+      <w:r>
+        <w:rPr>
+          <w:rStyle w:val="af"/>
+          <w:i w:val="0"/>
+          <w:iCs w:val="0"/>
+        </w:rPr>
+        <w:t>с содержимым которого потом сверяется содержимое памяти.</w:t>
+      </w:r>
+    </w:p>
+    <w:p>
+      <w:pPr>
+        <w:rPr>
+          <w:rStyle w:val="af"/>
+          <w:b/>
+          <w:bCs/>
+          <w:i w:val="0"/>
+          <w:iCs w:val="0"/>
+          <w:u w:val="single"/>
+        </w:rPr>
+      </w:pPr>
+      <w:r>
+        <w:rPr>
+          <w:rStyle w:val="af"/>
+          <w:b/>
+          <w:bCs/>
+          <w:i w:val="0"/>
+          <w:iCs w:val="0"/>
+          <w:u w:val="single"/>
+          <w:lang w:val="en-US"/>
+        </w:rPr>
+        <w:t>RELEASE</w:t>
+      </w:r>
+      <w:r>
+        <w:rPr>
+          <w:rStyle w:val="af"/>
+          <w:b/>
+          <w:bCs/>
+          <w:i w:val="0"/>
+          <w:iCs w:val="0"/>
+          <w:u w:val="single"/>
+        </w:rPr>
+        <w:t xml:space="preserve"> 1.0.</w:t>
+      </w:r>
+      <w:r>
+        <w:rPr>
+          <w:rStyle w:val="af"/>
+          <w:b/>
+          <w:bCs/>
+          <w:i w:val="0"/>
+          <w:iCs w:val="0"/>
+          <w:u w:val="single"/>
+        </w:rPr>
+        <w:t xml:space="preserve"> </w:t>
+      </w:r>
+    </w:p>
+    <w:p>
+      <w:pPr>
+        <w:rPr>
+          <w:rStyle w:val="af"/>
+          <w:i w:val="0"/>
+          <w:iCs w:val="0"/>
+          <w:u w:val="single"/>
+        </w:rPr>
+      </w:pPr>
+      <w:r>
+        <w:rPr>
+          <w:rStyle w:val="af"/>
+          <w:i w:val="0"/>
+          <w:iCs w:val="0"/>
+          <w:u w:val="single"/>
+        </w:rPr>
+        <w:t>День 9.</w:t>
+      </w:r>
+    </w:p>
+    <w:p>
+      <w:pPr>
+        <w:rPr>
+          <w:rStyle w:val="af"/>
+          <w:i w:val="0"/>
+        </w:rPr>
+      </w:pPr>
+      <w:r>
+        <w:rPr>
+          <w:rStyle w:val="af"/>
+          <w:i w:val="0"/>
+        </w:rPr>
+        <w:t xml:space="preserve">Был отлажен тестовый сценарий на языке </w:t>
+      </w:r>
+      <w:r>
+        <w:rPr>
+          <w:rStyle w:val="af"/>
+          <w:i w:val="0"/>
+          <w:lang w:val="en-US"/>
+        </w:rPr>
+        <w:t>SystemVerilog</w:t>
+      </w:r>
+      <w:r>
+        <w:rPr>
+          <w:rStyle w:val="af"/>
+          <w:i w:val="0"/>
+        </w:rPr>
+        <w:t xml:space="preserve">, </w:t>
+      </w:r>
+      <w:r>
+        <w:rPr>
+          <w:rStyle w:val="af"/>
+          <w:i w:val="0"/>
+        </w:rPr>
+        <w:t>получилось синхронизировать подачу данных с работой памяти, на данный момент симуляция в ПО имитирует работу железа. На данный момент написан тест с заполнением случайными числами 520-ти ячеек памяти с начальными адресами (0-1 строка, 0-511 столбец). Данный тест прошёл успешно, данны</w:t>
+      </w:r>
+      <w:r>
+        <w:rPr>
+          <w:rStyle w:val="af"/>
+          <w:i w:val="0"/>
+        </w:rPr>
+        <w:t>е</w:t>
+      </w:r>
+      <w:r>
+        <w:rPr>
+          <w:rStyle w:val="af"/>
+          <w:i w:val="0"/>
+        </w:rPr>
+        <w:t xml:space="preserve"> успешно были записаны и считаны. </w:t>
+      </w:r>
+    </w:p>
+    <w:p>
+      <w:pPr>
+        <w:rPr>
+          <w:rStyle w:val="af"/>
+          <w:i w:val="0"/>
+        </w:rPr>
+      </w:pPr>
+      <w:r>
+        <w:rPr>
+          <w:rStyle w:val="af"/>
+          <w:i w:val="0"/>
+        </w:rPr>
+        <w:t>Проблемы:</w:t>
+      </w:r>
+    </w:p>
+    <w:p>
+      <w:pPr>
+        <w:rPr>
+          <w:rStyle w:val="af"/>
+          <w:i w:val="0"/>
+        </w:rPr>
+      </w:pPr>
+      <w:r>
+        <w:rPr>
+          <w:rStyle w:val="af"/>
+          <w:i w:val="0"/>
+        </w:rPr>
+        <w:t>1) Данные</w:t>
+      </w:r>
+      <w:r>
+        <w:rPr>
+          <w:rStyle w:val="af"/>
+          <w:i w:val="0"/>
+        </w:rPr>
+        <w:t xml:space="preserve"> не выводятся на выход </w:t>
+      </w:r>
+      <w:r>
+        <w:rPr>
+          <w:rStyle w:val="af"/>
+          <w:i w:val="0"/>
+          <w:lang w:val="en-US"/>
+        </w:rPr>
+        <w:t>DOUT</w:t>
+      </w:r>
+      <w:r>
+        <w:rPr>
+          <w:rStyle w:val="af"/>
+          <w:i w:val="0"/>
+        </w:rPr>
+        <w:t xml:space="preserve">, </w:t>
+      </w:r>
+      <w:r>
+        <w:rPr>
+          <w:rStyle w:val="af"/>
+          <w:i w:val="0"/>
+        </w:rPr>
+        <w:t xml:space="preserve">пока находятся только на проводе </w:t>
+      </w:r>
+      <w:r>
+        <w:rPr>
+          <w:rStyle w:val="af"/>
+          <w:i w:val="0"/>
+          <w:lang w:val="en-US"/>
+        </w:rPr>
+        <w:t>DQ</w:t>
+      </w:r>
+      <w:r>
+        <w:rPr>
+          <w:rStyle w:val="af"/>
+          <w:i w:val="0"/>
+        </w:rPr>
+        <w:t xml:space="preserve"> </w:t>
+      </w:r>
+      <w:r>
+        <w:rPr>
+          <w:rStyle w:val="af"/>
+          <w:i w:val="0"/>
+        </w:rPr>
+        <w:t>контроллера памяти, необходимо решить эту проблему</w:t>
+      </w:r>
+      <w:r>
+        <w:rPr>
+          <w:rStyle w:val="af"/>
+          <w:i w:val="0"/>
         </w:rPr>
         <w:t>;</w:t>
       </w:r>
@@ -2634,65 +3523,55 @@
         <w:rPr>
           <w:rStyle w:val="af"/>
           <w:i w:val="0"/>
-          <w:iCs w:val="0"/>
-        </w:rPr>
-      </w:pPr>
-    </w:p>
-    <w:p>
-      <w:pPr>
-        <w:rPr>
-          <w:rStyle w:val="af"/>
-          <w:i w:val="0"/>
-          <w:iCs w:val="0"/>
-        </w:rPr>
-      </w:pPr>
-      <w:r>
-        <w:rPr>
-          <w:rStyle w:val="af"/>
-          <w:i w:val="0"/>
-          <w:iCs w:val="0"/>
-        </w:rPr>
-        <w:t xml:space="preserve">Из описания на уровне регистровых передач для контроллера памяти убраны </w:t>
-      </w:r>
-      <w:r>
-        <w:rPr>
-          <w:rStyle w:val="af"/>
-          <w:i w:val="0"/>
-          <w:iCs w:val="0"/>
-          <w:lang w:val="en-US"/>
-        </w:rPr>
-        <w:t>task</w:t>
-      </w:r>
-      <w:r>
-        <w:rPr>
-          <w:rStyle w:val="af"/>
-          <w:i w:val="0"/>
-          <w:iCs w:val="0"/>
-        </w:rPr>
-        <w:t xml:space="preserve"> (</w:t>
-      </w:r>
-      <w:r>
-        <w:rPr>
-          <w:rStyle w:val="af"/>
-          <w:i w:val="0"/>
-          <w:iCs w:val="0"/>
-        </w:rPr>
-        <w:t xml:space="preserve">возможно из-за них </w:t>
-      </w:r>
-      <w:r>
-        <w:rPr>
-          <w:rStyle w:val="af"/>
-          <w:i w:val="0"/>
-          <w:iCs w:val="0"/>
-          <w:lang w:val="en-US"/>
-        </w:rPr>
-        <w:t>Xilinx</w:t>
-      </w:r>
-      <w:r>
-        <w:rPr>
-          <w:rStyle w:val="af"/>
-          <w:i w:val="0"/>
-          <w:iCs w:val="0"/>
+        </w:rPr>
+      </w:pPr>
+      <w:r>
+        <w:rPr>
+          <w:rStyle w:val="af"/>
+          <w:i w:val="0"/>
+        </w:rPr>
+        <w:t xml:space="preserve">2) Данные выводятся слишком короткий промежуток времени ( </w:t>
+      </w:r>
+      <w:r>
+        <w:rPr>
+          <w:rStyle w:val="af"/>
+          <w:i w:val="0"/>
+        </w:rPr>
+        <w:t>&lt;</w:t>
+      </w:r>
+      <w:r>
+        <w:rPr>
+          <w:rStyle w:val="af"/>
+          <w:i w:val="0"/>
+        </w:rPr>
+        <w:t xml:space="preserve"> такта)</w:t>
+      </w:r>
+      <w:r>
+        <w:rPr>
+          <w:rStyle w:val="af"/>
+          <w:i w:val="0"/>
+        </w:rPr>
+        <w:t>;</w:t>
+      </w:r>
+    </w:p>
+    <w:p>
+      <w:pPr>
+        <w:rPr>
+          <w:rStyle w:val="af"/>
+          <w:i w:val="0"/>
+        </w:rPr>
+      </w:pPr>
+      <w:r>
+        <w:rPr>
+          <w:rStyle w:val="af"/>
+          <w:i w:val="0"/>
+        </w:rPr>
+        <w:t>3)</w:t>
+      </w:r>
+      <w:r>
+        <w:rPr>
+          <w:rStyle w:val="af"/>
+          <w:i w:val="0"/>
         </w:rPr>
         <w:t xml:space="preserve"> </w:t>
       </w:r>
@@ -2700,16 +3579,21 @@
         <w:rPr>
           <w:rStyle w:val="af"/>
           <w:i w:val="0"/>
-          <w:iCs w:val="0"/>
-          <w:lang w:val="en-US"/>
-        </w:rPr>
-        <w:t>ISE</w:t>
-      </w:r>
-      <w:r>
-        <w:rPr>
-          <w:rStyle w:val="af"/>
-          <w:i w:val="0"/>
-          <w:iCs w:val="0"/>
+        </w:rPr>
+        <w:t xml:space="preserve">Есть проблемы с </w:t>
+      </w:r>
+      <w:r>
+        <w:rPr>
+          <w:rStyle w:val="af"/>
+          <w:i w:val="0"/>
+          <w:lang w:val="en-US"/>
+        </w:rPr>
+        <w:t>tRC</w:t>
+      </w:r>
+      <w:r>
+        <w:rPr>
+          <w:rStyle w:val="af"/>
+          <w:i w:val="0"/>
         </w:rPr>
         <w:t xml:space="preserve"> </w:t>
       </w:r>
@@ -2717,25 +3601,110 @@
         <w:rPr>
           <w:rStyle w:val="af"/>
           <w:i w:val="0"/>
-          <w:iCs w:val="0"/>
-        </w:rPr>
-        <w:t>выдаёт ошибки и предупреждения</w:t>
-      </w:r>
-      <w:r>
-        <w:rPr>
-          <w:rStyle w:val="af"/>
-          <w:i w:val="0"/>
-          <w:iCs w:val="0"/>
-        </w:rPr>
-        <w:t>)</w:t>
-      </w:r>
-      <w:r>
-        <w:rPr>
-          <w:rStyle w:val="af"/>
-          <w:i w:val="0"/>
-          <w:iCs w:val="0"/>
-        </w:rPr>
-        <w:t>.</w:t>
+        </w:rPr>
+        <w:t xml:space="preserve">и </w:t>
+      </w:r>
+      <w:r>
+        <w:rPr>
+          <w:rStyle w:val="af"/>
+          <w:i w:val="0"/>
+          <w:lang w:val="en-US"/>
+        </w:rPr>
+        <w:t>tRAS</w:t>
+      </w:r>
+      <w:r>
+        <w:rPr>
+          <w:rStyle w:val="af"/>
+          <w:i w:val="0"/>
+        </w:rPr>
+        <w:t>;</w:t>
+      </w:r>
+    </w:p>
+    <w:p>
+      <w:pPr>
+        <w:rPr>
+          <w:rStyle w:val="af"/>
+          <w:i w:val="0"/>
+        </w:rPr>
+      </w:pPr>
+      <w:r>
+        <w:rPr>
+          <w:rStyle w:val="af"/>
+          <w:i w:val="0"/>
+        </w:rPr>
+        <w:t xml:space="preserve">4) </w:t>
+      </w:r>
+      <w:r>
+        <w:rPr>
+          <w:rStyle w:val="af"/>
+          <w:i w:val="0"/>
+        </w:rPr>
+        <w:t>Необходимо р</w:t>
+      </w:r>
+      <w:r>
+        <w:rPr>
+          <w:rStyle w:val="af"/>
+          <w:i w:val="0"/>
+        </w:rPr>
+        <w:t>еализовать задержки на входах</w:t>
+      </w:r>
+      <w:r>
+        <w:rPr>
+          <w:rStyle w:val="af"/>
+          <w:i w:val="0"/>
+        </w:rPr>
+        <w:t>/</w:t>
+      </w:r>
+      <w:r>
+        <w:rPr>
+          <w:rStyle w:val="af"/>
+          <w:i w:val="0"/>
+        </w:rPr>
+        <w:t>выходах</w:t>
+      </w:r>
+      <w:r>
+        <w:rPr>
+          <w:rStyle w:val="af"/>
+          <w:i w:val="0"/>
+        </w:rPr>
+        <w:t>;</w:t>
+      </w:r>
+    </w:p>
+    <w:p>
+      <w:pPr>
+        <w:rPr>
+          <w:rStyle w:val="af"/>
+          <w:i w:val="0"/>
+        </w:rPr>
+      </w:pPr>
+      <w:r>
+        <w:rPr>
+          <w:rStyle w:val="af"/>
+          <w:i w:val="0"/>
+        </w:rPr>
+        <w:t xml:space="preserve">5) Разобраться с </w:t>
+      </w:r>
+      <w:r>
+        <w:rPr>
+          <w:rStyle w:val="af"/>
+          <w:i w:val="0"/>
+          <w:lang w:val="en-US"/>
+        </w:rPr>
+        <w:t>RDY</w:t>
+      </w:r>
+      <w:r>
+        <w:rPr>
+          <w:rStyle w:val="af"/>
+          <w:i w:val="0"/>
+        </w:rPr>
+        <w:t xml:space="preserve">, </w:t>
+      </w:r>
+      <w:r>
+        <w:rPr>
+          <w:rStyle w:val="af"/>
+          <w:i w:val="0"/>
+        </w:rPr>
+        <w:t>неправильно работает.</w:t>
       </w:r>
       <w:bookmarkStart w:id="0" w:name="_GoBack"/>
       <w:bookmarkEnd w:id="0"/>
@@ -2745,48 +3714,173 @@
         <w:rPr>
           <w:rStyle w:val="af"/>
           <w:i w:val="0"/>
-          <w:iCs w:val="0"/>
-        </w:rPr>
-      </w:pPr>
-      <w:r>
-        <w:rPr>
-          <w:rStyle w:val="af"/>
-          <w:i w:val="0"/>
-          <w:iCs w:val="0"/>
-        </w:rPr>
-        <w:t xml:space="preserve">Исправлен маленький баг с тем, что при операции </w:t>
-      </w:r>
-      <w:r>
-        <w:rPr>
-          <w:rStyle w:val="af"/>
-          <w:i w:val="0"/>
-          <w:iCs w:val="0"/>
-          <w:lang w:val="en-US"/>
-        </w:rPr>
-        <w:t>RECHARGE</w:t>
-      </w:r>
-      <w:r>
-        <w:rPr>
-          <w:rStyle w:val="af"/>
-          <w:i w:val="0"/>
-          <w:iCs w:val="0"/>
-        </w:rPr>
-        <w:t xml:space="preserve"> оставались два бита, неподтянутых к </w:t>
-      </w:r>
-      <w:r>
-        <w:rPr>
-          <w:rStyle w:val="af"/>
-          <w:i w:val="0"/>
-          <w:iCs w:val="0"/>
-          <w:lang w:val="en-US"/>
-        </w:rPr>
-        <w:t>Z</w:t>
-      </w:r>
-      <w:r>
-        <w:rPr>
-          <w:rStyle w:val="af"/>
-          <w:i w:val="0"/>
-          <w:iCs w:val="0"/>
+        </w:rPr>
+      </w:pPr>
+    </w:p>
+    <w:p>
+      <w:pPr>
+        <w:rPr>
+          <w:rStyle w:val="af"/>
+          <w:i w:val="0"/>
+        </w:rPr>
+      </w:pPr>
+      <w:r>
+        <w:rPr>
+          <w:rStyle w:val="af"/>
+          <w:i w:val="0"/>
+        </w:rPr>
+        <w:t>План дальнейших тестов:</w:t>
+      </w:r>
+    </w:p>
+    <w:p>
+      <w:pPr>
+        <w:rPr>
+          <w:rStyle w:val="af"/>
+          <w:i w:val="0"/>
+        </w:rPr>
+      </w:pPr>
+      <w:r>
+        <w:rPr>
+          <w:rStyle w:val="af"/>
+          <w:i w:val="0"/>
+        </w:rPr>
+        <w:t>1) Сделать полный набор тестов:</w:t>
+      </w:r>
+    </w:p>
+    <w:p>
+      <w:pPr>
+        <w:rPr>
+          <w:rStyle w:val="af"/>
+          <w:i w:val="0"/>
+        </w:rPr>
+      </w:pPr>
+      <w:r>
+        <w:rPr>
+          <w:rStyle w:val="af"/>
+          <w:i w:val="0"/>
+        </w:rPr>
+        <w:t>-</w:t>
+      </w:r>
+      <w:r>
+        <w:rPr>
+          <w:rStyle w:val="af"/>
+          <w:i w:val="0"/>
+        </w:rPr>
+        <w:t xml:space="preserve"> </w:t>
+      </w:r>
+      <w:r>
+        <w:rPr>
+          <w:rStyle w:val="af"/>
+          <w:i w:val="0"/>
+        </w:rPr>
+        <w:t>заполнение нулями (единицами) ограниченного количества ячеек в начале и в конце (м.б. в середине)</w:t>
+      </w:r>
+      <w:r>
+        <w:rPr>
+          <w:rStyle w:val="af"/>
+          <w:i w:val="0"/>
+        </w:rPr>
+        <w:t>;</w:t>
+      </w:r>
+    </w:p>
+    <w:p>
+      <w:pPr>
+        <w:rPr>
+          <w:rStyle w:val="af"/>
+          <w:i w:val="0"/>
+        </w:rPr>
+      </w:pPr>
+      <w:r>
+        <w:rPr>
+          <w:rStyle w:val="af"/>
+          <w:i w:val="0"/>
+        </w:rPr>
+        <w:t>-</w:t>
+      </w:r>
+      <w:r>
+        <w:rPr>
+          <w:rStyle w:val="af"/>
+          <w:i w:val="0"/>
+        </w:rPr>
+        <w:t xml:space="preserve"> </w:t>
+      </w:r>
+      <w:r>
+        <w:rPr>
+          <w:rStyle w:val="af"/>
+          <w:i w:val="0"/>
+        </w:rPr>
+        <w:t>заполнение случайными числами (ГОТОВО)</w:t>
+      </w:r>
+      <w:r>
+        <w:rPr>
+          <w:rStyle w:val="af"/>
+          <w:i w:val="0"/>
+        </w:rPr>
+        <w:t>;</w:t>
+      </w:r>
+    </w:p>
+    <w:p>
+      <w:pPr>
+        <w:rPr>
+          <w:rStyle w:val="af"/>
+          <w:i w:val="0"/>
+        </w:rPr>
+      </w:pPr>
+      <w:r>
+        <w:rPr>
+          <w:rStyle w:val="af"/>
+          <w:i w:val="0"/>
+        </w:rPr>
+        <w:t>- двойная запись (дважды записать и потом читать)</w:t>
+      </w:r>
+      <w:r>
+        <w:rPr>
+          <w:rStyle w:val="af"/>
+          <w:i w:val="0"/>
+        </w:rPr>
+        <w:t>;</w:t>
+      </w:r>
+    </w:p>
+    <w:p>
+      <w:pPr>
+        <w:rPr>
+          <w:rStyle w:val="af"/>
+          <w:i w:val="0"/>
+        </w:rPr>
+      </w:pPr>
+      <w:r>
+        <w:rPr>
+          <w:rStyle w:val="af"/>
+          <w:i w:val="0"/>
+        </w:rPr>
+        <w:t>- двойное чтение (единожды записать и дважды считать)</w:t>
+      </w:r>
+      <w:r>
+        <w:rPr>
+          <w:rStyle w:val="af"/>
+          <w:i w:val="0"/>
+        </w:rPr>
+        <w:t>;</w:t>
+      </w:r>
+    </w:p>
+    <w:p>
+      <w:pPr>
+        <w:rPr>
+          <w:rStyle w:val="af"/>
+          <w:i w:val="0"/>
+        </w:rPr>
+      </w:pPr>
+      <w:r>
+        <w:rPr>
+          <w:rStyle w:val="af"/>
+          <w:i w:val="0"/>
+        </w:rPr>
+        <w:t>- проверить работоспособность рефреша</w:t>
+      </w:r>
+      <w:r>
+        <w:rPr>
+          <w:rStyle w:val="af"/>
+          <w:i w:val="0"/>
         </w:rPr>
         <w:t>.</w:t>
       </w:r>
@@ -2796,17 +3890,60 @@
         <w:rPr>
           <w:rStyle w:val="af"/>
           <w:i w:val="0"/>
-          <w:iCs w:val="0"/>
-        </w:rPr>
-      </w:pPr>
-    </w:p>
-    <w:p>
-      <w:pPr>
-        <w:rPr>
-          <w:rStyle w:val="af"/>
-          <w:i w:val="0"/>
-        </w:rPr>
-      </w:pPr>
+        </w:rPr>
+      </w:pPr>
+      <w:r>
+        <w:rPr>
+          <w:rStyle w:val="af"/>
+          <w:i w:val="0"/>
+        </w:rPr>
+        <w:lastRenderedPageBreak/>
+        <w:t xml:space="preserve">2) </w:t>
+      </w:r>
+      <w:r>
+        <w:rPr>
+          <w:rStyle w:val="af"/>
+          <w:i w:val="0"/>
+        </w:rPr>
+        <w:t xml:space="preserve">Сделать тестбенч, реализуемый в ПЛИС, то есть использовать только синтезируемые конструкции, после чего загрузить в </w:t>
+      </w:r>
+      <w:r>
+        <w:rPr>
+          <w:rStyle w:val="af"/>
+          <w:i w:val="0"/>
+          <w:lang w:val="en-US"/>
+        </w:rPr>
+        <w:t>Xilinx</w:t>
+      </w:r>
+      <w:r>
+        <w:rPr>
+          <w:rStyle w:val="af"/>
+          <w:i w:val="0"/>
+        </w:rPr>
+        <w:t xml:space="preserve"> </w:t>
+      </w:r>
+      <w:r>
+        <w:rPr>
+          <w:rStyle w:val="af"/>
+          <w:i w:val="0"/>
+          <w:lang w:val="en-US"/>
+        </w:rPr>
+        <w:t>ISE</w:t>
+      </w:r>
+      <w:r>
+        <w:rPr>
+          <w:rStyle w:val="af"/>
+          <w:i w:val="0"/>
+        </w:rPr>
+        <w:t xml:space="preserve"> </w:t>
+      </w:r>
+      <w:r>
+        <w:rPr>
+          <w:rStyle w:val="af"/>
+          <w:i w:val="0"/>
+        </w:rPr>
+        <w:t>и загрузить код на ПЛИС и начать проверять работоспособность.</w:t>
+      </w:r>
     </w:p>
     <w:sectPr>
       <w:footerReference w:type="default" r:id="rId9"/>
@@ -4204,7 +5341,7 @@
   <w:style w:type="paragraph" w:default="1" w:styleId="a0">
     <w:name w:val="Normal"/>
     <w:qFormat/>
-    <w:rsid w:val="00F53799"/>
+    <w:rsid w:val="00DC329E"/>
     <w:pPr>
       <w:spacing w:after="0" w:line="360" w:lineRule="auto"/>
       <w:ind w:firstLine="709"/>
@@ -4698,7 +5835,7 @@
 </file>
 
 <file path=customXml/itemProps1.xml><?xml version="1.0" encoding="utf-8"?>
-<ds:datastoreItem xmlns:ds="http://schemas.openxmlformats.org/officeDocument/2006/customXml" ds:itemID="{89D26EDC-0699-4F95-8846-C411386604B9}">
+<ds:datastoreItem xmlns:ds="http://schemas.openxmlformats.org/officeDocument/2006/customXml" ds:itemID="{6275E575-FC93-4A12-BB54-CA2F914F3E43}">
   <ds:schemaRefs>
     <ds:schemaRef ds:uri="http://schemas.openxmlformats.org/officeDocument/2006/bibliography"/>
   </ds:schemaRefs>

--- a/Документация/Документация на контроллер памяти.docx
+++ b/Документация/Документация на контроллер памяти.docx
@@ -425,12 +425,14 @@
       <w:r>
         <w:t xml:space="preserve">иначе </w:t>
       </w:r>
+      <w:proofErr w:type="spellStart"/>
       <w:r>
         <w:rPr>
           <w:lang w:val="en-US"/>
         </w:rPr>
         <w:t>ModelSim</w:t>
       </w:r>
+      <w:proofErr w:type="spellEnd"/>
       <w:r>
         <w:t xml:space="preserve"> ругается</w:t>
       </w:r>
@@ -657,12 +659,14 @@
       <w:r>
         <w:t xml:space="preserve">Переходы между состояниями при инициализации были обыграны через использование двух флагов </w:t>
       </w:r>
+      <w:proofErr w:type="spellStart"/>
       <w:r>
         <w:rPr>
           <w:lang w:val="en-US"/>
         </w:rPr>
         <w:t>init</w:t>
       </w:r>
+      <w:proofErr w:type="spellEnd"/>
       <w:r>
         <w:t>_</w:t>
       </w:r>
@@ -736,7 +740,15 @@
         <w:t xml:space="preserve"> </w:t>
       </w:r>
       <w:r>
-        <w:t xml:space="preserve">переход к рефрешу, потом когда случился переход флаг выставляется активным и переход уже будет к </w:t>
+        <w:t xml:space="preserve">переход к </w:t>
+      </w:r>
+      <w:proofErr w:type="spellStart"/>
+      <w:r>
+        <w:t>рефрешу</w:t>
+      </w:r>
+      <w:proofErr w:type="spellEnd"/>
+      <w:r>
+        <w:t xml:space="preserve">, потом когда случился переход флаг выставляется активным и переход уже будет к </w:t>
       </w:r>
       <w:r>
         <w:rPr>
@@ -786,12 +798,14 @@
       <w:r>
         <w:t>_</w:t>
       </w:r>
+      <w:proofErr w:type="spellStart"/>
       <w:r>
         <w:rPr>
           <w:lang w:val="en-US"/>
         </w:rPr>
         <w:t>db</w:t>
       </w:r>
+      <w:proofErr w:type="spellEnd"/>
       <w:r>
         <w:t xml:space="preserve"> (</w:t>
       </w:r>
@@ -799,7 +813,15 @@
         <w:t xml:space="preserve">дублирующий счётчик). В последовательностной части </w:t>
       </w:r>
       <w:r>
-        <w:t xml:space="preserve">проверяется является ли следующие состояние таким, которое нуждается в подсчёте тактов и если да, то выставляется маркер времени от которого идёт отсчёт тактов. Но при этом, чтобы он не обновлялся постоянно (ведь состояние может не меняться много тактов, но при этом </w:t>
+        <w:t xml:space="preserve">проверяется является ли следующие состояние таким, которое нуждается в подсчёте тактов и если да, то выставляется </w:t>
+      </w:r>
+      <w:proofErr w:type="gramStart"/>
+      <w:r>
+        <w:t>маркер времени</w:t>
+      </w:r>
+      <w:proofErr w:type="gramEnd"/>
+      <w:r>
+        <w:t xml:space="preserve"> от которого идёт отсчёт тактов. Но при этом, чтобы он не обновлялся постоянно (ведь состояние может не меняться много тактов, но при этом </w:t>
       </w:r>
       <w:r>
         <w:rPr>
@@ -1113,8 +1135,20 @@
           <w:i w:val="0"/>
           <w:iCs w:val="0"/>
         </w:rPr>
-        <w:t>Разработать доп.функции</w:t>
-      </w:r>
+        <w:t xml:space="preserve">Разработать </w:t>
+      </w:r>
+      <w:proofErr w:type="spellStart"/>
+      <w:proofErr w:type="gramStart"/>
+      <w:r>
+        <w:rPr>
+          <w:rStyle w:val="af"/>
+          <w:i w:val="0"/>
+          <w:iCs w:val="0"/>
+        </w:rPr>
+        <w:t>доп.функции</w:t>
+      </w:r>
+      <w:proofErr w:type="spellEnd"/>
+      <w:proofErr w:type="gramEnd"/>
     </w:p>
     <w:p>
       <w:pPr>
@@ -1135,7 +1169,25 @@
           <w:i w:val="0"/>
           <w:iCs w:val="0"/>
         </w:rPr>
-        <w:t>Показана схема переходов контроллера памяти (стрелочкой показаны безусловные переходы по окончанию операции). И соответствующие этим состояниям команды для памяти (или их состояния, кажется что это одно и то же, но не совсем).</w:t>
+        <w:t xml:space="preserve">Показана схема переходов контроллера памяти (стрелочкой показаны безусловные переходы по окончанию операции). И соответствующие этим состояниям команды для памяти (или их состояния, </w:t>
+      </w:r>
+      <w:proofErr w:type="gramStart"/>
+      <w:r>
+        <w:rPr>
+          <w:rStyle w:val="af"/>
+          <w:i w:val="0"/>
+          <w:iCs w:val="0"/>
+        </w:rPr>
+        <w:t>кажется</w:t>
+      </w:r>
+      <w:proofErr w:type="gramEnd"/>
+      <w:r>
+        <w:rPr>
+          <w:rStyle w:val="af"/>
+          <w:i w:val="0"/>
+          <w:iCs w:val="0"/>
+        </w:rPr>
+        <w:t xml:space="preserve"> что это одно и то же, но не совсем).</w:t>
       </w:r>
     </w:p>
     <w:p>
@@ -2293,7 +2345,25 @@
           <w:i w:val="0"/>
           <w:iCs w:val="0"/>
         </w:rPr>
-        <w:t xml:space="preserve">Пока что ведётся разработка симуляционного окружения на основе задач </w:t>
+        <w:t xml:space="preserve">Пока что ведётся разработка </w:t>
+      </w:r>
+      <w:proofErr w:type="spellStart"/>
+      <w:r>
+        <w:rPr>
+          <w:rStyle w:val="af"/>
+          <w:i w:val="0"/>
+          <w:iCs w:val="0"/>
+        </w:rPr>
+        <w:t>симуляционного</w:t>
+      </w:r>
+      <w:proofErr w:type="spellEnd"/>
+      <w:r>
+        <w:rPr>
+          <w:rStyle w:val="af"/>
+          <w:i w:val="0"/>
+          <w:iCs w:val="0"/>
+        </w:rPr>
+        <w:t xml:space="preserve"> окружения на основе задач </w:t>
       </w:r>
       <w:r>
         <w:rPr>
@@ -2862,6 +2932,7 @@
         </w:rPr>
         <w:t xml:space="preserve">Главное, что было необходимо сделать – это убрать условие передачи данных по условию </w:t>
       </w:r>
+      <w:proofErr w:type="gramStart"/>
       <w:r>
         <w:rPr>
           <w:rStyle w:val="af"/>
@@ -2879,6 +2950,7 @@
         </w:rPr>
         <w:t>(</w:t>
       </w:r>
+      <w:proofErr w:type="gramEnd"/>
       <w:r>
         <w:rPr>
           <w:rStyle w:val="af"/>
@@ -3204,6 +3276,7 @@
         </w:rPr>
         <w:t>_</w:t>
       </w:r>
+      <w:proofErr w:type="gramStart"/>
       <w:r>
         <w:rPr>
           <w:rStyle w:val="af"/>
@@ -3221,6 +3294,7 @@
         </w:rPr>
         <w:t>][</w:t>
       </w:r>
+      <w:proofErr w:type="gramEnd"/>
       <w:r>
         <w:rPr>
           <w:rStyle w:val="af"/>
@@ -3530,7 +3604,15 @@
           <w:rStyle w:val="af"/>
           <w:i w:val="0"/>
         </w:rPr>
-        <w:t xml:space="preserve">2) Данные выводятся слишком короткий промежуток времени ( </w:t>
+        <w:t xml:space="preserve">2) Данные выводятся слишком короткий промежуток времени </w:t>
+      </w:r>
+      <w:proofErr w:type="gramStart"/>
+      <w:r>
+        <w:rPr>
+          <w:rStyle w:val="af"/>
+          <w:i w:val="0"/>
+        </w:rPr>
+        <w:t xml:space="preserve">( </w:t>
       </w:r>
       <w:r>
         <w:rPr>
@@ -3539,6 +3621,7 @@
         </w:rPr>
         <w:t>&lt;</w:t>
       </w:r>
+      <w:proofErr w:type="gramEnd"/>
       <w:r>
         <w:rPr>
           <w:rStyle w:val="af"/>
@@ -3551,6 +3634,27 @@
           <w:rStyle w:val="af"/>
           <w:i w:val="0"/>
         </w:rPr>
+        <w:t xml:space="preserve"> (</w:t>
+      </w:r>
+      <w:r>
+        <w:rPr>
+          <w:rStyle w:val="af"/>
+          <w:i w:val="0"/>
+        </w:rPr>
+        <w:t>решив проблему снизу – решил и эту проблему</w:t>
+      </w:r>
+      <w:r>
+        <w:rPr>
+          <w:rStyle w:val="af"/>
+          <w:i w:val="0"/>
+        </w:rPr>
+        <w:t>)</w:t>
+      </w:r>
+      <w:r>
+        <w:rPr>
+          <w:rStyle w:val="af"/>
+          <w:i w:val="0"/>
+        </w:rPr>
         <w:t>;</w:t>
       </w:r>
     </w:p>
@@ -3582,6 +3686,7 @@
         </w:rPr>
         <w:t xml:space="preserve">Есть проблемы с </w:t>
       </w:r>
+      <w:proofErr w:type="spellStart"/>
       <w:r>
         <w:rPr>
           <w:rStyle w:val="af"/>
@@ -3590,6 +3695,7 @@
         </w:rPr>
         <w:t>tRC</w:t>
       </w:r>
+      <w:proofErr w:type="spellEnd"/>
       <w:r>
         <w:rPr>
           <w:rStyle w:val="af"/>
@@ -3604,6 +3710,7 @@
         </w:rPr>
         <w:t xml:space="preserve">и </w:t>
       </w:r>
+      <w:proofErr w:type="spellStart"/>
       <w:r>
         <w:rPr>
           <w:rStyle w:val="af"/>
@@ -3612,6 +3719,118 @@
         </w:rPr>
         <w:t>tRAS</w:t>
       </w:r>
+      <w:proofErr w:type="spellEnd"/>
+      <w:r>
+        <w:rPr>
+          <w:rStyle w:val="af"/>
+          <w:i w:val="0"/>
+        </w:rPr>
+        <w:t xml:space="preserve"> (</w:t>
+      </w:r>
+      <w:r>
+        <w:rPr>
+          <w:rStyle w:val="af"/>
+          <w:i w:val="0"/>
+        </w:rPr>
+        <w:t>решено увел</w:t>
+      </w:r>
+      <w:r>
+        <w:rPr>
+          <w:rStyle w:val="af"/>
+          <w:i w:val="0"/>
+        </w:rPr>
+        <w:t>и</w:t>
+      </w:r>
+      <w:r>
+        <w:rPr>
+          <w:rStyle w:val="af"/>
+          <w:i w:val="0"/>
+        </w:rPr>
+        <w:t xml:space="preserve">чением задержек между </w:t>
+      </w:r>
+      <w:r>
+        <w:rPr>
+          <w:rStyle w:val="af"/>
+          <w:i w:val="0"/>
+          <w:lang w:val="en-US"/>
+        </w:rPr>
+        <w:t>ACTIVE</w:t>
+      </w:r>
+      <w:r>
+        <w:rPr>
+          <w:rStyle w:val="af"/>
+          <w:i w:val="0"/>
+        </w:rPr>
+        <w:t>-</w:t>
+      </w:r>
+      <w:r>
+        <w:rPr>
+          <w:rStyle w:val="af"/>
+          <w:i w:val="0"/>
+          <w:lang w:val="en-US"/>
+        </w:rPr>
+        <w:t>ACTIVE</w:t>
+      </w:r>
+      <w:r>
+        <w:rPr>
+          <w:rStyle w:val="af"/>
+          <w:i w:val="0"/>
+        </w:rPr>
+        <w:t xml:space="preserve"> </w:t>
+      </w:r>
+      <w:r>
+        <w:rPr>
+          <w:rStyle w:val="af"/>
+          <w:i w:val="0"/>
+        </w:rPr>
+        <w:t xml:space="preserve">и </w:t>
+      </w:r>
+      <w:r>
+        <w:rPr>
+          <w:rStyle w:val="af"/>
+          <w:i w:val="0"/>
+          <w:lang w:val="en-US"/>
+        </w:rPr>
+        <w:t>ACTIVE</w:t>
+      </w:r>
+      <w:r>
+        <w:rPr>
+          <w:rStyle w:val="af"/>
+          <w:i w:val="0"/>
+        </w:rPr>
+        <w:t>-</w:t>
+      </w:r>
+      <w:r>
+        <w:rPr>
+          <w:rStyle w:val="af"/>
+          <w:i w:val="0"/>
+          <w:lang w:val="en-US"/>
+        </w:rPr>
+        <w:t>PRECH</w:t>
+      </w:r>
+      <w:r>
+        <w:rPr>
+          <w:rStyle w:val="af"/>
+          <w:i w:val="0"/>
+          <w:lang w:val="en-US"/>
+        </w:rPr>
+        <w:t>A</w:t>
+      </w:r>
+      <w:r>
+        <w:rPr>
+          <w:rStyle w:val="af"/>
+          <w:i w:val="0"/>
+          <w:lang w:val="en-US"/>
+        </w:rPr>
+        <w:t>RGE</w:t>
+      </w:r>
+      <w:r>
+        <w:rPr>
+          <w:rStyle w:val="af"/>
+          <w:i w:val="0"/>
+        </w:rPr>
+        <w:t>)</w:t>
+      </w:r>
       <w:r>
         <w:rPr>
           <w:rStyle w:val="af"/>
@@ -3704,246 +3923,643 @@
           <w:rStyle w:val="af"/>
           <w:i w:val="0"/>
         </w:rPr>
-        <w:t>неправильно работает.</w:t>
+        <w:t>неправильно работает</w:t>
+      </w:r>
+      <w:r>
+        <w:rPr>
+          <w:rStyle w:val="af"/>
+          <w:i w:val="0"/>
+        </w:rPr>
+        <w:t xml:space="preserve"> (сделано наполовину)</w:t>
+      </w:r>
+      <w:r>
+        <w:rPr>
+          <w:rStyle w:val="af"/>
+          <w:i w:val="0"/>
+        </w:rPr>
+        <w:t>.</w:t>
+      </w:r>
+    </w:p>
+    <w:p>
+      <w:pPr>
+        <w:rPr>
+          <w:rStyle w:val="af"/>
+          <w:i w:val="0"/>
+        </w:rPr>
+      </w:pPr>
+    </w:p>
+    <w:p>
+      <w:pPr>
+        <w:rPr>
+          <w:rStyle w:val="af"/>
+          <w:i w:val="0"/>
+        </w:rPr>
+      </w:pPr>
+      <w:r>
+        <w:rPr>
+          <w:rStyle w:val="af"/>
+          <w:i w:val="0"/>
+        </w:rPr>
+        <w:t>План дальнейших тестов:</w:t>
+      </w:r>
+    </w:p>
+    <w:p>
+      <w:pPr>
+        <w:rPr>
+          <w:rStyle w:val="af"/>
+          <w:i w:val="0"/>
+        </w:rPr>
+      </w:pPr>
+      <w:r>
+        <w:rPr>
+          <w:rStyle w:val="af"/>
+          <w:i w:val="0"/>
+        </w:rPr>
+        <w:t>1) Сделать полный набор тестов:</w:t>
+      </w:r>
+    </w:p>
+    <w:p>
+      <w:pPr>
+        <w:rPr>
+          <w:rStyle w:val="af"/>
+          <w:i w:val="0"/>
+        </w:rPr>
+      </w:pPr>
+      <w:r>
+        <w:rPr>
+          <w:rStyle w:val="af"/>
+          <w:i w:val="0"/>
+        </w:rPr>
+        <w:t>-</w:t>
+      </w:r>
+      <w:r>
+        <w:rPr>
+          <w:rStyle w:val="af"/>
+          <w:i w:val="0"/>
+        </w:rPr>
+        <w:t xml:space="preserve"> </w:t>
+      </w:r>
+      <w:r>
+        <w:rPr>
+          <w:rStyle w:val="af"/>
+          <w:i w:val="0"/>
+        </w:rPr>
+        <w:t>заполнение нулями (единицами) ограниченного количества ячеек в начале и в конце (</w:t>
+      </w:r>
+      <w:proofErr w:type="spellStart"/>
+      <w:r>
+        <w:rPr>
+          <w:rStyle w:val="af"/>
+          <w:i w:val="0"/>
+        </w:rPr>
+        <w:t>м.б</w:t>
+      </w:r>
+      <w:proofErr w:type="spellEnd"/>
+      <w:r>
+        <w:rPr>
+          <w:rStyle w:val="af"/>
+          <w:i w:val="0"/>
+        </w:rPr>
+        <w:t>. в середине)</w:t>
+      </w:r>
+      <w:r>
+        <w:rPr>
+          <w:rStyle w:val="af"/>
+          <w:i w:val="0"/>
+        </w:rPr>
+        <w:t>;</w:t>
+      </w:r>
+    </w:p>
+    <w:p>
+      <w:pPr>
+        <w:rPr>
+          <w:rStyle w:val="af"/>
+          <w:i w:val="0"/>
+        </w:rPr>
+      </w:pPr>
+      <w:r>
+        <w:rPr>
+          <w:rStyle w:val="af"/>
+          <w:i w:val="0"/>
+        </w:rPr>
+        <w:t>-</w:t>
+      </w:r>
+      <w:r>
+        <w:rPr>
+          <w:rStyle w:val="af"/>
+          <w:i w:val="0"/>
+        </w:rPr>
+        <w:t xml:space="preserve"> </w:t>
+      </w:r>
+      <w:r>
+        <w:rPr>
+          <w:rStyle w:val="af"/>
+          <w:i w:val="0"/>
+        </w:rPr>
+        <w:t>заполнение случайными числами (ГОТОВО)</w:t>
+      </w:r>
+      <w:r>
+        <w:rPr>
+          <w:rStyle w:val="af"/>
+          <w:i w:val="0"/>
+        </w:rPr>
+        <w:t>;</w:t>
+      </w:r>
+    </w:p>
+    <w:p>
+      <w:pPr>
+        <w:rPr>
+          <w:rStyle w:val="af"/>
+          <w:i w:val="0"/>
+        </w:rPr>
+      </w:pPr>
+      <w:r>
+        <w:rPr>
+          <w:rStyle w:val="af"/>
+          <w:i w:val="0"/>
+        </w:rPr>
+        <w:t>- двойная запись (дважды записать и потом читать)</w:t>
+      </w:r>
+      <w:r>
+        <w:rPr>
+          <w:rStyle w:val="af"/>
+          <w:i w:val="0"/>
+        </w:rPr>
+        <w:t>;</w:t>
+      </w:r>
+    </w:p>
+    <w:p>
+      <w:pPr>
+        <w:rPr>
+          <w:rStyle w:val="af"/>
+          <w:i w:val="0"/>
+        </w:rPr>
+      </w:pPr>
+      <w:r>
+        <w:rPr>
+          <w:rStyle w:val="af"/>
+          <w:i w:val="0"/>
+        </w:rPr>
+        <w:t>- двойное чтение (единожды записать и дважды считать)</w:t>
+      </w:r>
+      <w:r>
+        <w:rPr>
+          <w:rStyle w:val="af"/>
+          <w:i w:val="0"/>
+        </w:rPr>
+        <w:t>;</w:t>
+      </w:r>
+    </w:p>
+    <w:p>
+      <w:pPr>
+        <w:rPr>
+          <w:rStyle w:val="af"/>
+          <w:i w:val="0"/>
+        </w:rPr>
+      </w:pPr>
+      <w:r>
+        <w:rPr>
+          <w:rStyle w:val="af"/>
+          <w:i w:val="0"/>
+        </w:rPr>
+        <w:lastRenderedPageBreak/>
+        <w:t>- проверить работоспособность рефреша</w:t>
+      </w:r>
+      <w:r>
+        <w:rPr>
+          <w:rStyle w:val="af"/>
+          <w:i w:val="0"/>
+        </w:rPr>
+        <w:t>.</w:t>
+      </w:r>
+    </w:p>
+    <w:p>
+      <w:pPr>
+        <w:rPr>
+          <w:rStyle w:val="af"/>
+          <w:i w:val="0"/>
+        </w:rPr>
+      </w:pPr>
+      <w:r>
+        <w:rPr>
+          <w:rStyle w:val="af"/>
+          <w:i w:val="0"/>
+        </w:rPr>
+        <w:t xml:space="preserve">2) </w:t>
+      </w:r>
+      <w:r>
+        <w:rPr>
+          <w:rStyle w:val="af"/>
+          <w:i w:val="0"/>
+        </w:rPr>
+        <w:t xml:space="preserve">Сделать тестбенч, реализуемый в ПЛИС, то есть использовать только синтезируемые конструкции, после чего загрузить в </w:t>
+      </w:r>
+      <w:r>
+        <w:rPr>
+          <w:rStyle w:val="af"/>
+          <w:i w:val="0"/>
+          <w:lang w:val="en-US"/>
+        </w:rPr>
+        <w:t>Xilinx</w:t>
+      </w:r>
+      <w:r>
+        <w:rPr>
+          <w:rStyle w:val="af"/>
+          <w:i w:val="0"/>
+        </w:rPr>
+        <w:t xml:space="preserve"> </w:t>
+      </w:r>
+      <w:r>
+        <w:rPr>
+          <w:rStyle w:val="af"/>
+          <w:i w:val="0"/>
+          <w:lang w:val="en-US"/>
+        </w:rPr>
+        <w:t>ISE</w:t>
+      </w:r>
+      <w:r>
+        <w:rPr>
+          <w:rStyle w:val="af"/>
+          <w:i w:val="0"/>
+        </w:rPr>
+        <w:t xml:space="preserve"> </w:t>
+      </w:r>
+      <w:r>
+        <w:rPr>
+          <w:rStyle w:val="af"/>
+          <w:i w:val="0"/>
+        </w:rPr>
+        <w:t>и загрузить код на ПЛИС и начать проверять работоспособность.</w:t>
+      </w:r>
+    </w:p>
+    <w:p>
+      <w:pPr>
+        <w:rPr>
+          <w:rStyle w:val="af"/>
+          <w:i w:val="0"/>
+        </w:rPr>
+      </w:pPr>
+      <w:r>
+        <w:rPr>
+          <w:rStyle w:val="af"/>
+          <w:i w:val="0"/>
+        </w:rPr>
+        <w:t xml:space="preserve">Прочитать про: </w:t>
+      </w:r>
+      <w:proofErr w:type="spellStart"/>
+      <w:r>
+        <w:rPr>
+          <w:rStyle w:val="af"/>
+          <w:i w:val="0"/>
+        </w:rPr>
+        <w:t>iodelay_ctrl</w:t>
+      </w:r>
+      <w:proofErr w:type="spellEnd"/>
+      <w:r>
+        <w:rPr>
+          <w:rStyle w:val="af"/>
+          <w:i w:val="0"/>
+        </w:rPr>
+        <w:t xml:space="preserve">, iodelay2; </w:t>
+      </w:r>
+      <w:r>
+        <w:rPr>
+          <w:rStyle w:val="af"/>
+          <w:i w:val="0"/>
+        </w:rPr>
+        <w:t xml:space="preserve">в документации от </w:t>
+      </w:r>
+      <w:r>
+        <w:rPr>
+          <w:rStyle w:val="af"/>
+          <w:i w:val="0"/>
+          <w:lang w:val="en-US"/>
+        </w:rPr>
+        <w:t>Xilinx</w:t>
+      </w:r>
+      <w:r>
+        <w:rPr>
+          <w:rStyle w:val="af"/>
+          <w:i w:val="0"/>
+        </w:rPr>
+        <w:t>/</w:t>
+      </w:r>
+      <w:proofErr w:type="spellStart"/>
+      <w:r>
+        <w:rPr>
+          <w:rStyle w:val="af"/>
+          <w:i w:val="0"/>
+          <w:lang w:val="en-US"/>
+        </w:rPr>
+        <w:t>vivado</w:t>
+      </w:r>
+      <w:proofErr w:type="spellEnd"/>
+      <w:r>
+        <w:rPr>
+          <w:rStyle w:val="af"/>
+          <w:i w:val="0"/>
+        </w:rPr>
+        <w:t xml:space="preserve"> </w:t>
+      </w:r>
+      <w:r>
+        <w:rPr>
+          <w:rStyle w:val="af"/>
+          <w:i w:val="0"/>
+        </w:rPr>
+        <w:t xml:space="preserve">самый свежий </w:t>
+      </w:r>
+      <w:r>
+        <w:rPr>
+          <w:rStyle w:val="af"/>
+          <w:i w:val="0"/>
+          <w:lang w:val="en-US"/>
+        </w:rPr>
+        <w:t>user</w:t>
+      </w:r>
+      <w:r>
+        <w:rPr>
+          <w:rStyle w:val="af"/>
+          <w:i w:val="0"/>
+        </w:rPr>
+        <w:t xml:space="preserve"> </w:t>
+      </w:r>
+      <w:r>
+        <w:rPr>
+          <w:rStyle w:val="af"/>
+          <w:i w:val="0"/>
+          <w:lang w:val="en-US"/>
+        </w:rPr>
+        <w:t>guide</w:t>
+      </w:r>
+      <w:r>
+        <w:rPr>
+          <w:rStyle w:val="af"/>
+          <w:i w:val="0"/>
+        </w:rPr>
+        <w:t xml:space="preserve"> </w:t>
+      </w:r>
+      <w:r>
+        <w:rPr>
+          <w:rStyle w:val="af"/>
+          <w:i w:val="0"/>
+        </w:rPr>
+        <w:t>с полным описанием надо найти.</w:t>
+      </w:r>
+    </w:p>
+    <w:p>
+      <w:pPr>
+        <w:rPr>
+          <w:rStyle w:val="af"/>
+          <w:i w:val="0"/>
+        </w:rPr>
+      </w:pPr>
+    </w:p>
+    <w:p>
+      <w:pPr>
+        <w:rPr>
+          <w:rStyle w:val="af"/>
+          <w:i w:val="0"/>
+          <w:u w:val="single"/>
+        </w:rPr>
+      </w:pPr>
+      <w:r>
+        <w:rPr>
+          <w:rStyle w:val="af"/>
+          <w:i w:val="0"/>
+          <w:u w:val="single"/>
+        </w:rPr>
+        <w:t>День 10.</w:t>
+      </w:r>
+    </w:p>
+    <w:p>
+      <w:pPr>
+        <w:rPr>
+          <w:rStyle w:val="af"/>
+          <w:i w:val="0"/>
+        </w:rPr>
+      </w:pPr>
+      <w:r>
+        <w:rPr>
+          <w:rStyle w:val="af"/>
+          <w:i w:val="0"/>
+        </w:rPr>
+        <w:t xml:space="preserve">Были добавлены примитивы буфера </w:t>
+      </w:r>
+      <w:r>
+        <w:rPr>
+          <w:rStyle w:val="af"/>
+          <w:i w:val="0"/>
+          <w:lang w:val="en-US"/>
+        </w:rPr>
+        <w:t>IOBUF</w:t>
+      </w:r>
+      <w:r>
+        <w:rPr>
+          <w:rStyle w:val="af"/>
+          <w:i w:val="0"/>
+        </w:rPr>
+        <w:t xml:space="preserve"> </w:t>
+      </w:r>
+      <w:r>
+        <w:rPr>
+          <w:rStyle w:val="af"/>
+          <w:i w:val="0"/>
+        </w:rPr>
+        <w:t xml:space="preserve">от </w:t>
+      </w:r>
+      <w:r>
+        <w:rPr>
+          <w:rStyle w:val="af"/>
+          <w:i w:val="0"/>
+          <w:lang w:val="en-US"/>
+        </w:rPr>
+        <w:t>Xilinx</w:t>
+      </w:r>
+      <w:r>
+        <w:rPr>
+          <w:rStyle w:val="af"/>
+          <w:i w:val="0"/>
+        </w:rPr>
+        <w:t xml:space="preserve"> </w:t>
+      </w:r>
+      <w:r>
+        <w:rPr>
+          <w:rStyle w:val="af"/>
+          <w:i w:val="0"/>
+        </w:rPr>
+        <w:t>для разделения портов чтения и записи контроллера и подключения их к одному двунаправленному порту памяти.</w:t>
+      </w:r>
+    </w:p>
+    <w:p>
+      <w:pPr>
+        <w:rPr>
+          <w:rStyle w:val="af"/>
+          <w:i w:val="0"/>
+        </w:rPr>
+      </w:pPr>
+      <w:r>
+        <w:rPr>
+          <w:rStyle w:val="af"/>
+          <w:i w:val="0"/>
+        </w:rPr>
+        <w:t xml:space="preserve">Были решены </w:t>
+      </w:r>
+      <w:r>
+        <w:rPr>
+          <w:rStyle w:val="af"/>
+          <w:i w:val="0"/>
+        </w:rPr>
+        <w:t xml:space="preserve">проблемы </w:t>
+      </w:r>
+      <w:r>
+        <w:rPr>
+          <w:rStyle w:val="af"/>
+          <w:i w:val="0"/>
+        </w:rPr>
+        <w:t>2</w:t>
+      </w:r>
+      <w:r>
+        <w:rPr>
+          <w:rStyle w:val="af"/>
+          <w:i w:val="0"/>
+        </w:rPr>
+        <w:t>,3 и 5 дня 9.</w:t>
+      </w:r>
+      <w:r>
+        <w:rPr>
+          <w:rStyle w:val="af"/>
+          <w:i w:val="0"/>
+        </w:rPr>
+        <w:t xml:space="preserve"> Цикл одиночного чтения и записи был увеличен до 11 тактовых сигналов.</w:t>
+      </w:r>
+      <w:r>
+        <w:rPr>
+          <w:rStyle w:val="af"/>
+          <w:i w:val="0"/>
+        </w:rPr>
+        <w:t xml:space="preserve"> </w:t>
+      </w:r>
+    </w:p>
+    <w:p>
+      <w:pPr>
+        <w:rPr>
+          <w:rStyle w:val="af"/>
+          <w:i w:val="0"/>
+        </w:rPr>
+      </w:pPr>
+      <w:r>
+        <w:rPr>
+          <w:rStyle w:val="af"/>
+          <w:i w:val="0"/>
+        </w:rPr>
+        <w:t xml:space="preserve">Добавлен топовый модуль, внутри которого был соединен контроллер вместе с буферами, дальнейшие взаимодействия в тестбенче и др. будет происходить через него. </w:t>
+      </w:r>
+    </w:p>
+    <w:p>
+      <w:pPr>
+        <w:rPr>
+          <w:rStyle w:val="af"/>
+          <w:i w:val="0"/>
+        </w:rPr>
+      </w:pPr>
+      <w:r>
+        <w:rPr>
+          <w:rStyle w:val="af"/>
+          <w:i w:val="0"/>
+        </w:rPr>
+        <w:t>Был сгенерирован файл генератора тактового сигнала?</w:t>
+      </w:r>
+    </w:p>
+    <w:p>
+      <w:pPr>
+        <w:rPr>
+          <w:rStyle w:val="af"/>
+          <w:i w:val="0"/>
+        </w:rPr>
+      </w:pPr>
+      <w:r>
+        <w:rPr>
+          <w:rStyle w:val="af"/>
+          <w:rFonts w:eastAsiaTheme="minorEastAsia"/>
+          <w:i w:val="0"/>
+          <w:iCs w:val="0"/>
+        </w:rPr>
+        <w:t xml:space="preserve">Исправлен баг со сверхкоротким чтением из памяти и с неработающим </w:t>
+      </w:r>
+      <w:r>
+        <w:rPr>
+          <w:rStyle w:val="af"/>
+          <w:rFonts w:eastAsiaTheme="minorEastAsia"/>
+          <w:i w:val="0"/>
+          <w:iCs w:val="0"/>
+          <w:lang w:val="en-US"/>
+        </w:rPr>
+        <w:t>RDY</w:t>
+      </w:r>
+      <w:r>
+        <w:rPr>
+          <w:rStyle w:val="af"/>
+          <w:rFonts w:eastAsiaTheme="minorEastAsia"/>
+          <w:i w:val="0"/>
+          <w:iCs w:val="0"/>
+        </w:rPr>
+        <w:t xml:space="preserve">, </w:t>
+      </w:r>
+      <w:r>
+        <w:rPr>
+          <w:rStyle w:val="af"/>
+          <w:rFonts w:eastAsiaTheme="minorEastAsia"/>
+          <w:i w:val="0"/>
+          <w:iCs w:val="0"/>
+        </w:rPr>
+        <w:t xml:space="preserve">добавлено </w:t>
       </w:r>
       <w:bookmarkStart w:id="0" w:name="_GoBack"/>
       <w:bookmarkEnd w:id="0"/>
-    </w:p>
-    <w:p>
-      <w:pPr>
-        <w:rPr>
-          <w:rStyle w:val="af"/>
-          <w:i w:val="0"/>
-        </w:rPr>
-      </w:pPr>
-    </w:p>
-    <w:p>
-      <w:pPr>
-        <w:rPr>
-          <w:rStyle w:val="af"/>
-          <w:i w:val="0"/>
-        </w:rPr>
-      </w:pPr>
-      <w:r>
-        <w:rPr>
-          <w:rStyle w:val="af"/>
-          <w:i w:val="0"/>
-        </w:rPr>
-        <w:t>План дальнейших тестов:</w:t>
-      </w:r>
-    </w:p>
-    <w:p>
-      <w:pPr>
-        <w:rPr>
-          <w:rStyle w:val="af"/>
-          <w:i w:val="0"/>
-        </w:rPr>
-      </w:pPr>
-      <w:r>
-        <w:rPr>
-          <w:rStyle w:val="af"/>
-          <w:i w:val="0"/>
-        </w:rPr>
-        <w:t>1) Сделать полный набор тестов:</w:t>
-      </w:r>
-    </w:p>
-    <w:p>
-      <w:pPr>
-        <w:rPr>
-          <w:rStyle w:val="af"/>
-          <w:i w:val="0"/>
-        </w:rPr>
-      </w:pPr>
-      <w:r>
-        <w:rPr>
-          <w:rStyle w:val="af"/>
-          <w:i w:val="0"/>
-        </w:rPr>
-        <w:t>-</w:t>
-      </w:r>
-      <w:r>
-        <w:rPr>
-          <w:rStyle w:val="af"/>
-          <w:i w:val="0"/>
-        </w:rPr>
-        <w:t xml:space="preserve"> </w:t>
-      </w:r>
-      <w:r>
-        <w:rPr>
-          <w:rStyle w:val="af"/>
-          <w:i w:val="0"/>
-        </w:rPr>
-        <w:t>заполнение нулями (единицами) ограниченного количества ячеек в начале и в конце (м.б. в середине)</w:t>
-      </w:r>
-      <w:r>
-        <w:rPr>
-          <w:rStyle w:val="af"/>
-          <w:i w:val="0"/>
-        </w:rPr>
-        <w:t>;</w:t>
-      </w:r>
-    </w:p>
-    <w:p>
-      <w:pPr>
-        <w:rPr>
-          <w:rStyle w:val="af"/>
-          <w:i w:val="0"/>
-        </w:rPr>
-      </w:pPr>
-      <w:r>
-        <w:rPr>
-          <w:rStyle w:val="af"/>
-          <w:i w:val="0"/>
-        </w:rPr>
-        <w:t>-</w:t>
-      </w:r>
-      <w:r>
-        <w:rPr>
-          <w:rStyle w:val="af"/>
-          <w:i w:val="0"/>
-        </w:rPr>
-        <w:t xml:space="preserve"> </w:t>
-      </w:r>
-      <w:r>
-        <w:rPr>
-          <w:rStyle w:val="af"/>
-          <w:i w:val="0"/>
-        </w:rPr>
-        <w:t>заполнение случайными числами (ГОТОВО)</w:t>
-      </w:r>
-      <w:r>
-        <w:rPr>
-          <w:rStyle w:val="af"/>
-          <w:i w:val="0"/>
-        </w:rPr>
-        <w:t>;</w:t>
-      </w:r>
-    </w:p>
-    <w:p>
-      <w:pPr>
-        <w:rPr>
-          <w:rStyle w:val="af"/>
-          <w:i w:val="0"/>
-        </w:rPr>
-      </w:pPr>
-      <w:r>
-        <w:rPr>
-          <w:rStyle w:val="af"/>
-          <w:i w:val="0"/>
-        </w:rPr>
-        <w:t>- двойная запись (дважды записать и потом читать)</w:t>
-      </w:r>
-      <w:r>
-        <w:rPr>
-          <w:rStyle w:val="af"/>
-          <w:i w:val="0"/>
-        </w:rPr>
-        <w:t>;</w:t>
-      </w:r>
-    </w:p>
-    <w:p>
-      <w:pPr>
-        <w:rPr>
-          <w:rStyle w:val="af"/>
-          <w:i w:val="0"/>
-        </w:rPr>
-      </w:pPr>
-      <w:r>
-        <w:rPr>
-          <w:rStyle w:val="af"/>
-          <w:i w:val="0"/>
-        </w:rPr>
-        <w:t>- двойное чтение (единожды записать и дважды считать)</w:t>
-      </w:r>
-      <w:r>
-        <w:rPr>
-          <w:rStyle w:val="af"/>
-          <w:i w:val="0"/>
-        </w:rPr>
-        <w:t>;</w:t>
-      </w:r>
-    </w:p>
-    <w:p>
-      <w:pPr>
-        <w:rPr>
-          <w:rStyle w:val="af"/>
-          <w:i w:val="0"/>
-        </w:rPr>
-      </w:pPr>
-      <w:r>
-        <w:rPr>
-          <w:rStyle w:val="af"/>
-          <w:i w:val="0"/>
-        </w:rPr>
-        <w:t>- проверить работоспособность рефреша</w:t>
-      </w:r>
-      <w:r>
-        <w:rPr>
-          <w:rStyle w:val="af"/>
-          <w:i w:val="0"/>
-        </w:rPr>
-        <w:t>.</w:t>
-      </w:r>
-    </w:p>
-    <w:p>
-      <w:pPr>
-        <w:rPr>
-          <w:rStyle w:val="af"/>
-          <w:i w:val="0"/>
-        </w:rPr>
-      </w:pPr>
-      <w:r>
-        <w:rPr>
-          <w:rStyle w:val="af"/>
-          <w:i w:val="0"/>
-        </w:rPr>
-        <w:lastRenderedPageBreak/>
-        <w:t xml:space="preserve">2) </w:t>
-      </w:r>
-      <w:r>
-        <w:rPr>
-          <w:rStyle w:val="af"/>
-          <w:i w:val="0"/>
-        </w:rPr>
-        <w:t xml:space="preserve">Сделать тестбенч, реализуемый в ПЛИС, то есть использовать только синтезируемые конструкции, после чего загрузить в </w:t>
-      </w:r>
-      <w:r>
-        <w:rPr>
-          <w:rStyle w:val="af"/>
-          <w:i w:val="0"/>
-          <w:lang w:val="en-US"/>
-        </w:rPr>
-        <w:t>Xilinx</w:t>
-      </w:r>
-      <w:r>
-        <w:rPr>
-          <w:rStyle w:val="af"/>
-          <w:i w:val="0"/>
-        </w:rPr>
-        <w:t xml:space="preserve"> </w:t>
-      </w:r>
-      <w:r>
-        <w:rPr>
-          <w:rStyle w:val="af"/>
-          <w:i w:val="0"/>
-          <w:lang w:val="en-US"/>
-        </w:rPr>
-        <w:t>ISE</w:t>
-      </w:r>
-      <w:r>
-        <w:rPr>
-          <w:rStyle w:val="af"/>
-          <w:i w:val="0"/>
-        </w:rPr>
-        <w:t xml:space="preserve"> </w:t>
-      </w:r>
-      <w:r>
-        <w:rPr>
-          <w:rStyle w:val="af"/>
-          <w:i w:val="0"/>
-        </w:rPr>
-        <w:t>и загрузить код на ПЛИС и начать проверять работоспособность.</w:t>
-      </w:r>
+      <w:r>
+        <w:rPr>
+          <w:rStyle w:val="af"/>
+          <w:rFonts w:eastAsiaTheme="minorEastAsia"/>
+          <w:i w:val="0"/>
+          <w:iCs w:val="0"/>
+        </w:rPr>
+        <w:t>условие,</w:t>
+      </w:r>
+      <w:r>
+        <w:rPr>
+          <w:rStyle w:val="af"/>
+          <w:rFonts w:eastAsiaTheme="minorEastAsia"/>
+          <w:i w:val="0"/>
+          <w:iCs w:val="0"/>
+        </w:rPr>
+        <w:t xml:space="preserve"> по которому сигнал будет подаваться только при реальном окончании чтении</w:t>
+      </w:r>
+      <w:r>
+        <w:rPr>
+          <w:rStyle w:val="af"/>
+          <w:rFonts w:eastAsiaTheme="minorEastAsia"/>
+          <w:i w:val="0"/>
+          <w:iCs w:val="0"/>
+        </w:rPr>
+        <w:t>/</w:t>
+      </w:r>
+      <w:r>
+        <w:rPr>
+          <w:rStyle w:val="af"/>
+          <w:rFonts w:eastAsiaTheme="minorEastAsia"/>
+          <w:i w:val="0"/>
+          <w:iCs w:val="0"/>
+        </w:rPr>
+        <w:t>записи.</w:t>
+      </w:r>
+    </w:p>
+    <w:p>
+      <w:pPr>
+        <w:rPr>
+          <w:rStyle w:val="af"/>
+          <w:i w:val="0"/>
+        </w:rPr>
+      </w:pPr>
     </w:p>
     <w:sectPr>
       <w:footerReference w:type="default" r:id="rId9"/>
@@ -5835,7 +6451,7 @@
 </file>
 
 <file path=customXml/itemProps1.xml><?xml version="1.0" encoding="utf-8"?>
-<ds:datastoreItem xmlns:ds="http://schemas.openxmlformats.org/officeDocument/2006/customXml" ds:itemID="{6275E575-FC93-4A12-BB54-CA2F914F3E43}">
+<ds:datastoreItem xmlns:ds="http://schemas.openxmlformats.org/officeDocument/2006/customXml" ds:itemID="{4944B551-ADB3-4469-9C04-DE7D7C06CB34}">
   <ds:schemaRefs>
     <ds:schemaRef ds:uri="http://schemas.openxmlformats.org/officeDocument/2006/bibliography"/>
   </ds:schemaRefs>

--- a/Документация/Документация на контроллер памяти.docx
+++ b/Документация/Документация на контроллер памяти.docx
@@ -659,14 +659,12 @@
       <w:r>
         <w:t xml:space="preserve">Переходы между состояниями при инициализации были обыграны через использование двух флагов </w:t>
       </w:r>
-      <w:proofErr w:type="spellStart"/>
       <w:r>
         <w:rPr>
           <w:lang w:val="en-US"/>
         </w:rPr>
         <w:t>init</w:t>
       </w:r>
-      <w:proofErr w:type="spellEnd"/>
       <w:r>
         <w:t>_</w:t>
       </w:r>
@@ -4004,7 +4002,14 @@
           <w:rStyle w:val="af"/>
           <w:i w:val="0"/>
         </w:rPr>
-        <w:t>заполнение нулями (единицами) ограниченного количества ячеек в начале и в конце (</w:t>
+        <w:t>заполнение нулями (единицами) ограниченного количества ячеек в начале и в конце</w:t>
+      </w:r>
+      <w:r>
+        <w:rPr>
+          <w:rStyle w:val="af"/>
+          <w:i w:val="0"/>
+        </w:rPr>
+        <w:t xml:space="preserve"> (</w:t>
       </w:r>
       <w:proofErr w:type="spellStart"/>
       <w:r>
@@ -4012,7 +4017,7 @@
           <w:rStyle w:val="af"/>
           <w:i w:val="0"/>
         </w:rPr>
-        <w:t>м.б</w:t>
+        <w:t>March</w:t>
       </w:r>
       <w:proofErr w:type="spellEnd"/>
       <w:r>
@@ -4020,7 +4025,22 @@
           <w:rStyle w:val="af"/>
           <w:i w:val="0"/>
         </w:rPr>
-        <w:t>. в середине)</w:t>
+        <w:t xml:space="preserve"> </w:t>
+      </w:r>
+      <w:r>
+        <w:rPr>
+          <w:rStyle w:val="af"/>
+          <w:i w:val="0"/>
+          <w:lang w:val="en-US"/>
+        </w:rPr>
+        <w:t>C</w:t>
+      </w:r>
+      <w:r>
+        <w:rPr>
+          <w:rStyle w:val="af"/>
+          <w:i w:val="0"/>
+        </w:rPr>
+        <w:t>)</w:t>
       </w:r>
       <w:r>
         <w:rPr>
@@ -4078,444 +4098,510 @@
           <w:rStyle w:val="af"/>
           <w:i w:val="0"/>
         </w:rPr>
-        <w:t>- двойная запись (дважды записать и потом читать)</w:t>
-      </w:r>
-      <w:r>
-        <w:rPr>
-          <w:rStyle w:val="af"/>
-          <w:i w:val="0"/>
-        </w:rPr>
-        <w:t>;</w:t>
-      </w:r>
-    </w:p>
-    <w:p>
-      <w:pPr>
-        <w:rPr>
-          <w:rStyle w:val="af"/>
-          <w:i w:val="0"/>
-        </w:rPr>
-      </w:pPr>
-      <w:r>
-        <w:rPr>
-          <w:rStyle w:val="af"/>
-          <w:i w:val="0"/>
-        </w:rPr>
-        <w:t>- двойное чтение (единожды записать и дважды считать)</w:t>
-      </w:r>
-      <w:r>
-        <w:rPr>
-          <w:rStyle w:val="af"/>
-          <w:i w:val="0"/>
-        </w:rPr>
-        <w:t>;</w:t>
-      </w:r>
-    </w:p>
-    <w:p>
-      <w:pPr>
-        <w:rPr>
-          <w:rStyle w:val="af"/>
-          <w:i w:val="0"/>
-        </w:rPr>
-      </w:pPr>
-      <w:r>
-        <w:rPr>
-          <w:rStyle w:val="af"/>
-          <w:i w:val="0"/>
-        </w:rPr>
-        <w:lastRenderedPageBreak/>
-        <w:t>- проверить работоспособность рефреша</w:t>
-      </w:r>
-      <w:r>
-        <w:rPr>
-          <w:rStyle w:val="af"/>
-          <w:i w:val="0"/>
-        </w:rPr>
-        <w:t>.</w:t>
-      </w:r>
-    </w:p>
-    <w:p>
-      <w:pPr>
-        <w:rPr>
-          <w:rStyle w:val="af"/>
-          <w:i w:val="0"/>
-        </w:rPr>
-      </w:pPr>
-      <w:r>
-        <w:rPr>
-          <w:rStyle w:val="af"/>
-          <w:i w:val="0"/>
-        </w:rPr>
-        <w:t xml:space="preserve">2) </w:t>
-      </w:r>
-      <w:r>
-        <w:rPr>
-          <w:rStyle w:val="af"/>
-          <w:i w:val="0"/>
-        </w:rPr>
-        <w:t xml:space="preserve">Сделать тестбенч, реализуемый в ПЛИС, то есть использовать только синтезируемые конструкции, после чего загрузить в </w:t>
-      </w:r>
-      <w:r>
-        <w:rPr>
-          <w:rStyle w:val="af"/>
-          <w:i w:val="0"/>
-          <w:lang w:val="en-US"/>
-        </w:rPr>
-        <w:t>Xilinx</w:t>
-      </w:r>
-      <w:r>
-        <w:rPr>
-          <w:rStyle w:val="af"/>
-          <w:i w:val="0"/>
-        </w:rPr>
-        <w:t xml:space="preserve"> </w:t>
-      </w:r>
-      <w:r>
-        <w:rPr>
-          <w:rStyle w:val="af"/>
-          <w:i w:val="0"/>
-          <w:lang w:val="en-US"/>
-        </w:rPr>
-        <w:t>ISE</w:t>
-      </w:r>
-      <w:r>
-        <w:rPr>
-          <w:rStyle w:val="af"/>
-          <w:i w:val="0"/>
-        </w:rPr>
-        <w:t xml:space="preserve"> </w:t>
-      </w:r>
-      <w:r>
-        <w:rPr>
-          <w:rStyle w:val="af"/>
-          <w:i w:val="0"/>
-        </w:rPr>
-        <w:t>и загрузить код на ПЛИС и начать проверять работоспособность.</w:t>
-      </w:r>
-    </w:p>
-    <w:p>
-      <w:pPr>
-        <w:rPr>
-          <w:rStyle w:val="af"/>
-          <w:i w:val="0"/>
-        </w:rPr>
-      </w:pPr>
-      <w:r>
-        <w:rPr>
-          <w:rStyle w:val="af"/>
-          <w:i w:val="0"/>
-        </w:rPr>
-        <w:t xml:space="preserve">Прочитать про: </w:t>
-      </w:r>
-      <w:proofErr w:type="spellStart"/>
-      <w:r>
-        <w:rPr>
-          <w:rStyle w:val="af"/>
-          <w:i w:val="0"/>
-        </w:rPr>
-        <w:t>iodelay_ctrl</w:t>
-      </w:r>
-      <w:proofErr w:type="spellEnd"/>
-      <w:r>
-        <w:rPr>
-          <w:rStyle w:val="af"/>
-          <w:i w:val="0"/>
-        </w:rPr>
-        <w:t xml:space="preserve">, iodelay2; </w:t>
-      </w:r>
-      <w:r>
-        <w:rPr>
-          <w:rStyle w:val="af"/>
-          <w:i w:val="0"/>
-        </w:rPr>
-        <w:t xml:space="preserve">в документации от </w:t>
-      </w:r>
-      <w:r>
-        <w:rPr>
-          <w:rStyle w:val="af"/>
-          <w:i w:val="0"/>
-          <w:lang w:val="en-US"/>
-        </w:rPr>
-        <w:t>Xilinx</w:t>
-      </w:r>
-      <w:r>
-        <w:rPr>
-          <w:rStyle w:val="af"/>
-          <w:i w:val="0"/>
-        </w:rPr>
-        <w:t>/</w:t>
-      </w:r>
-      <w:proofErr w:type="spellStart"/>
-      <w:r>
-        <w:rPr>
-          <w:rStyle w:val="af"/>
-          <w:i w:val="0"/>
-          <w:lang w:val="en-US"/>
-        </w:rPr>
-        <w:t>vivado</w:t>
-      </w:r>
-      <w:proofErr w:type="spellEnd"/>
-      <w:r>
-        <w:rPr>
-          <w:rStyle w:val="af"/>
-          <w:i w:val="0"/>
-        </w:rPr>
-        <w:t xml:space="preserve"> </w:t>
-      </w:r>
-      <w:r>
-        <w:rPr>
-          <w:rStyle w:val="af"/>
-          <w:i w:val="0"/>
-        </w:rPr>
-        <w:t xml:space="preserve">самый свежий </w:t>
-      </w:r>
-      <w:r>
-        <w:rPr>
-          <w:rStyle w:val="af"/>
-          <w:i w:val="0"/>
-          <w:lang w:val="en-US"/>
-        </w:rPr>
-        <w:t>user</w:t>
-      </w:r>
-      <w:r>
-        <w:rPr>
-          <w:rStyle w:val="af"/>
-          <w:i w:val="0"/>
-        </w:rPr>
-        <w:t xml:space="preserve"> </w:t>
-      </w:r>
-      <w:r>
-        <w:rPr>
-          <w:rStyle w:val="af"/>
-          <w:i w:val="0"/>
-          <w:lang w:val="en-US"/>
-        </w:rPr>
-        <w:t>guide</w:t>
-      </w:r>
-      <w:r>
-        <w:rPr>
-          <w:rStyle w:val="af"/>
-          <w:i w:val="0"/>
-        </w:rPr>
-        <w:t xml:space="preserve"> </w:t>
-      </w:r>
-      <w:r>
-        <w:rPr>
-          <w:rStyle w:val="af"/>
-          <w:i w:val="0"/>
-        </w:rPr>
-        <w:t>с полным описанием надо найти.</w:t>
-      </w:r>
-    </w:p>
-    <w:p>
-      <w:pPr>
-        <w:rPr>
-          <w:rStyle w:val="af"/>
-          <w:i w:val="0"/>
-        </w:rPr>
-      </w:pPr>
-    </w:p>
-    <w:p>
-      <w:pPr>
-        <w:rPr>
-          <w:rStyle w:val="af"/>
-          <w:i w:val="0"/>
-          <w:u w:val="single"/>
-        </w:rPr>
-      </w:pPr>
-      <w:r>
-        <w:rPr>
-          <w:rStyle w:val="af"/>
-          <w:i w:val="0"/>
-          <w:u w:val="single"/>
-        </w:rPr>
-        <w:t>День 10.</w:t>
-      </w:r>
-    </w:p>
-    <w:p>
-      <w:pPr>
-        <w:rPr>
-          <w:rStyle w:val="af"/>
-          <w:i w:val="0"/>
-        </w:rPr>
-      </w:pPr>
-      <w:r>
-        <w:rPr>
-          <w:rStyle w:val="af"/>
-          <w:i w:val="0"/>
-        </w:rPr>
-        <w:t xml:space="preserve">Были добавлены примитивы буфера </w:t>
-      </w:r>
-      <w:r>
-        <w:rPr>
-          <w:rStyle w:val="af"/>
-          <w:i w:val="0"/>
-          <w:lang w:val="en-US"/>
-        </w:rPr>
-        <w:t>IOBUF</w:t>
-      </w:r>
-      <w:r>
-        <w:rPr>
-          <w:rStyle w:val="af"/>
-          <w:i w:val="0"/>
-        </w:rPr>
-        <w:t xml:space="preserve"> </w:t>
-      </w:r>
-      <w:r>
-        <w:rPr>
-          <w:rStyle w:val="af"/>
-          <w:i w:val="0"/>
-        </w:rPr>
-        <w:t xml:space="preserve">от </w:t>
-      </w:r>
-      <w:r>
-        <w:rPr>
-          <w:rStyle w:val="af"/>
-          <w:i w:val="0"/>
-          <w:lang w:val="en-US"/>
-        </w:rPr>
-        <w:t>Xilinx</w:t>
-      </w:r>
-      <w:r>
-        <w:rPr>
-          <w:rStyle w:val="af"/>
-          <w:i w:val="0"/>
-        </w:rPr>
-        <w:t xml:space="preserve"> </w:t>
-      </w:r>
-      <w:r>
-        <w:rPr>
-          <w:rStyle w:val="af"/>
-          <w:i w:val="0"/>
-        </w:rPr>
-        <w:t>для разделения портов чтения и записи контроллера и подключения их к одному двунаправленному порту памяти.</w:t>
-      </w:r>
-    </w:p>
-    <w:p>
-      <w:pPr>
-        <w:rPr>
-          <w:rStyle w:val="af"/>
-          <w:i w:val="0"/>
-        </w:rPr>
-      </w:pPr>
-      <w:r>
-        <w:rPr>
-          <w:rStyle w:val="af"/>
-          <w:i w:val="0"/>
-        </w:rPr>
-        <w:t xml:space="preserve">Были решены </w:t>
-      </w:r>
-      <w:r>
-        <w:rPr>
-          <w:rStyle w:val="af"/>
-          <w:i w:val="0"/>
-        </w:rPr>
-        <w:t xml:space="preserve">проблемы </w:t>
-      </w:r>
-      <w:r>
-        <w:rPr>
-          <w:rStyle w:val="af"/>
-          <w:i w:val="0"/>
-        </w:rPr>
-        <w:t>2</w:t>
-      </w:r>
-      <w:r>
-        <w:rPr>
-          <w:rStyle w:val="af"/>
-          <w:i w:val="0"/>
-        </w:rPr>
-        <w:t>,3 и 5 дня 9.</w:t>
-      </w:r>
-      <w:r>
-        <w:rPr>
-          <w:rStyle w:val="af"/>
-          <w:i w:val="0"/>
-        </w:rPr>
-        <w:t xml:space="preserve"> Цикл одиночного чтения и записи был увеличен до 11 тактовых сигналов.</w:t>
-      </w:r>
-      <w:r>
-        <w:rPr>
-          <w:rStyle w:val="af"/>
-          <w:i w:val="0"/>
-        </w:rPr>
-        <w:t xml:space="preserve"> </w:t>
-      </w:r>
-    </w:p>
-    <w:p>
-      <w:pPr>
-        <w:rPr>
-          <w:rStyle w:val="af"/>
-          <w:i w:val="0"/>
-        </w:rPr>
-      </w:pPr>
-      <w:r>
-        <w:rPr>
-          <w:rStyle w:val="af"/>
-          <w:i w:val="0"/>
-        </w:rPr>
-        <w:t xml:space="preserve">Добавлен топовый модуль, внутри которого был соединен контроллер вместе с буферами, дальнейшие взаимодействия в тестбенче и др. будет происходить через него. </w:t>
-      </w:r>
-    </w:p>
-    <w:p>
-      <w:pPr>
-        <w:rPr>
-          <w:rStyle w:val="af"/>
-          <w:i w:val="0"/>
-        </w:rPr>
-      </w:pPr>
-      <w:r>
-        <w:rPr>
-          <w:rStyle w:val="af"/>
-          <w:i w:val="0"/>
-        </w:rPr>
-        <w:t>Был сгенерирован файл генератора тактового сигнала?</w:t>
-      </w:r>
-    </w:p>
-    <w:p>
-      <w:pPr>
-        <w:rPr>
-          <w:rStyle w:val="af"/>
-          <w:i w:val="0"/>
-        </w:rPr>
-      </w:pPr>
-      <w:r>
-        <w:rPr>
-          <w:rStyle w:val="af"/>
-          <w:rFonts w:eastAsiaTheme="minorEastAsia"/>
-          <w:i w:val="0"/>
-          <w:iCs w:val="0"/>
-        </w:rPr>
-        <w:t xml:space="preserve">Исправлен баг со сверхкоротким чтением из памяти и с неработающим </w:t>
-      </w:r>
-      <w:r>
-        <w:rPr>
-          <w:rStyle w:val="af"/>
-          <w:rFonts w:eastAsiaTheme="minorEastAsia"/>
-          <w:i w:val="0"/>
-          <w:iCs w:val="0"/>
-          <w:lang w:val="en-US"/>
-        </w:rPr>
-        <w:t>RDY</w:t>
-      </w:r>
-      <w:r>
-        <w:rPr>
-          <w:rStyle w:val="af"/>
-          <w:rFonts w:eastAsiaTheme="minorEastAsia"/>
-          <w:i w:val="0"/>
-          <w:iCs w:val="0"/>
+        <w:t xml:space="preserve">- </w:t>
+      </w:r>
+      <w:r>
+        <w:rPr>
+          <w:rStyle w:val="af"/>
+          <w:i w:val="0"/>
+        </w:rPr>
+        <w:t>заполнение псевдослучайными числами</w:t>
+      </w:r>
+      <w:r>
+        <w:rPr>
+          <w:rStyle w:val="af"/>
+          <w:i w:val="0"/>
         </w:rPr>
         <w:t xml:space="preserve">, </w:t>
       </w:r>
       <w:r>
         <w:rPr>
           <w:rStyle w:val="af"/>
-          <w:rFonts w:eastAsiaTheme="minorEastAsia"/>
-          <w:i w:val="0"/>
-          <w:iCs w:val="0"/>
-        </w:rPr>
-        <w:t xml:space="preserve">добавлено </w:t>
+          <w:i w:val="0"/>
+        </w:rPr>
+        <w:t>с помощью сдвигового регистра (</w:t>
+      </w:r>
+      <w:r>
+        <w:rPr>
+          <w:rStyle w:val="af"/>
+          <w:i w:val="0"/>
+          <w:lang w:val="en-US"/>
+        </w:rPr>
+        <w:t>LFSR</w:t>
+      </w:r>
+      <w:r>
+        <w:rPr>
+          <w:rStyle w:val="af"/>
+          <w:i w:val="0"/>
+        </w:rPr>
+        <w:t>)</w:t>
       </w:r>
       <w:bookmarkStart w:id="0" w:name="_GoBack"/>
       <w:bookmarkEnd w:id="0"/>
+    </w:p>
+    <w:p>
+      <w:pPr>
+        <w:rPr>
+          <w:rStyle w:val="af"/>
+          <w:i w:val="0"/>
+        </w:rPr>
+      </w:pPr>
+      <w:r>
+        <w:rPr>
+          <w:rStyle w:val="af"/>
+          <w:i w:val="0"/>
+        </w:rPr>
+        <w:lastRenderedPageBreak/>
+        <w:t>- двойная запись (дважды записать и потом читать)</w:t>
+      </w:r>
+      <w:r>
+        <w:rPr>
+          <w:rStyle w:val="af"/>
+          <w:i w:val="0"/>
+        </w:rPr>
+        <w:t>;</w:t>
+      </w:r>
+    </w:p>
+    <w:p>
+      <w:pPr>
+        <w:rPr>
+          <w:rStyle w:val="af"/>
+          <w:i w:val="0"/>
+        </w:rPr>
+      </w:pPr>
+      <w:r>
+        <w:rPr>
+          <w:rStyle w:val="af"/>
+          <w:i w:val="0"/>
+        </w:rPr>
+        <w:t>- двойное чтение (единожды записать и дважды считать)</w:t>
+      </w:r>
+      <w:r>
+        <w:rPr>
+          <w:rStyle w:val="af"/>
+          <w:i w:val="0"/>
+        </w:rPr>
+        <w:t>;</w:t>
+      </w:r>
+    </w:p>
+    <w:p>
+      <w:pPr>
+        <w:rPr>
+          <w:rStyle w:val="af"/>
+          <w:i w:val="0"/>
+        </w:rPr>
+      </w:pPr>
+      <w:r>
+        <w:rPr>
+          <w:rStyle w:val="af"/>
+          <w:i w:val="0"/>
+        </w:rPr>
+        <w:t>- записывать 1 и 0 со сдвигом адреса;</w:t>
+      </w:r>
+    </w:p>
+    <w:p>
+      <w:pPr>
+        <w:rPr>
+          <w:rStyle w:val="af"/>
+          <w:i w:val="0"/>
+        </w:rPr>
+      </w:pPr>
+      <w:r>
+        <w:rPr>
+          <w:rStyle w:val="af"/>
+          <w:i w:val="0"/>
+        </w:rPr>
+        <w:t>- проверить работоспособность рефреша</w:t>
+      </w:r>
+      <w:r>
+        <w:rPr>
+          <w:rStyle w:val="af"/>
+          <w:i w:val="0"/>
+        </w:rPr>
+        <w:t>.</w:t>
+      </w:r>
+    </w:p>
+    <w:p>
+      <w:pPr>
+        <w:rPr>
+          <w:rStyle w:val="af"/>
+          <w:i w:val="0"/>
+        </w:rPr>
+      </w:pPr>
+      <w:r>
+        <w:rPr>
+          <w:rStyle w:val="af"/>
+          <w:i w:val="0"/>
+        </w:rPr>
+        <w:t xml:space="preserve">2) </w:t>
+      </w:r>
+      <w:r>
+        <w:rPr>
+          <w:rStyle w:val="af"/>
+          <w:i w:val="0"/>
+        </w:rPr>
+        <w:t xml:space="preserve">Сделать тестбенч, реализуемый в ПЛИС, то есть использовать только синтезируемые конструкции, после чего загрузить в </w:t>
+      </w:r>
+      <w:r>
+        <w:rPr>
+          <w:rStyle w:val="af"/>
+          <w:i w:val="0"/>
+          <w:lang w:val="en-US"/>
+        </w:rPr>
+        <w:t>Xilinx</w:t>
+      </w:r>
+      <w:r>
+        <w:rPr>
+          <w:rStyle w:val="af"/>
+          <w:i w:val="0"/>
+        </w:rPr>
+        <w:t xml:space="preserve"> </w:t>
+      </w:r>
+      <w:r>
+        <w:rPr>
+          <w:rStyle w:val="af"/>
+          <w:i w:val="0"/>
+          <w:lang w:val="en-US"/>
+        </w:rPr>
+        <w:t>ISE</w:t>
+      </w:r>
+      <w:r>
+        <w:rPr>
+          <w:rStyle w:val="af"/>
+          <w:i w:val="0"/>
+        </w:rPr>
+        <w:t xml:space="preserve"> </w:t>
+      </w:r>
+      <w:r>
+        <w:rPr>
+          <w:rStyle w:val="af"/>
+          <w:i w:val="0"/>
+        </w:rPr>
+        <w:t>и загрузить код на ПЛИС и начать проверять работоспособность.</w:t>
+      </w:r>
+    </w:p>
+    <w:p>
+      <w:pPr>
+        <w:rPr>
+          <w:rStyle w:val="af"/>
+          <w:i w:val="0"/>
+        </w:rPr>
+      </w:pPr>
+      <w:r>
+        <w:rPr>
+          <w:rStyle w:val="af"/>
+          <w:i w:val="0"/>
+        </w:rPr>
+        <w:t xml:space="preserve">Прочитать про: </w:t>
+      </w:r>
+      <w:proofErr w:type="spellStart"/>
+      <w:r>
+        <w:rPr>
+          <w:rStyle w:val="af"/>
+          <w:i w:val="0"/>
+        </w:rPr>
+        <w:t>iodelay_ctrl</w:t>
+      </w:r>
+      <w:proofErr w:type="spellEnd"/>
+      <w:r>
+        <w:rPr>
+          <w:rStyle w:val="af"/>
+          <w:i w:val="0"/>
+        </w:rPr>
+        <w:t xml:space="preserve">, iodelay2; </w:t>
+      </w:r>
+      <w:r>
+        <w:rPr>
+          <w:rStyle w:val="af"/>
+          <w:i w:val="0"/>
+        </w:rPr>
+        <w:t xml:space="preserve">в документации от </w:t>
+      </w:r>
+      <w:r>
+        <w:rPr>
+          <w:rStyle w:val="af"/>
+          <w:i w:val="0"/>
+          <w:lang w:val="en-US"/>
+        </w:rPr>
+        <w:t>Xilinx</w:t>
+      </w:r>
+      <w:r>
+        <w:rPr>
+          <w:rStyle w:val="af"/>
+          <w:i w:val="0"/>
+        </w:rPr>
+        <w:t>/</w:t>
+      </w:r>
+      <w:proofErr w:type="spellStart"/>
+      <w:r>
+        <w:rPr>
+          <w:rStyle w:val="af"/>
+          <w:i w:val="0"/>
+          <w:lang w:val="en-US"/>
+        </w:rPr>
+        <w:t>vivado</w:t>
+      </w:r>
+      <w:proofErr w:type="spellEnd"/>
+      <w:r>
+        <w:rPr>
+          <w:rStyle w:val="af"/>
+          <w:i w:val="0"/>
+        </w:rPr>
+        <w:t xml:space="preserve"> </w:t>
+      </w:r>
+      <w:r>
+        <w:rPr>
+          <w:rStyle w:val="af"/>
+          <w:i w:val="0"/>
+        </w:rPr>
+        <w:t xml:space="preserve">самый свежий </w:t>
+      </w:r>
+      <w:r>
+        <w:rPr>
+          <w:rStyle w:val="af"/>
+          <w:i w:val="0"/>
+          <w:lang w:val="en-US"/>
+        </w:rPr>
+        <w:t>user</w:t>
+      </w:r>
+      <w:r>
+        <w:rPr>
+          <w:rStyle w:val="af"/>
+          <w:i w:val="0"/>
+        </w:rPr>
+        <w:t xml:space="preserve"> </w:t>
+      </w:r>
+      <w:r>
+        <w:rPr>
+          <w:rStyle w:val="af"/>
+          <w:i w:val="0"/>
+          <w:lang w:val="en-US"/>
+        </w:rPr>
+        <w:t>guide</w:t>
+      </w:r>
+      <w:r>
+        <w:rPr>
+          <w:rStyle w:val="af"/>
+          <w:i w:val="0"/>
+        </w:rPr>
+        <w:t xml:space="preserve"> </w:t>
+      </w:r>
+      <w:r>
+        <w:rPr>
+          <w:rStyle w:val="af"/>
+          <w:i w:val="0"/>
+        </w:rPr>
+        <w:t>с полным описанием надо найти.</w:t>
+      </w:r>
+    </w:p>
+    <w:p>
+      <w:pPr>
+        <w:rPr>
+          <w:rStyle w:val="af"/>
+          <w:i w:val="0"/>
+        </w:rPr>
+      </w:pPr>
+    </w:p>
+    <w:p>
+      <w:pPr>
+        <w:rPr>
+          <w:rStyle w:val="af"/>
+          <w:i w:val="0"/>
+          <w:u w:val="single"/>
+        </w:rPr>
+      </w:pPr>
+      <w:r>
+        <w:rPr>
+          <w:rStyle w:val="af"/>
+          <w:i w:val="0"/>
+          <w:u w:val="single"/>
+        </w:rPr>
+        <w:t>День 10.</w:t>
+      </w:r>
+    </w:p>
+    <w:p>
+      <w:pPr>
+        <w:rPr>
+          <w:rStyle w:val="af"/>
+          <w:i w:val="0"/>
+        </w:rPr>
+      </w:pPr>
+      <w:r>
+        <w:rPr>
+          <w:rStyle w:val="af"/>
+          <w:i w:val="0"/>
+        </w:rPr>
+        <w:t xml:space="preserve">Были добавлены примитивы буфера </w:t>
+      </w:r>
+      <w:r>
+        <w:rPr>
+          <w:rStyle w:val="af"/>
+          <w:i w:val="0"/>
+          <w:lang w:val="en-US"/>
+        </w:rPr>
+        <w:t>IOBUF</w:t>
+      </w:r>
+      <w:r>
+        <w:rPr>
+          <w:rStyle w:val="af"/>
+          <w:i w:val="0"/>
+        </w:rPr>
+        <w:t xml:space="preserve"> </w:t>
+      </w:r>
+      <w:r>
+        <w:rPr>
+          <w:rStyle w:val="af"/>
+          <w:i w:val="0"/>
+        </w:rPr>
+        <w:t xml:space="preserve">от </w:t>
+      </w:r>
+      <w:r>
+        <w:rPr>
+          <w:rStyle w:val="af"/>
+          <w:i w:val="0"/>
+          <w:lang w:val="en-US"/>
+        </w:rPr>
+        <w:t>Xilinx</w:t>
+      </w:r>
+      <w:r>
+        <w:rPr>
+          <w:rStyle w:val="af"/>
+          <w:i w:val="0"/>
+        </w:rPr>
+        <w:t xml:space="preserve"> </w:t>
+      </w:r>
+      <w:r>
+        <w:rPr>
+          <w:rStyle w:val="af"/>
+          <w:i w:val="0"/>
+        </w:rPr>
+        <w:t>для разделения портов чтения и записи контроллера и подключения их к одному двунаправленному порту памяти.</w:t>
+      </w:r>
+    </w:p>
+    <w:p>
+      <w:pPr>
+        <w:rPr>
+          <w:rStyle w:val="af"/>
+          <w:i w:val="0"/>
+        </w:rPr>
+      </w:pPr>
+      <w:r>
+        <w:rPr>
+          <w:rStyle w:val="af"/>
+          <w:i w:val="0"/>
+        </w:rPr>
+        <w:t xml:space="preserve">Были решены </w:t>
+      </w:r>
+      <w:r>
+        <w:rPr>
+          <w:rStyle w:val="af"/>
+          <w:i w:val="0"/>
+        </w:rPr>
+        <w:t xml:space="preserve">проблемы </w:t>
+      </w:r>
+      <w:r>
+        <w:rPr>
+          <w:rStyle w:val="af"/>
+          <w:i w:val="0"/>
+        </w:rPr>
+        <w:t>2</w:t>
+      </w:r>
+      <w:r>
+        <w:rPr>
+          <w:rStyle w:val="af"/>
+          <w:i w:val="0"/>
+        </w:rPr>
+        <w:t>,3 и 5 дня 9.</w:t>
+      </w:r>
+      <w:r>
+        <w:rPr>
+          <w:rStyle w:val="af"/>
+          <w:i w:val="0"/>
+        </w:rPr>
+        <w:t xml:space="preserve"> Цикл одиночного чтения и записи был увеличен до 11 тактовых сигналов.</w:t>
+      </w:r>
+      <w:r>
+        <w:rPr>
+          <w:rStyle w:val="af"/>
+          <w:i w:val="0"/>
+        </w:rPr>
+        <w:t xml:space="preserve"> </w:t>
+      </w:r>
+    </w:p>
+    <w:p>
+      <w:pPr>
+        <w:rPr>
+          <w:rStyle w:val="af"/>
+          <w:i w:val="0"/>
+        </w:rPr>
+      </w:pPr>
+      <w:r>
+        <w:rPr>
+          <w:rStyle w:val="af"/>
+          <w:i w:val="0"/>
+        </w:rPr>
+        <w:t xml:space="preserve">Добавлен топовый модуль, внутри которого был соединен контроллер вместе с буферами, дальнейшие взаимодействия в тестбенче и др. будет происходить через него. </w:t>
+      </w:r>
+    </w:p>
+    <w:p>
+      <w:pPr>
+        <w:rPr>
+          <w:rStyle w:val="af"/>
+          <w:i w:val="0"/>
+        </w:rPr>
+      </w:pPr>
+      <w:r>
+        <w:rPr>
+          <w:rStyle w:val="af"/>
+          <w:i w:val="0"/>
+        </w:rPr>
+        <w:t>Был сгенерирован файл генератора тактового сигнала?</w:t>
+      </w:r>
+    </w:p>
+    <w:p>
+      <w:pPr>
+        <w:rPr>
+          <w:rStyle w:val="af"/>
+          <w:i w:val="0"/>
+        </w:rPr>
+      </w:pPr>
+      <w:r>
+        <w:rPr>
+          <w:rStyle w:val="af"/>
+          <w:rFonts w:eastAsiaTheme="minorEastAsia"/>
+          <w:i w:val="0"/>
+          <w:iCs w:val="0"/>
+        </w:rPr>
+        <w:t xml:space="preserve">Исправлен баг со сверхкоротким чтением из памяти и с неработающим </w:t>
+      </w:r>
+      <w:r>
+        <w:rPr>
+          <w:rStyle w:val="af"/>
+          <w:rFonts w:eastAsiaTheme="minorEastAsia"/>
+          <w:i w:val="0"/>
+          <w:iCs w:val="0"/>
+          <w:lang w:val="en-US"/>
+        </w:rPr>
+        <w:t>RDY</w:t>
+      </w:r>
+      <w:r>
+        <w:rPr>
+          <w:rStyle w:val="af"/>
+          <w:rFonts w:eastAsiaTheme="minorEastAsia"/>
+          <w:i w:val="0"/>
+          <w:iCs w:val="0"/>
+        </w:rPr>
+        <w:t xml:space="preserve">, </w:t>
+      </w:r>
+      <w:r>
+        <w:rPr>
+          <w:rStyle w:val="af"/>
+          <w:rFonts w:eastAsiaTheme="minorEastAsia"/>
+          <w:i w:val="0"/>
+          <w:iCs w:val="0"/>
+        </w:rPr>
+        <w:t xml:space="preserve">добавлено </w:t>
+      </w:r>
       <w:r>
         <w:rPr>
           <w:rStyle w:val="af"/>
@@ -6451,7 +6537,7 @@
 </file>
 
 <file path=customXml/itemProps1.xml><?xml version="1.0" encoding="utf-8"?>
-<ds:datastoreItem xmlns:ds="http://schemas.openxmlformats.org/officeDocument/2006/customXml" ds:itemID="{4944B551-ADB3-4469-9C04-DE7D7C06CB34}">
+<ds:datastoreItem xmlns:ds="http://schemas.openxmlformats.org/officeDocument/2006/customXml" ds:itemID="{E767A0AA-C90D-4E2B-89DD-14FC680B1D03}">
   <ds:schemaRefs>
     <ds:schemaRef ds:uri="http://schemas.openxmlformats.org/officeDocument/2006/bibliography"/>
   </ds:schemaRefs>

--- a/Документация/Документация на контроллер памяти.docx
+++ b/Документация/Документация на контроллер памяти.docx
@@ -425,14 +425,12 @@
       <w:r>
         <w:t xml:space="preserve">иначе </w:t>
       </w:r>
-      <w:proofErr w:type="spellStart"/>
       <w:r>
         <w:rPr>
           <w:lang w:val="en-US"/>
         </w:rPr>
         <w:t>ModelSim</w:t>
       </w:r>
-      <w:proofErr w:type="spellEnd"/>
       <w:r>
         <w:t xml:space="preserve"> ругается</w:t>
       </w:r>
@@ -738,15 +736,7 @@
         <w:t xml:space="preserve"> </w:t>
       </w:r>
       <w:r>
-        <w:t xml:space="preserve">переход к </w:t>
-      </w:r>
-      <w:proofErr w:type="spellStart"/>
-      <w:r>
-        <w:t>рефрешу</w:t>
-      </w:r>
-      <w:proofErr w:type="spellEnd"/>
-      <w:r>
-        <w:t xml:space="preserve">, потом когда случился переход флаг выставляется активным и переход уже будет к </w:t>
+        <w:t xml:space="preserve">переход к рефрешу, потом когда случился переход флаг выставляется активным и переход уже будет к </w:t>
       </w:r>
       <w:r>
         <w:rPr>
@@ -796,14 +786,12 @@
       <w:r>
         <w:t>_</w:t>
       </w:r>
-      <w:proofErr w:type="spellStart"/>
       <w:r>
         <w:rPr>
           <w:lang w:val="en-US"/>
         </w:rPr>
         <w:t>db</w:t>
       </w:r>
-      <w:proofErr w:type="spellEnd"/>
       <w:r>
         <w:t xml:space="preserve"> (</w:t>
       </w:r>
@@ -811,15 +799,7 @@
         <w:t xml:space="preserve">дублирующий счётчик). В последовательностной части </w:t>
       </w:r>
       <w:r>
-        <w:t xml:space="preserve">проверяется является ли следующие состояние таким, которое нуждается в подсчёте тактов и если да, то выставляется </w:t>
-      </w:r>
-      <w:proofErr w:type="gramStart"/>
-      <w:r>
-        <w:t>маркер времени</w:t>
-      </w:r>
-      <w:proofErr w:type="gramEnd"/>
-      <w:r>
-        <w:t xml:space="preserve"> от которого идёт отсчёт тактов. Но при этом, чтобы он не обновлялся постоянно (ведь состояние может не меняться много тактов, но при этом </w:t>
+        <w:t xml:space="preserve">проверяется является ли следующие состояние таким, которое нуждается в подсчёте тактов и если да, то выставляется маркер времени от которого идёт отсчёт тактов. Но при этом, чтобы он не обновлялся постоянно (ведь состояние может не меняться много тактов, но при этом </w:t>
       </w:r>
       <w:r>
         <w:rPr>
@@ -1133,20 +1113,8 @@
           <w:i w:val="0"/>
           <w:iCs w:val="0"/>
         </w:rPr>
-        <w:t xml:space="preserve">Разработать </w:t>
-      </w:r>
-      <w:proofErr w:type="spellStart"/>
-      <w:proofErr w:type="gramStart"/>
-      <w:r>
-        <w:rPr>
-          <w:rStyle w:val="af"/>
-          <w:i w:val="0"/>
-          <w:iCs w:val="0"/>
-        </w:rPr>
-        <w:t>доп.функции</w:t>
-      </w:r>
-      <w:proofErr w:type="spellEnd"/>
-      <w:proofErr w:type="gramEnd"/>
+        <w:t>Разработать доп.функции</w:t>
+      </w:r>
     </w:p>
     <w:p>
       <w:pPr>
@@ -1167,25 +1135,7 @@
           <w:i w:val="0"/>
           <w:iCs w:val="0"/>
         </w:rPr>
-        <w:t xml:space="preserve">Показана схема переходов контроллера памяти (стрелочкой показаны безусловные переходы по окончанию операции). И соответствующие этим состояниям команды для памяти (или их состояния, </w:t>
-      </w:r>
-      <w:proofErr w:type="gramStart"/>
-      <w:r>
-        <w:rPr>
-          <w:rStyle w:val="af"/>
-          <w:i w:val="0"/>
-          <w:iCs w:val="0"/>
-        </w:rPr>
-        <w:t>кажется</w:t>
-      </w:r>
-      <w:proofErr w:type="gramEnd"/>
-      <w:r>
-        <w:rPr>
-          <w:rStyle w:val="af"/>
-          <w:i w:val="0"/>
-          <w:iCs w:val="0"/>
-        </w:rPr>
-        <w:t xml:space="preserve"> что это одно и то же, но не совсем).</w:t>
+        <w:t>Показана схема переходов контроллера памяти (стрелочкой показаны безусловные переходы по окончанию операции). И соответствующие этим состояниям команды для памяти (или их состояния, кажется что это одно и то же, но не совсем).</w:t>
       </w:r>
     </w:p>
     <w:p>
@@ -2343,25 +2293,7 @@
           <w:i w:val="0"/>
           <w:iCs w:val="0"/>
         </w:rPr>
-        <w:t xml:space="preserve">Пока что ведётся разработка </w:t>
-      </w:r>
-      <w:proofErr w:type="spellStart"/>
-      <w:r>
-        <w:rPr>
-          <w:rStyle w:val="af"/>
-          <w:i w:val="0"/>
-          <w:iCs w:val="0"/>
-        </w:rPr>
-        <w:t>симуляционного</w:t>
-      </w:r>
-      <w:proofErr w:type="spellEnd"/>
-      <w:r>
-        <w:rPr>
-          <w:rStyle w:val="af"/>
-          <w:i w:val="0"/>
-          <w:iCs w:val="0"/>
-        </w:rPr>
-        <w:t xml:space="preserve"> окружения на основе задач </w:t>
+        <w:t xml:space="preserve">Пока что ведётся разработка симуляционного окружения на основе задач </w:t>
       </w:r>
       <w:r>
         <w:rPr>
@@ -2930,7 +2862,6 @@
         </w:rPr>
         <w:t xml:space="preserve">Главное, что было необходимо сделать – это убрать условие передачи данных по условию </w:t>
       </w:r>
-      <w:proofErr w:type="gramStart"/>
       <w:r>
         <w:rPr>
           <w:rStyle w:val="af"/>
@@ -2948,7 +2879,6 @@
         </w:rPr>
         <w:t>(</w:t>
       </w:r>
-      <w:proofErr w:type="gramEnd"/>
       <w:r>
         <w:rPr>
           <w:rStyle w:val="af"/>
@@ -3274,7 +3204,6 @@
         </w:rPr>
         <w:t>_</w:t>
       </w:r>
-      <w:proofErr w:type="gramStart"/>
       <w:r>
         <w:rPr>
           <w:rStyle w:val="af"/>
@@ -3292,7 +3221,6 @@
         </w:rPr>
         <w:t>][</w:t>
       </w:r>
-      <w:proofErr w:type="gramEnd"/>
       <w:r>
         <w:rPr>
           <w:rStyle w:val="af"/>
@@ -3587,51 +3515,6 @@
           <w:rStyle w:val="af"/>
           <w:i w:val="0"/>
         </w:rPr>
-        <w:t>;</w:t>
-      </w:r>
-    </w:p>
-    <w:p>
-      <w:pPr>
-        <w:rPr>
-          <w:rStyle w:val="af"/>
-          <w:i w:val="0"/>
-        </w:rPr>
-      </w:pPr>
-      <w:r>
-        <w:rPr>
-          <w:rStyle w:val="af"/>
-          <w:i w:val="0"/>
-        </w:rPr>
-        <w:t xml:space="preserve">2) Данные выводятся слишком короткий промежуток времени </w:t>
-      </w:r>
-      <w:proofErr w:type="gramStart"/>
-      <w:r>
-        <w:rPr>
-          <w:rStyle w:val="af"/>
-          <w:i w:val="0"/>
-        </w:rPr>
-        <w:t xml:space="preserve">( </w:t>
-      </w:r>
-      <w:r>
-        <w:rPr>
-          <w:rStyle w:val="af"/>
-          <w:i w:val="0"/>
-        </w:rPr>
-        <w:t>&lt;</w:t>
-      </w:r>
-      <w:proofErr w:type="gramEnd"/>
-      <w:r>
-        <w:rPr>
-          <w:rStyle w:val="af"/>
-          <w:i w:val="0"/>
-        </w:rPr>
-        <w:t xml:space="preserve"> такта)</w:t>
-      </w:r>
-      <w:r>
-        <w:rPr>
-          <w:rStyle w:val="af"/>
-          <w:i w:val="0"/>
-        </w:rPr>
         <w:t xml:space="preserve"> (</w:t>
       </w:r>
       <w:r>
@@ -3639,505 +3522,542 @@
           <w:rStyle w:val="af"/>
           <w:i w:val="0"/>
         </w:rPr>
-        <w:t>решив проблему снизу – решил и эту проблему</w:t>
-      </w:r>
-      <w:r>
-        <w:rPr>
-          <w:rStyle w:val="af"/>
-          <w:i w:val="0"/>
-        </w:rPr>
-        <w:t>)</w:t>
-      </w:r>
-      <w:r>
-        <w:rPr>
-          <w:rStyle w:val="af"/>
-          <w:i w:val="0"/>
-        </w:rPr>
-        <w:t>;</w:t>
-      </w:r>
-    </w:p>
-    <w:p>
-      <w:pPr>
-        <w:rPr>
-          <w:rStyle w:val="af"/>
-          <w:i w:val="0"/>
-        </w:rPr>
-      </w:pPr>
-      <w:r>
-        <w:rPr>
-          <w:rStyle w:val="af"/>
-          <w:i w:val="0"/>
-        </w:rPr>
-        <w:t>3)</w:t>
-      </w:r>
-      <w:r>
-        <w:rPr>
-          <w:rStyle w:val="af"/>
-          <w:i w:val="0"/>
-        </w:rPr>
-        <w:t xml:space="preserve"> </w:t>
-      </w:r>
-      <w:r>
-        <w:rPr>
-          <w:rStyle w:val="af"/>
-          <w:i w:val="0"/>
-        </w:rPr>
-        <w:t xml:space="preserve">Есть проблемы с </w:t>
-      </w:r>
-      <w:proofErr w:type="spellStart"/>
-      <w:r>
-        <w:rPr>
-          <w:rStyle w:val="af"/>
-          <w:i w:val="0"/>
-          <w:lang w:val="en-US"/>
-        </w:rPr>
-        <w:t>tRC</w:t>
-      </w:r>
-      <w:proofErr w:type="spellEnd"/>
-      <w:r>
-        <w:rPr>
-          <w:rStyle w:val="af"/>
-          <w:i w:val="0"/>
-        </w:rPr>
-        <w:t xml:space="preserve"> </w:t>
-      </w:r>
-      <w:r>
-        <w:rPr>
-          <w:rStyle w:val="af"/>
-          <w:i w:val="0"/>
-        </w:rPr>
-        <w:t xml:space="preserve">и </w:t>
-      </w:r>
-      <w:proofErr w:type="spellStart"/>
-      <w:r>
-        <w:rPr>
-          <w:rStyle w:val="af"/>
-          <w:i w:val="0"/>
-          <w:lang w:val="en-US"/>
-        </w:rPr>
-        <w:t>tRAS</w:t>
-      </w:r>
-      <w:proofErr w:type="spellEnd"/>
-      <w:r>
-        <w:rPr>
-          <w:rStyle w:val="af"/>
-          <w:i w:val="0"/>
-        </w:rPr>
-        <w:t xml:space="preserve"> (</w:t>
-      </w:r>
-      <w:r>
-        <w:rPr>
-          <w:rStyle w:val="af"/>
-          <w:i w:val="0"/>
-        </w:rPr>
-        <w:t>решено увел</w:t>
-      </w:r>
-      <w:r>
-        <w:rPr>
-          <w:rStyle w:val="af"/>
-          <w:i w:val="0"/>
-        </w:rPr>
-        <w:t>и</w:t>
-      </w:r>
-      <w:r>
-        <w:rPr>
-          <w:rStyle w:val="af"/>
-          <w:i w:val="0"/>
-        </w:rPr>
-        <w:t xml:space="preserve">чением задержек между </w:t>
-      </w:r>
-      <w:r>
-        <w:rPr>
-          <w:rStyle w:val="af"/>
-          <w:i w:val="0"/>
-          <w:lang w:val="en-US"/>
-        </w:rPr>
-        <w:t>ACTIVE</w:t>
-      </w:r>
-      <w:r>
-        <w:rPr>
-          <w:rStyle w:val="af"/>
-          <w:i w:val="0"/>
-        </w:rPr>
-        <w:t>-</w:t>
-      </w:r>
-      <w:r>
-        <w:rPr>
-          <w:rStyle w:val="af"/>
-          <w:i w:val="0"/>
-          <w:lang w:val="en-US"/>
-        </w:rPr>
-        <w:t>ACTIVE</w:t>
-      </w:r>
-      <w:r>
-        <w:rPr>
-          <w:rStyle w:val="af"/>
-          <w:i w:val="0"/>
-        </w:rPr>
-        <w:t xml:space="preserve"> </w:t>
-      </w:r>
-      <w:r>
-        <w:rPr>
-          <w:rStyle w:val="af"/>
-          <w:i w:val="0"/>
-        </w:rPr>
-        <w:t xml:space="preserve">и </w:t>
-      </w:r>
-      <w:r>
-        <w:rPr>
-          <w:rStyle w:val="af"/>
-          <w:i w:val="0"/>
-          <w:lang w:val="en-US"/>
-        </w:rPr>
-        <w:t>ACTIVE</w:t>
-      </w:r>
-      <w:r>
-        <w:rPr>
-          <w:rStyle w:val="af"/>
-          <w:i w:val="0"/>
-        </w:rPr>
-        <w:t>-</w:t>
-      </w:r>
-      <w:r>
-        <w:rPr>
-          <w:rStyle w:val="af"/>
-          <w:i w:val="0"/>
-          <w:lang w:val="en-US"/>
-        </w:rPr>
-        <w:t>PRECH</w:t>
-      </w:r>
-      <w:r>
-        <w:rPr>
-          <w:rStyle w:val="af"/>
-          <w:i w:val="0"/>
-          <w:lang w:val="en-US"/>
-        </w:rPr>
-        <w:t>A</w:t>
-      </w:r>
-      <w:r>
-        <w:rPr>
-          <w:rStyle w:val="af"/>
-          <w:i w:val="0"/>
-          <w:lang w:val="en-US"/>
-        </w:rPr>
-        <w:t>RGE</w:t>
-      </w:r>
-      <w:r>
-        <w:rPr>
-          <w:rStyle w:val="af"/>
-          <w:i w:val="0"/>
-        </w:rPr>
-        <w:t>)</w:t>
-      </w:r>
-      <w:r>
-        <w:rPr>
-          <w:rStyle w:val="af"/>
-          <w:i w:val="0"/>
-        </w:rPr>
-        <w:t>;</w:t>
-      </w:r>
-    </w:p>
-    <w:p>
-      <w:pPr>
-        <w:rPr>
-          <w:rStyle w:val="af"/>
-          <w:i w:val="0"/>
-        </w:rPr>
-      </w:pPr>
-      <w:r>
-        <w:rPr>
-          <w:rStyle w:val="af"/>
-          <w:i w:val="0"/>
-        </w:rPr>
-        <w:t xml:space="preserve">4) </w:t>
-      </w:r>
-      <w:r>
-        <w:rPr>
-          <w:rStyle w:val="af"/>
-          <w:i w:val="0"/>
-        </w:rPr>
-        <w:t>Необходимо р</w:t>
-      </w:r>
-      <w:r>
-        <w:rPr>
-          <w:rStyle w:val="af"/>
-          <w:i w:val="0"/>
-        </w:rPr>
-        <w:t>еализовать задержки на входах</w:t>
-      </w:r>
-      <w:r>
-        <w:rPr>
-          <w:rStyle w:val="af"/>
-          <w:i w:val="0"/>
-        </w:rPr>
-        <w:t>/</w:t>
-      </w:r>
-      <w:r>
-        <w:rPr>
-          <w:rStyle w:val="af"/>
-          <w:i w:val="0"/>
-        </w:rPr>
-        <w:t>выходах</w:t>
-      </w:r>
-      <w:r>
-        <w:rPr>
-          <w:rStyle w:val="af"/>
-          <w:i w:val="0"/>
-        </w:rPr>
-        <w:t>;</w:t>
-      </w:r>
-    </w:p>
-    <w:p>
-      <w:pPr>
-        <w:rPr>
-          <w:rStyle w:val="af"/>
-          <w:i w:val="0"/>
-        </w:rPr>
-      </w:pPr>
-      <w:r>
-        <w:rPr>
-          <w:rStyle w:val="af"/>
-          <w:i w:val="0"/>
-        </w:rPr>
-        <w:t xml:space="preserve">5) Разобраться с </w:t>
-      </w:r>
-      <w:r>
-        <w:rPr>
-          <w:rStyle w:val="af"/>
-          <w:i w:val="0"/>
-          <w:lang w:val="en-US"/>
-        </w:rPr>
-        <w:t>RDY</w:t>
-      </w:r>
-      <w:r>
-        <w:rPr>
-          <w:rStyle w:val="af"/>
-          <w:i w:val="0"/>
-        </w:rPr>
-        <w:t xml:space="preserve">, </w:t>
-      </w:r>
-      <w:r>
-        <w:rPr>
-          <w:rStyle w:val="af"/>
-          <w:i w:val="0"/>
-        </w:rPr>
-        <w:t>неправильно работает</w:t>
-      </w:r>
-      <w:r>
-        <w:rPr>
-          <w:rStyle w:val="af"/>
-          <w:i w:val="0"/>
-        </w:rPr>
-        <w:t xml:space="preserve"> (сделано наполовину)</w:t>
-      </w:r>
-      <w:r>
-        <w:rPr>
-          <w:rStyle w:val="af"/>
-          <w:i w:val="0"/>
-        </w:rPr>
-        <w:t>.</w:t>
-      </w:r>
-    </w:p>
-    <w:p>
-      <w:pPr>
-        <w:rPr>
-          <w:rStyle w:val="af"/>
-          <w:i w:val="0"/>
-        </w:rPr>
-      </w:pPr>
-    </w:p>
-    <w:p>
-      <w:pPr>
-        <w:rPr>
-          <w:rStyle w:val="af"/>
-          <w:i w:val="0"/>
-        </w:rPr>
-      </w:pPr>
-      <w:r>
-        <w:rPr>
-          <w:rStyle w:val="af"/>
-          <w:i w:val="0"/>
-        </w:rPr>
-        <w:t>План дальнейших тестов:</w:t>
-      </w:r>
-    </w:p>
-    <w:p>
-      <w:pPr>
-        <w:rPr>
-          <w:rStyle w:val="af"/>
-          <w:i w:val="0"/>
-        </w:rPr>
-      </w:pPr>
-      <w:r>
-        <w:rPr>
-          <w:rStyle w:val="af"/>
-          <w:i w:val="0"/>
-        </w:rPr>
-        <w:t>1) Сделать полный набор тестов:</w:t>
-      </w:r>
-    </w:p>
-    <w:p>
-      <w:pPr>
-        <w:rPr>
-          <w:rStyle w:val="af"/>
-          <w:i w:val="0"/>
-        </w:rPr>
-      </w:pPr>
-      <w:r>
-        <w:rPr>
-          <w:rStyle w:val="af"/>
-          <w:i w:val="0"/>
-        </w:rPr>
-        <w:t>-</w:t>
-      </w:r>
-      <w:r>
-        <w:rPr>
-          <w:rStyle w:val="af"/>
-          <w:i w:val="0"/>
-        </w:rPr>
-        <w:t xml:space="preserve"> </w:t>
-      </w:r>
-      <w:r>
-        <w:rPr>
-          <w:rStyle w:val="af"/>
-          <w:i w:val="0"/>
-        </w:rPr>
-        <w:t>заполнение нулями (единицами) ограниченного количества ячеек в начале и в конце</w:t>
-      </w:r>
-      <w:r>
-        <w:rPr>
-          <w:rStyle w:val="af"/>
-          <w:i w:val="0"/>
-        </w:rPr>
-        <w:t xml:space="preserve"> (</w:t>
-      </w:r>
-      <w:proofErr w:type="spellStart"/>
-      <w:r>
-        <w:rPr>
-          <w:rStyle w:val="af"/>
-          <w:i w:val="0"/>
-        </w:rPr>
-        <w:t>March</w:t>
-      </w:r>
-      <w:proofErr w:type="spellEnd"/>
-      <w:r>
-        <w:rPr>
-          <w:rStyle w:val="af"/>
-          <w:i w:val="0"/>
-        </w:rPr>
-        <w:t xml:space="preserve"> </w:t>
-      </w:r>
-      <w:r>
-        <w:rPr>
-          <w:rStyle w:val="af"/>
-          <w:i w:val="0"/>
-          <w:lang w:val="en-US"/>
-        </w:rPr>
-        <w:t>C</w:t>
-      </w:r>
-      <w:r>
-        <w:rPr>
-          <w:rStyle w:val="af"/>
-          <w:i w:val="0"/>
-        </w:rPr>
-        <w:t>)</w:t>
-      </w:r>
-      <w:r>
-        <w:rPr>
-          <w:rStyle w:val="af"/>
-          <w:i w:val="0"/>
-        </w:rPr>
-        <w:t>;</w:t>
-      </w:r>
-    </w:p>
-    <w:p>
-      <w:pPr>
-        <w:rPr>
-          <w:rStyle w:val="af"/>
-          <w:i w:val="0"/>
-        </w:rPr>
-      </w:pPr>
-      <w:r>
-        <w:rPr>
-          <w:rStyle w:val="af"/>
-          <w:i w:val="0"/>
-        </w:rPr>
-        <w:t>-</w:t>
-      </w:r>
-      <w:r>
-        <w:rPr>
-          <w:rStyle w:val="af"/>
-          <w:i w:val="0"/>
-        </w:rPr>
-        <w:t xml:space="preserve"> </w:t>
-      </w:r>
-      <w:r>
-        <w:rPr>
-          <w:rStyle w:val="af"/>
-          <w:i w:val="0"/>
-        </w:rPr>
-        <w:t>заполнение случайными числами (ГОТОВО)</w:t>
-      </w:r>
-      <w:r>
-        <w:rPr>
-          <w:rStyle w:val="af"/>
-          <w:i w:val="0"/>
-        </w:rPr>
-        <w:t>;</w:t>
-      </w:r>
-    </w:p>
-    <w:p>
-      <w:pPr>
-        <w:rPr>
-          <w:rStyle w:val="af"/>
-          <w:i w:val="0"/>
-        </w:rPr>
-      </w:pPr>
-      <w:r>
-        <w:rPr>
-          <w:rStyle w:val="af"/>
-          <w:i w:val="0"/>
-        </w:rPr>
-        <w:t xml:space="preserve">- </w:t>
-      </w:r>
-      <w:r>
-        <w:rPr>
-          <w:rStyle w:val="af"/>
-          <w:i w:val="0"/>
-        </w:rPr>
-        <w:t>заполнение псевдослучайными числами</w:t>
-      </w:r>
-      <w:r>
-        <w:rPr>
-          <w:rStyle w:val="af"/>
-          <w:i w:val="0"/>
-        </w:rPr>
-        <w:t xml:space="preserve">, </w:t>
-      </w:r>
-      <w:r>
-        <w:rPr>
-          <w:rStyle w:val="af"/>
-          <w:i w:val="0"/>
-        </w:rPr>
-        <w:t>с помощью сдвигового регистра (</w:t>
-      </w:r>
-      <w:r>
-        <w:rPr>
-          <w:rStyle w:val="af"/>
-          <w:i w:val="0"/>
-          <w:lang w:val="en-US"/>
-        </w:rPr>
-        <w:t>LFSR</w:t>
-      </w:r>
-      <w:r>
-        <w:rPr>
-          <w:rStyle w:val="af"/>
-          <w:i w:val="0"/>
-        </w:rPr>
-        <w:t>)</w:t>
+        <w:t>исправлено?</w:t>
       </w:r>
       <w:bookmarkStart w:id="0" w:name="_GoBack"/>
       <w:bookmarkEnd w:id="0"/>
+      <w:r>
+        <w:rPr>
+          <w:rStyle w:val="af"/>
+          <w:i w:val="0"/>
+        </w:rPr>
+        <w:t>)</w:t>
+      </w:r>
+      <w:r>
+        <w:rPr>
+          <w:rStyle w:val="af"/>
+          <w:i w:val="0"/>
+        </w:rPr>
+        <w:t>;</w:t>
+      </w:r>
+    </w:p>
+    <w:p>
+      <w:pPr>
+        <w:rPr>
+          <w:rStyle w:val="af"/>
+          <w:i w:val="0"/>
+        </w:rPr>
+      </w:pPr>
+      <w:r>
+        <w:rPr>
+          <w:rStyle w:val="af"/>
+          <w:i w:val="0"/>
+        </w:rPr>
+        <w:t xml:space="preserve">2) Данные выводятся слишком короткий промежуток времени ( </w:t>
+      </w:r>
+      <w:r>
+        <w:rPr>
+          <w:rStyle w:val="af"/>
+          <w:i w:val="0"/>
+        </w:rPr>
+        <w:t>&lt;</w:t>
+      </w:r>
+      <w:r>
+        <w:rPr>
+          <w:rStyle w:val="af"/>
+          <w:i w:val="0"/>
+        </w:rPr>
+        <w:t xml:space="preserve"> такта)</w:t>
+      </w:r>
+      <w:r>
+        <w:rPr>
+          <w:rStyle w:val="af"/>
+          <w:i w:val="0"/>
+        </w:rPr>
+        <w:t xml:space="preserve"> (</w:t>
+      </w:r>
+      <w:r>
+        <w:rPr>
+          <w:rStyle w:val="af"/>
+          <w:i w:val="0"/>
+        </w:rPr>
+        <w:t>решив проблему снизу – решил и эту проблему</w:t>
+      </w:r>
+      <w:r>
+        <w:rPr>
+          <w:rStyle w:val="af"/>
+          <w:i w:val="0"/>
+        </w:rPr>
+        <w:t>)</w:t>
+      </w:r>
+      <w:r>
+        <w:rPr>
+          <w:rStyle w:val="af"/>
+          <w:i w:val="0"/>
+        </w:rPr>
+        <w:t>;</w:t>
+      </w:r>
+    </w:p>
+    <w:p>
+      <w:pPr>
+        <w:rPr>
+          <w:rStyle w:val="af"/>
+          <w:i w:val="0"/>
+        </w:rPr>
+      </w:pPr>
+      <w:r>
+        <w:rPr>
+          <w:rStyle w:val="af"/>
+          <w:i w:val="0"/>
+        </w:rPr>
+        <w:t>3)</w:t>
+      </w:r>
+      <w:r>
+        <w:rPr>
+          <w:rStyle w:val="af"/>
+          <w:i w:val="0"/>
+        </w:rPr>
+        <w:t xml:space="preserve"> </w:t>
+      </w:r>
+      <w:r>
+        <w:rPr>
+          <w:rStyle w:val="af"/>
+          <w:i w:val="0"/>
+        </w:rPr>
+        <w:t xml:space="preserve">Есть проблемы с </w:t>
+      </w:r>
+      <w:r>
+        <w:rPr>
+          <w:rStyle w:val="af"/>
+          <w:i w:val="0"/>
+          <w:lang w:val="en-US"/>
+        </w:rPr>
+        <w:t>tRC</w:t>
+      </w:r>
+      <w:r>
+        <w:rPr>
+          <w:rStyle w:val="af"/>
+          <w:i w:val="0"/>
+        </w:rPr>
+        <w:t xml:space="preserve"> </w:t>
+      </w:r>
+      <w:r>
+        <w:rPr>
+          <w:rStyle w:val="af"/>
+          <w:i w:val="0"/>
+        </w:rPr>
+        <w:t xml:space="preserve">и </w:t>
+      </w:r>
+      <w:r>
+        <w:rPr>
+          <w:rStyle w:val="af"/>
+          <w:i w:val="0"/>
+          <w:lang w:val="en-US"/>
+        </w:rPr>
+        <w:t>tRAS</w:t>
+      </w:r>
+      <w:r>
+        <w:rPr>
+          <w:rStyle w:val="af"/>
+          <w:i w:val="0"/>
+        </w:rPr>
+        <w:t xml:space="preserve"> (</w:t>
+      </w:r>
+      <w:r>
+        <w:rPr>
+          <w:rStyle w:val="af"/>
+          <w:i w:val="0"/>
+        </w:rPr>
+        <w:t>решено увел</w:t>
+      </w:r>
+      <w:r>
+        <w:rPr>
+          <w:rStyle w:val="af"/>
+          <w:i w:val="0"/>
+        </w:rPr>
+        <w:t>и</w:t>
+      </w:r>
+      <w:r>
+        <w:rPr>
+          <w:rStyle w:val="af"/>
+          <w:i w:val="0"/>
+        </w:rPr>
+        <w:t xml:space="preserve">чением задержек между </w:t>
+      </w:r>
+      <w:r>
+        <w:rPr>
+          <w:rStyle w:val="af"/>
+          <w:i w:val="0"/>
+          <w:lang w:val="en-US"/>
+        </w:rPr>
+        <w:t>ACTIVE</w:t>
+      </w:r>
+      <w:r>
+        <w:rPr>
+          <w:rStyle w:val="af"/>
+          <w:i w:val="0"/>
+        </w:rPr>
+        <w:t>-</w:t>
+      </w:r>
+      <w:r>
+        <w:rPr>
+          <w:rStyle w:val="af"/>
+          <w:i w:val="0"/>
+          <w:lang w:val="en-US"/>
+        </w:rPr>
+        <w:t>ACTIVE</w:t>
+      </w:r>
+      <w:r>
+        <w:rPr>
+          <w:rStyle w:val="af"/>
+          <w:i w:val="0"/>
+        </w:rPr>
+        <w:t xml:space="preserve"> </w:t>
+      </w:r>
+      <w:r>
+        <w:rPr>
+          <w:rStyle w:val="af"/>
+          <w:i w:val="0"/>
+        </w:rPr>
+        <w:t xml:space="preserve">и </w:t>
+      </w:r>
+      <w:r>
+        <w:rPr>
+          <w:rStyle w:val="af"/>
+          <w:i w:val="0"/>
+          <w:lang w:val="en-US"/>
+        </w:rPr>
+        <w:t>ACTIVE</w:t>
+      </w:r>
+      <w:r>
+        <w:rPr>
+          <w:rStyle w:val="af"/>
+          <w:i w:val="0"/>
+        </w:rPr>
+        <w:t>-</w:t>
+      </w:r>
+      <w:r>
+        <w:rPr>
+          <w:rStyle w:val="af"/>
+          <w:i w:val="0"/>
+          <w:lang w:val="en-US"/>
+        </w:rPr>
+        <w:t>PRECH</w:t>
+      </w:r>
+      <w:r>
+        <w:rPr>
+          <w:rStyle w:val="af"/>
+          <w:i w:val="0"/>
+          <w:lang w:val="en-US"/>
+        </w:rPr>
+        <w:t>A</w:t>
+      </w:r>
+      <w:r>
+        <w:rPr>
+          <w:rStyle w:val="af"/>
+          <w:i w:val="0"/>
+          <w:lang w:val="en-US"/>
+        </w:rPr>
+        <w:t>RGE</w:t>
+      </w:r>
+      <w:r>
+        <w:rPr>
+          <w:rStyle w:val="af"/>
+          <w:i w:val="0"/>
+        </w:rPr>
+        <w:t>)</w:t>
+      </w:r>
+      <w:r>
+        <w:rPr>
+          <w:rStyle w:val="af"/>
+          <w:i w:val="0"/>
+        </w:rPr>
+        <w:t>;</w:t>
+      </w:r>
+    </w:p>
+    <w:p>
+      <w:pPr>
+        <w:rPr>
+          <w:rStyle w:val="af"/>
+          <w:i w:val="0"/>
+        </w:rPr>
+      </w:pPr>
+      <w:r>
+        <w:rPr>
+          <w:rStyle w:val="af"/>
+          <w:i w:val="0"/>
+        </w:rPr>
+        <w:t xml:space="preserve">4) </w:t>
+      </w:r>
+      <w:r>
+        <w:rPr>
+          <w:rStyle w:val="af"/>
+          <w:i w:val="0"/>
+        </w:rPr>
+        <w:t>Необходимо р</w:t>
+      </w:r>
+      <w:r>
+        <w:rPr>
+          <w:rStyle w:val="af"/>
+          <w:i w:val="0"/>
+        </w:rPr>
+        <w:t>еализовать задержки на входах</w:t>
+      </w:r>
+      <w:r>
+        <w:rPr>
+          <w:rStyle w:val="af"/>
+          <w:i w:val="0"/>
+        </w:rPr>
+        <w:t>/</w:t>
+      </w:r>
+      <w:r>
+        <w:rPr>
+          <w:rStyle w:val="af"/>
+          <w:i w:val="0"/>
+        </w:rPr>
+        <w:t>выходах</w:t>
+      </w:r>
+      <w:r>
+        <w:rPr>
+          <w:rStyle w:val="af"/>
+          <w:i w:val="0"/>
+        </w:rPr>
+        <w:t>;</w:t>
+      </w:r>
+    </w:p>
+    <w:p>
+      <w:pPr>
+        <w:rPr>
+          <w:rStyle w:val="af"/>
+          <w:i w:val="0"/>
+        </w:rPr>
+      </w:pPr>
+      <w:r>
+        <w:rPr>
+          <w:rStyle w:val="af"/>
+          <w:i w:val="0"/>
+        </w:rPr>
+        <w:t xml:space="preserve">5) Разобраться с </w:t>
+      </w:r>
+      <w:r>
+        <w:rPr>
+          <w:rStyle w:val="af"/>
+          <w:i w:val="0"/>
+          <w:lang w:val="en-US"/>
+        </w:rPr>
+        <w:t>RDY</w:t>
+      </w:r>
+      <w:r>
+        <w:rPr>
+          <w:rStyle w:val="af"/>
+          <w:i w:val="0"/>
+        </w:rPr>
+        <w:t xml:space="preserve">, </w:t>
+      </w:r>
+      <w:r>
+        <w:rPr>
+          <w:rStyle w:val="af"/>
+          <w:i w:val="0"/>
+        </w:rPr>
+        <w:t>неправильно работает</w:t>
+      </w:r>
+      <w:r>
+        <w:rPr>
+          <w:rStyle w:val="af"/>
+          <w:i w:val="0"/>
+        </w:rPr>
+        <w:t xml:space="preserve"> (сделано наполовину)</w:t>
+      </w:r>
+      <w:r>
+        <w:rPr>
+          <w:rStyle w:val="af"/>
+          <w:i w:val="0"/>
+        </w:rPr>
+        <w:t>.</w:t>
+      </w:r>
+    </w:p>
+    <w:p>
+      <w:pPr>
+        <w:rPr>
+          <w:rStyle w:val="af"/>
+          <w:i w:val="0"/>
+        </w:rPr>
+      </w:pPr>
+    </w:p>
+    <w:p>
+      <w:pPr>
+        <w:rPr>
+          <w:rStyle w:val="af"/>
+          <w:i w:val="0"/>
+        </w:rPr>
+      </w:pPr>
+      <w:r>
+        <w:rPr>
+          <w:rStyle w:val="af"/>
+          <w:i w:val="0"/>
+        </w:rPr>
+        <w:t>План дальнейших тестов:</w:t>
+      </w:r>
+    </w:p>
+    <w:p>
+      <w:pPr>
+        <w:rPr>
+          <w:rStyle w:val="af"/>
+          <w:i w:val="0"/>
+        </w:rPr>
+      </w:pPr>
+      <w:r>
+        <w:rPr>
+          <w:rStyle w:val="af"/>
+          <w:i w:val="0"/>
+        </w:rPr>
+        <w:t>1) Сделать полный набор тестов:</w:t>
+      </w:r>
+    </w:p>
+    <w:p>
+      <w:pPr>
+        <w:rPr>
+          <w:rStyle w:val="af"/>
+          <w:i w:val="0"/>
+        </w:rPr>
+      </w:pPr>
+      <w:r>
+        <w:rPr>
+          <w:rStyle w:val="af"/>
+          <w:i w:val="0"/>
+        </w:rPr>
+        <w:t>-</w:t>
+      </w:r>
+      <w:r>
+        <w:rPr>
+          <w:rStyle w:val="af"/>
+          <w:i w:val="0"/>
+        </w:rPr>
+        <w:t xml:space="preserve"> </w:t>
+      </w:r>
+      <w:r>
+        <w:rPr>
+          <w:rStyle w:val="af"/>
+          <w:i w:val="0"/>
+        </w:rPr>
+        <w:t>заполнение нулями (единицами) ограниченного количества ячеек в начале и в конце</w:t>
+      </w:r>
+      <w:r>
+        <w:rPr>
+          <w:rStyle w:val="af"/>
+          <w:i w:val="0"/>
+        </w:rPr>
+        <w:t xml:space="preserve"> (March </w:t>
+      </w:r>
+      <w:r>
+        <w:rPr>
+          <w:rStyle w:val="af"/>
+          <w:i w:val="0"/>
+          <w:lang w:val="en-US"/>
+        </w:rPr>
+        <w:t>C</w:t>
+      </w:r>
+      <w:r>
+        <w:rPr>
+          <w:rStyle w:val="af"/>
+          <w:i w:val="0"/>
+        </w:rPr>
+        <w:t>)</w:t>
+      </w:r>
+      <w:r>
+        <w:rPr>
+          <w:rStyle w:val="af"/>
+          <w:i w:val="0"/>
+        </w:rPr>
+        <w:t>;</w:t>
+      </w:r>
+    </w:p>
+    <w:p>
+      <w:pPr>
+        <w:rPr>
+          <w:rStyle w:val="af"/>
+          <w:i w:val="0"/>
+        </w:rPr>
+      </w:pPr>
+      <w:r>
+        <w:rPr>
+          <w:rStyle w:val="af"/>
+          <w:i w:val="0"/>
+        </w:rPr>
+        <w:t>-</w:t>
+      </w:r>
+      <w:r>
+        <w:rPr>
+          <w:rStyle w:val="af"/>
+          <w:i w:val="0"/>
+        </w:rPr>
+        <w:t xml:space="preserve"> </w:t>
+      </w:r>
+      <w:r>
+        <w:rPr>
+          <w:rStyle w:val="af"/>
+          <w:i w:val="0"/>
+        </w:rPr>
+        <w:t>заполнение случайными числами (ГОТОВО)</w:t>
+      </w:r>
+      <w:r>
+        <w:rPr>
+          <w:rStyle w:val="af"/>
+          <w:i w:val="0"/>
+        </w:rPr>
+        <w:t>;</w:t>
+      </w:r>
+    </w:p>
+    <w:p>
+      <w:pPr>
+        <w:rPr>
+          <w:rStyle w:val="af"/>
+          <w:i w:val="0"/>
+        </w:rPr>
+      </w:pPr>
+      <w:r>
+        <w:rPr>
+          <w:rStyle w:val="af"/>
+          <w:i w:val="0"/>
+        </w:rPr>
+        <w:t xml:space="preserve">- </w:t>
+      </w:r>
+      <w:r>
+        <w:rPr>
+          <w:rStyle w:val="af"/>
+          <w:i w:val="0"/>
+        </w:rPr>
+        <w:t>заполнение псевдослучайными числами</w:t>
+      </w:r>
+      <w:r>
+        <w:rPr>
+          <w:rStyle w:val="af"/>
+          <w:i w:val="0"/>
+        </w:rPr>
+        <w:t xml:space="preserve">, </w:t>
+      </w:r>
+      <w:r>
+        <w:rPr>
+          <w:rStyle w:val="af"/>
+          <w:i w:val="0"/>
+        </w:rPr>
+        <w:t>с помощью сдвигового регистра (</w:t>
+      </w:r>
+      <w:r>
+        <w:rPr>
+          <w:rStyle w:val="af"/>
+          <w:i w:val="0"/>
+          <w:lang w:val="en-US"/>
+        </w:rPr>
+        <w:t>LFSR</w:t>
+      </w:r>
+      <w:r>
+        <w:rPr>
+          <w:rStyle w:val="af"/>
+          <w:i w:val="0"/>
+        </w:rPr>
+        <w:t>)</w:t>
+      </w:r>
     </w:p>
     <w:p>
       <w:pPr>
@@ -4294,21 +4214,12 @@
         </w:rPr>
         <w:t xml:space="preserve">Прочитать про: </w:t>
       </w:r>
-      <w:proofErr w:type="spellStart"/>
-      <w:r>
-        <w:rPr>
-          <w:rStyle w:val="af"/>
-          <w:i w:val="0"/>
-        </w:rPr>
-        <w:t>iodelay_ctrl</w:t>
-      </w:r>
-      <w:proofErr w:type="spellEnd"/>
-      <w:r>
-        <w:rPr>
-          <w:rStyle w:val="af"/>
-          <w:i w:val="0"/>
-        </w:rPr>
-        <w:t xml:space="preserve">, iodelay2; </w:t>
+      <w:r>
+        <w:rPr>
+          <w:rStyle w:val="af"/>
+          <w:i w:val="0"/>
+        </w:rPr>
+        <w:t xml:space="preserve">iodelay_ctrl, iodelay2; </w:t>
       </w:r>
       <w:r>
         <w:rPr>
@@ -4332,7 +4243,6 @@
         </w:rPr>
         <w:t>/</w:t>
       </w:r>
-      <w:proofErr w:type="spellStart"/>
       <w:r>
         <w:rPr>
           <w:rStyle w:val="af"/>
@@ -4341,7 +4251,6 @@
         </w:rPr>
         <w:t>vivado</w:t>
       </w:r>
-      <w:proofErr w:type="spellEnd"/>
       <w:r>
         <w:rPr>
           <w:rStyle w:val="af"/>
@@ -6537,7 +6446,7 @@
 </file>
 
 <file path=customXml/itemProps1.xml><?xml version="1.0" encoding="utf-8"?>
-<ds:datastoreItem xmlns:ds="http://schemas.openxmlformats.org/officeDocument/2006/customXml" ds:itemID="{E767A0AA-C90D-4E2B-89DD-14FC680B1D03}">
+<ds:datastoreItem xmlns:ds="http://schemas.openxmlformats.org/officeDocument/2006/customXml" ds:itemID="{0451537C-475C-40F2-9F58-76727966D45D}">
   <ds:schemaRefs>
     <ds:schemaRef ds:uri="http://schemas.openxmlformats.org/officeDocument/2006/bibliography"/>
   </ds:schemaRefs>

--- a/Документация/Документация на контроллер памяти.docx
+++ b/Документация/Документация на контроллер памяти.docx
@@ -3524,1037 +3524,1069 @@
         </w:rPr>
         <w:t>исправлено?</w:t>
       </w:r>
+      <w:r>
+        <w:rPr>
+          <w:rStyle w:val="af"/>
+          <w:i w:val="0"/>
+        </w:rPr>
+        <w:t>)</w:t>
+      </w:r>
+      <w:r>
+        <w:rPr>
+          <w:rStyle w:val="af"/>
+          <w:i w:val="0"/>
+        </w:rPr>
+        <w:t>;</w:t>
+      </w:r>
+    </w:p>
+    <w:p>
+      <w:pPr>
+        <w:rPr>
+          <w:rStyle w:val="af"/>
+          <w:i w:val="0"/>
+        </w:rPr>
+      </w:pPr>
+      <w:r>
+        <w:rPr>
+          <w:rStyle w:val="af"/>
+          <w:i w:val="0"/>
+        </w:rPr>
+        <w:t xml:space="preserve">2) Данные выводятся слишком короткий промежуток времени ( </w:t>
+      </w:r>
+      <w:r>
+        <w:rPr>
+          <w:rStyle w:val="af"/>
+          <w:i w:val="0"/>
+        </w:rPr>
+        <w:t>&lt;</w:t>
+      </w:r>
+      <w:r>
+        <w:rPr>
+          <w:rStyle w:val="af"/>
+          <w:i w:val="0"/>
+        </w:rPr>
+        <w:t xml:space="preserve"> такта)</w:t>
+      </w:r>
+      <w:r>
+        <w:rPr>
+          <w:rStyle w:val="af"/>
+          <w:i w:val="0"/>
+        </w:rPr>
+        <w:t xml:space="preserve"> (</w:t>
+      </w:r>
+      <w:r>
+        <w:rPr>
+          <w:rStyle w:val="af"/>
+          <w:i w:val="0"/>
+        </w:rPr>
+        <w:t>решив проблему снизу – решил и эту проблему</w:t>
+      </w:r>
+      <w:r>
+        <w:rPr>
+          <w:rStyle w:val="af"/>
+          <w:i w:val="0"/>
+        </w:rPr>
+        <w:t>)</w:t>
+      </w:r>
+      <w:r>
+        <w:rPr>
+          <w:rStyle w:val="af"/>
+          <w:i w:val="0"/>
+        </w:rPr>
+        <w:t>;</w:t>
+      </w:r>
+    </w:p>
+    <w:p>
+      <w:pPr>
+        <w:rPr>
+          <w:rStyle w:val="af"/>
+          <w:i w:val="0"/>
+        </w:rPr>
+      </w:pPr>
+      <w:r>
+        <w:rPr>
+          <w:rStyle w:val="af"/>
+          <w:i w:val="0"/>
+        </w:rPr>
+        <w:t>3)</w:t>
+      </w:r>
+      <w:r>
+        <w:rPr>
+          <w:rStyle w:val="af"/>
+          <w:i w:val="0"/>
+        </w:rPr>
+        <w:t xml:space="preserve"> </w:t>
+      </w:r>
+      <w:r>
+        <w:rPr>
+          <w:rStyle w:val="af"/>
+          <w:i w:val="0"/>
+        </w:rPr>
+        <w:t xml:space="preserve">Есть проблемы с </w:t>
+      </w:r>
+      <w:r>
+        <w:rPr>
+          <w:rStyle w:val="af"/>
+          <w:i w:val="0"/>
+          <w:lang w:val="en-US"/>
+        </w:rPr>
+        <w:t>tRC</w:t>
+      </w:r>
+      <w:r>
+        <w:rPr>
+          <w:rStyle w:val="af"/>
+          <w:i w:val="0"/>
+        </w:rPr>
+        <w:t xml:space="preserve"> </w:t>
+      </w:r>
+      <w:r>
+        <w:rPr>
+          <w:rStyle w:val="af"/>
+          <w:i w:val="0"/>
+        </w:rPr>
+        <w:t xml:space="preserve">и </w:t>
+      </w:r>
+      <w:r>
+        <w:rPr>
+          <w:rStyle w:val="af"/>
+          <w:i w:val="0"/>
+          <w:lang w:val="en-US"/>
+        </w:rPr>
+        <w:t>tRAS</w:t>
+      </w:r>
+      <w:r>
+        <w:rPr>
+          <w:rStyle w:val="af"/>
+          <w:i w:val="0"/>
+        </w:rPr>
+        <w:t xml:space="preserve"> (</w:t>
+      </w:r>
+      <w:r>
+        <w:rPr>
+          <w:rStyle w:val="af"/>
+          <w:i w:val="0"/>
+        </w:rPr>
+        <w:t>решено увел</w:t>
+      </w:r>
+      <w:r>
+        <w:rPr>
+          <w:rStyle w:val="af"/>
+          <w:i w:val="0"/>
+        </w:rPr>
+        <w:t>и</w:t>
+      </w:r>
+      <w:r>
+        <w:rPr>
+          <w:rStyle w:val="af"/>
+          <w:i w:val="0"/>
+        </w:rPr>
+        <w:t xml:space="preserve">чением задержек между </w:t>
+      </w:r>
+      <w:r>
+        <w:rPr>
+          <w:rStyle w:val="af"/>
+          <w:i w:val="0"/>
+          <w:lang w:val="en-US"/>
+        </w:rPr>
+        <w:t>ACTIVE</w:t>
+      </w:r>
+      <w:r>
+        <w:rPr>
+          <w:rStyle w:val="af"/>
+          <w:i w:val="0"/>
+        </w:rPr>
+        <w:t>-</w:t>
+      </w:r>
+      <w:r>
+        <w:rPr>
+          <w:rStyle w:val="af"/>
+          <w:i w:val="0"/>
+          <w:lang w:val="en-US"/>
+        </w:rPr>
+        <w:t>ACTIVE</w:t>
+      </w:r>
+      <w:r>
+        <w:rPr>
+          <w:rStyle w:val="af"/>
+          <w:i w:val="0"/>
+        </w:rPr>
+        <w:t xml:space="preserve"> </w:t>
+      </w:r>
+      <w:r>
+        <w:rPr>
+          <w:rStyle w:val="af"/>
+          <w:i w:val="0"/>
+        </w:rPr>
+        <w:t xml:space="preserve">и </w:t>
+      </w:r>
+      <w:r>
+        <w:rPr>
+          <w:rStyle w:val="af"/>
+          <w:i w:val="0"/>
+          <w:lang w:val="en-US"/>
+        </w:rPr>
+        <w:t>ACTIVE</w:t>
+      </w:r>
+      <w:r>
+        <w:rPr>
+          <w:rStyle w:val="af"/>
+          <w:i w:val="0"/>
+        </w:rPr>
+        <w:t>-</w:t>
+      </w:r>
+      <w:r>
+        <w:rPr>
+          <w:rStyle w:val="af"/>
+          <w:i w:val="0"/>
+          <w:lang w:val="en-US"/>
+        </w:rPr>
+        <w:t>PRECH</w:t>
+      </w:r>
+      <w:r>
+        <w:rPr>
+          <w:rStyle w:val="af"/>
+          <w:i w:val="0"/>
+          <w:lang w:val="en-US"/>
+        </w:rPr>
+        <w:t>A</w:t>
+      </w:r>
+      <w:r>
+        <w:rPr>
+          <w:rStyle w:val="af"/>
+          <w:i w:val="0"/>
+          <w:lang w:val="en-US"/>
+        </w:rPr>
+        <w:t>RGE</w:t>
+      </w:r>
+      <w:r>
+        <w:rPr>
+          <w:rStyle w:val="af"/>
+          <w:i w:val="0"/>
+        </w:rPr>
+        <w:t>)</w:t>
+      </w:r>
+      <w:r>
+        <w:rPr>
+          <w:rStyle w:val="af"/>
+          <w:i w:val="0"/>
+        </w:rPr>
+        <w:t>;</w:t>
+      </w:r>
+    </w:p>
+    <w:p>
+      <w:pPr>
+        <w:rPr>
+          <w:rStyle w:val="af"/>
+          <w:i w:val="0"/>
+        </w:rPr>
+      </w:pPr>
+      <w:r>
+        <w:rPr>
+          <w:rStyle w:val="af"/>
+          <w:i w:val="0"/>
+        </w:rPr>
+        <w:t xml:space="preserve">4) </w:t>
+      </w:r>
+      <w:r>
+        <w:rPr>
+          <w:rStyle w:val="af"/>
+          <w:i w:val="0"/>
+        </w:rPr>
+        <w:t>Необходимо р</w:t>
+      </w:r>
+      <w:r>
+        <w:rPr>
+          <w:rStyle w:val="af"/>
+          <w:i w:val="0"/>
+        </w:rPr>
+        <w:t>еализовать задержки на входах</w:t>
+      </w:r>
+      <w:r>
+        <w:rPr>
+          <w:rStyle w:val="af"/>
+          <w:i w:val="0"/>
+        </w:rPr>
+        <w:t>/</w:t>
+      </w:r>
+      <w:r>
+        <w:rPr>
+          <w:rStyle w:val="af"/>
+          <w:i w:val="0"/>
+        </w:rPr>
+        <w:t>выходах</w:t>
+      </w:r>
+      <w:r>
+        <w:rPr>
+          <w:rStyle w:val="af"/>
+          <w:i w:val="0"/>
+        </w:rPr>
+        <w:t>;</w:t>
+      </w:r>
+    </w:p>
+    <w:p>
+      <w:pPr>
+        <w:rPr>
+          <w:rStyle w:val="af"/>
+          <w:i w:val="0"/>
+        </w:rPr>
+      </w:pPr>
+      <w:r>
+        <w:rPr>
+          <w:rStyle w:val="af"/>
+          <w:i w:val="0"/>
+        </w:rPr>
+        <w:t xml:space="preserve">5) Разобраться с </w:t>
+      </w:r>
+      <w:r>
+        <w:rPr>
+          <w:rStyle w:val="af"/>
+          <w:i w:val="0"/>
+          <w:lang w:val="en-US"/>
+        </w:rPr>
+        <w:t>RDY</w:t>
+      </w:r>
+      <w:r>
+        <w:rPr>
+          <w:rStyle w:val="af"/>
+          <w:i w:val="0"/>
+        </w:rPr>
+        <w:t xml:space="preserve">, </w:t>
+      </w:r>
+      <w:r>
+        <w:rPr>
+          <w:rStyle w:val="af"/>
+          <w:i w:val="0"/>
+        </w:rPr>
+        <w:t>неправильно работает</w:t>
+      </w:r>
+      <w:r>
+        <w:rPr>
+          <w:rStyle w:val="af"/>
+          <w:i w:val="0"/>
+        </w:rPr>
+        <w:t xml:space="preserve"> (сделано наполовину)</w:t>
+      </w:r>
+      <w:r>
+        <w:rPr>
+          <w:rStyle w:val="af"/>
+          <w:i w:val="0"/>
+        </w:rPr>
+        <w:t>.</w:t>
+      </w:r>
+    </w:p>
+    <w:p>
+      <w:pPr>
+        <w:rPr>
+          <w:rStyle w:val="af"/>
+          <w:i w:val="0"/>
+        </w:rPr>
+      </w:pPr>
+    </w:p>
+    <w:p>
+      <w:pPr>
+        <w:rPr>
+          <w:rStyle w:val="af"/>
+          <w:i w:val="0"/>
+        </w:rPr>
+      </w:pPr>
+      <w:r>
+        <w:rPr>
+          <w:rStyle w:val="af"/>
+          <w:i w:val="0"/>
+        </w:rPr>
+        <w:t>План дальнейших тестов:</w:t>
+      </w:r>
+    </w:p>
+    <w:p>
+      <w:pPr>
+        <w:rPr>
+          <w:rStyle w:val="af"/>
+          <w:i w:val="0"/>
+        </w:rPr>
+      </w:pPr>
+      <w:r>
+        <w:rPr>
+          <w:rStyle w:val="af"/>
+          <w:i w:val="0"/>
+        </w:rPr>
+        <w:t>1) Сделать полный набор тестов:</w:t>
+      </w:r>
+    </w:p>
+    <w:p>
+      <w:pPr>
+        <w:rPr>
+          <w:rStyle w:val="af"/>
+          <w:i w:val="0"/>
+        </w:rPr>
+      </w:pPr>
+      <w:r>
+        <w:rPr>
+          <w:rStyle w:val="af"/>
+          <w:i w:val="0"/>
+        </w:rPr>
+        <w:t>-</w:t>
+      </w:r>
+      <w:r>
+        <w:rPr>
+          <w:rStyle w:val="af"/>
+          <w:i w:val="0"/>
+        </w:rPr>
+        <w:t xml:space="preserve"> </w:t>
+      </w:r>
+      <w:r>
+        <w:rPr>
+          <w:rStyle w:val="af"/>
+          <w:i w:val="0"/>
+        </w:rPr>
+        <w:t>заполнение нулями (единицами) ограниченного количества ячеек в начале и в конце</w:t>
+      </w:r>
+      <w:r>
+        <w:rPr>
+          <w:rStyle w:val="af"/>
+          <w:i w:val="0"/>
+        </w:rPr>
+        <w:t xml:space="preserve"> (March </w:t>
+      </w:r>
+      <w:r>
+        <w:rPr>
+          <w:rStyle w:val="af"/>
+          <w:i w:val="0"/>
+          <w:lang w:val="en-US"/>
+        </w:rPr>
+        <w:t>C</w:t>
+      </w:r>
+      <w:r>
+        <w:rPr>
+          <w:rStyle w:val="af"/>
+          <w:i w:val="0"/>
+        </w:rPr>
+        <w:t>)</w:t>
+      </w:r>
+      <w:r>
+        <w:rPr>
+          <w:rStyle w:val="af"/>
+          <w:i w:val="0"/>
+        </w:rPr>
+        <w:t>;</w:t>
+      </w:r>
+    </w:p>
+    <w:p>
+      <w:pPr>
+        <w:rPr>
+          <w:rStyle w:val="af"/>
+          <w:i w:val="0"/>
+        </w:rPr>
+      </w:pPr>
+      <w:r>
+        <w:rPr>
+          <w:rStyle w:val="af"/>
+          <w:i w:val="0"/>
+        </w:rPr>
+        <w:t>-</w:t>
+      </w:r>
+      <w:r>
+        <w:rPr>
+          <w:rStyle w:val="af"/>
+          <w:i w:val="0"/>
+        </w:rPr>
+        <w:t xml:space="preserve"> </w:t>
+      </w:r>
+      <w:r>
+        <w:rPr>
+          <w:rStyle w:val="af"/>
+          <w:i w:val="0"/>
+        </w:rPr>
+        <w:t>заполнение случайными числами (ГОТОВО)</w:t>
+      </w:r>
+      <w:r>
+        <w:rPr>
+          <w:rStyle w:val="af"/>
+          <w:i w:val="0"/>
+        </w:rPr>
+        <w:t>;</w:t>
+      </w:r>
+    </w:p>
+    <w:p>
+      <w:pPr>
+        <w:rPr>
+          <w:rStyle w:val="af"/>
+          <w:i w:val="0"/>
+        </w:rPr>
+      </w:pPr>
+      <w:r>
+        <w:rPr>
+          <w:rStyle w:val="af"/>
+          <w:i w:val="0"/>
+        </w:rPr>
+        <w:t xml:space="preserve">- </w:t>
+      </w:r>
+      <w:r>
+        <w:rPr>
+          <w:rStyle w:val="af"/>
+          <w:i w:val="0"/>
+        </w:rPr>
+        <w:t>заполнение псевдослучайными числами</w:t>
+      </w:r>
+      <w:r>
+        <w:rPr>
+          <w:rStyle w:val="af"/>
+          <w:i w:val="0"/>
+        </w:rPr>
+        <w:t xml:space="preserve">, </w:t>
+      </w:r>
+      <w:r>
+        <w:rPr>
+          <w:rStyle w:val="af"/>
+          <w:i w:val="0"/>
+        </w:rPr>
+        <w:t>с помощью сдвигового регистра (</w:t>
+      </w:r>
+      <w:r>
+        <w:rPr>
+          <w:rStyle w:val="af"/>
+          <w:i w:val="0"/>
+          <w:lang w:val="en-US"/>
+        </w:rPr>
+        <w:t>LFSR</w:t>
+      </w:r>
+      <w:r>
+        <w:rPr>
+          <w:rStyle w:val="af"/>
+          <w:i w:val="0"/>
+        </w:rPr>
+        <w:t>)</w:t>
+      </w:r>
+    </w:p>
+    <w:p>
+      <w:pPr>
+        <w:rPr>
+          <w:rStyle w:val="af"/>
+          <w:i w:val="0"/>
+        </w:rPr>
+      </w:pPr>
+      <w:r>
+        <w:rPr>
+          <w:rStyle w:val="af"/>
+          <w:i w:val="0"/>
+        </w:rPr>
+        <w:lastRenderedPageBreak/>
+        <w:t>- двойная запись (дважды записать и потом читать)</w:t>
+      </w:r>
+      <w:r>
+        <w:rPr>
+          <w:rStyle w:val="af"/>
+          <w:i w:val="0"/>
+        </w:rPr>
+        <w:t>;</w:t>
+      </w:r>
+    </w:p>
+    <w:p>
+      <w:pPr>
+        <w:rPr>
+          <w:rStyle w:val="af"/>
+          <w:i w:val="0"/>
+        </w:rPr>
+      </w:pPr>
+      <w:r>
+        <w:rPr>
+          <w:rStyle w:val="af"/>
+          <w:i w:val="0"/>
+        </w:rPr>
+        <w:t>- двойное чтение (единожды записать и дважды считать)</w:t>
+      </w:r>
+      <w:r>
+        <w:rPr>
+          <w:rStyle w:val="af"/>
+          <w:i w:val="0"/>
+        </w:rPr>
+        <w:t>;</w:t>
+      </w:r>
+    </w:p>
+    <w:p>
+      <w:pPr>
+        <w:rPr>
+          <w:rStyle w:val="af"/>
+          <w:i w:val="0"/>
+        </w:rPr>
+      </w:pPr>
+      <w:r>
+        <w:rPr>
+          <w:rStyle w:val="af"/>
+          <w:i w:val="0"/>
+        </w:rPr>
+        <w:t>- записывать 1 и 0 со сдвигом адреса;</w:t>
+      </w:r>
+    </w:p>
+    <w:p>
+      <w:pPr>
+        <w:rPr>
+          <w:rStyle w:val="af"/>
+          <w:i w:val="0"/>
+        </w:rPr>
+      </w:pPr>
+      <w:r>
+        <w:rPr>
+          <w:rStyle w:val="af"/>
+          <w:i w:val="0"/>
+        </w:rPr>
+        <w:t>- проверить работоспособность рефреша</w:t>
+      </w:r>
+      <w:r>
+        <w:rPr>
+          <w:rStyle w:val="af"/>
+          <w:i w:val="0"/>
+        </w:rPr>
+        <w:t>.</w:t>
+      </w:r>
+    </w:p>
+    <w:p>
+      <w:pPr>
+        <w:rPr>
+          <w:rStyle w:val="af"/>
+          <w:i w:val="0"/>
+        </w:rPr>
+      </w:pPr>
+      <w:r>
+        <w:rPr>
+          <w:rStyle w:val="af"/>
+          <w:i w:val="0"/>
+        </w:rPr>
+        <w:t xml:space="preserve">2) </w:t>
+      </w:r>
+      <w:r>
+        <w:rPr>
+          <w:rStyle w:val="af"/>
+          <w:i w:val="0"/>
+        </w:rPr>
+        <w:t xml:space="preserve">Сделать тестбенч, реализуемый в ПЛИС, то есть использовать только синтезируемые конструкции, после чего загрузить в </w:t>
+      </w:r>
+      <w:r>
+        <w:rPr>
+          <w:rStyle w:val="af"/>
+          <w:i w:val="0"/>
+          <w:lang w:val="en-US"/>
+        </w:rPr>
+        <w:t>Xilinx</w:t>
+      </w:r>
+      <w:r>
+        <w:rPr>
+          <w:rStyle w:val="af"/>
+          <w:i w:val="0"/>
+        </w:rPr>
+        <w:t xml:space="preserve"> </w:t>
+      </w:r>
+      <w:r>
+        <w:rPr>
+          <w:rStyle w:val="af"/>
+          <w:i w:val="0"/>
+          <w:lang w:val="en-US"/>
+        </w:rPr>
+        <w:t>ISE</w:t>
+      </w:r>
+      <w:r>
+        <w:rPr>
+          <w:rStyle w:val="af"/>
+          <w:i w:val="0"/>
+        </w:rPr>
+        <w:t xml:space="preserve"> </w:t>
+      </w:r>
+      <w:r>
+        <w:rPr>
+          <w:rStyle w:val="af"/>
+          <w:i w:val="0"/>
+        </w:rPr>
+        <w:t>и загрузить код на ПЛИС и начать проверять работоспособность.</w:t>
+      </w:r>
+    </w:p>
+    <w:p>
+      <w:pPr>
+        <w:rPr>
+          <w:rStyle w:val="af"/>
+          <w:i w:val="0"/>
+        </w:rPr>
+      </w:pPr>
+      <w:r>
+        <w:rPr>
+          <w:rStyle w:val="af"/>
+          <w:i w:val="0"/>
+        </w:rPr>
+        <w:t xml:space="preserve">Прочитать про: </w:t>
+      </w:r>
+      <w:r>
+        <w:rPr>
+          <w:rStyle w:val="af"/>
+          <w:i w:val="0"/>
+        </w:rPr>
+        <w:t xml:space="preserve">iodelay_ctrl, iodelay2; </w:t>
+      </w:r>
+      <w:r>
+        <w:rPr>
+          <w:rStyle w:val="af"/>
+          <w:i w:val="0"/>
+        </w:rPr>
+        <w:t xml:space="preserve">в документации от </w:t>
+      </w:r>
+      <w:r>
+        <w:rPr>
+          <w:rStyle w:val="af"/>
+          <w:i w:val="0"/>
+          <w:lang w:val="en-US"/>
+        </w:rPr>
+        <w:t>Xilinx</w:t>
+      </w:r>
+      <w:r>
+        <w:rPr>
+          <w:rStyle w:val="af"/>
+          <w:i w:val="0"/>
+        </w:rPr>
+        <w:t>/</w:t>
+      </w:r>
+      <w:r>
+        <w:rPr>
+          <w:rStyle w:val="af"/>
+          <w:i w:val="0"/>
+          <w:lang w:val="en-US"/>
+        </w:rPr>
+        <w:t>vivado</w:t>
+      </w:r>
+      <w:r>
+        <w:rPr>
+          <w:rStyle w:val="af"/>
+          <w:i w:val="0"/>
+        </w:rPr>
+        <w:t xml:space="preserve"> </w:t>
+      </w:r>
+      <w:r>
+        <w:rPr>
+          <w:rStyle w:val="af"/>
+          <w:i w:val="0"/>
+        </w:rPr>
+        <w:t xml:space="preserve">самый свежий </w:t>
+      </w:r>
+      <w:r>
+        <w:rPr>
+          <w:rStyle w:val="af"/>
+          <w:i w:val="0"/>
+          <w:lang w:val="en-US"/>
+        </w:rPr>
+        <w:t>user</w:t>
+      </w:r>
+      <w:r>
+        <w:rPr>
+          <w:rStyle w:val="af"/>
+          <w:i w:val="0"/>
+        </w:rPr>
+        <w:t xml:space="preserve"> </w:t>
+      </w:r>
+      <w:r>
+        <w:rPr>
+          <w:rStyle w:val="af"/>
+          <w:i w:val="0"/>
+          <w:lang w:val="en-US"/>
+        </w:rPr>
+        <w:t>guide</w:t>
+      </w:r>
+      <w:r>
+        <w:rPr>
+          <w:rStyle w:val="af"/>
+          <w:i w:val="0"/>
+        </w:rPr>
+        <w:t xml:space="preserve"> </w:t>
+      </w:r>
+      <w:r>
+        <w:rPr>
+          <w:rStyle w:val="af"/>
+          <w:i w:val="0"/>
+        </w:rPr>
+        <w:t>с полным описанием надо найти.</w:t>
+      </w:r>
+    </w:p>
+    <w:p>
+      <w:pPr>
+        <w:rPr>
+          <w:rStyle w:val="af"/>
+          <w:i w:val="0"/>
+        </w:rPr>
+      </w:pPr>
+    </w:p>
+    <w:p>
+      <w:pPr>
+        <w:rPr>
+          <w:rStyle w:val="af"/>
+          <w:i w:val="0"/>
+          <w:u w:val="single"/>
+        </w:rPr>
+      </w:pPr>
+      <w:r>
+        <w:rPr>
+          <w:rStyle w:val="af"/>
+          <w:i w:val="0"/>
+          <w:u w:val="single"/>
+        </w:rPr>
+        <w:t>День 10.</w:t>
+      </w:r>
+    </w:p>
+    <w:p>
+      <w:pPr>
+        <w:rPr>
+          <w:rStyle w:val="af"/>
+          <w:i w:val="0"/>
+        </w:rPr>
+      </w:pPr>
+      <w:r>
+        <w:rPr>
+          <w:rStyle w:val="af"/>
+          <w:i w:val="0"/>
+        </w:rPr>
+        <w:t xml:space="preserve">Были добавлены примитивы буфера </w:t>
+      </w:r>
+      <w:r>
+        <w:rPr>
+          <w:rStyle w:val="af"/>
+          <w:i w:val="0"/>
+          <w:lang w:val="en-US"/>
+        </w:rPr>
+        <w:t>IOBUF</w:t>
+      </w:r>
+      <w:r>
+        <w:rPr>
+          <w:rStyle w:val="af"/>
+          <w:i w:val="0"/>
+        </w:rPr>
+        <w:t xml:space="preserve"> </w:t>
+      </w:r>
+      <w:r>
+        <w:rPr>
+          <w:rStyle w:val="af"/>
+          <w:i w:val="0"/>
+        </w:rPr>
+        <w:t xml:space="preserve">от </w:t>
+      </w:r>
+      <w:r>
+        <w:rPr>
+          <w:rStyle w:val="af"/>
+          <w:i w:val="0"/>
+          <w:lang w:val="en-US"/>
+        </w:rPr>
+        <w:t>Xilinx</w:t>
+      </w:r>
+      <w:r>
+        <w:rPr>
+          <w:rStyle w:val="af"/>
+          <w:i w:val="0"/>
+        </w:rPr>
+        <w:t xml:space="preserve"> </w:t>
+      </w:r>
+      <w:r>
+        <w:rPr>
+          <w:rStyle w:val="af"/>
+          <w:i w:val="0"/>
+        </w:rPr>
+        <w:t>для разделения портов чтения и записи контроллера и подключения их к одному двунаправленному порту памяти.</w:t>
+      </w:r>
+    </w:p>
+    <w:p>
+      <w:pPr>
+        <w:rPr>
+          <w:rStyle w:val="af"/>
+          <w:i w:val="0"/>
+        </w:rPr>
+      </w:pPr>
+      <w:r>
+        <w:rPr>
+          <w:rStyle w:val="af"/>
+          <w:i w:val="0"/>
+        </w:rPr>
+        <w:t xml:space="preserve">Были решены </w:t>
+      </w:r>
+      <w:r>
+        <w:rPr>
+          <w:rStyle w:val="af"/>
+          <w:i w:val="0"/>
+        </w:rPr>
+        <w:t xml:space="preserve">проблемы </w:t>
+      </w:r>
+      <w:r>
+        <w:rPr>
+          <w:rStyle w:val="af"/>
+          <w:i w:val="0"/>
+        </w:rPr>
+        <w:t>2</w:t>
+      </w:r>
+      <w:r>
+        <w:rPr>
+          <w:rStyle w:val="af"/>
+          <w:i w:val="0"/>
+        </w:rPr>
+        <w:t>,3 и 5 дня 9.</w:t>
+      </w:r>
+      <w:r>
+        <w:rPr>
+          <w:rStyle w:val="af"/>
+          <w:i w:val="0"/>
+        </w:rPr>
+        <w:t xml:space="preserve"> Цикл одиночного чтения и записи был увеличен до 11 тактовых сигналов.</w:t>
+      </w:r>
+      <w:r>
+        <w:rPr>
+          <w:rStyle w:val="af"/>
+          <w:i w:val="0"/>
+        </w:rPr>
+        <w:t xml:space="preserve"> </w:t>
+      </w:r>
+    </w:p>
+    <w:p>
+      <w:pPr>
+        <w:rPr>
+          <w:rStyle w:val="af"/>
+          <w:i w:val="0"/>
+        </w:rPr>
+      </w:pPr>
+      <w:r>
+        <w:rPr>
+          <w:rStyle w:val="af"/>
+          <w:i w:val="0"/>
+        </w:rPr>
+        <w:t xml:space="preserve">Добавлен топовый модуль, внутри которого был соединен контроллер вместе с буферами, дальнейшие взаимодействия в тестбенче и др. будет происходить через него. </w:t>
+      </w:r>
+    </w:p>
+    <w:p>
+      <w:pPr>
+        <w:rPr>
+          <w:rStyle w:val="af"/>
+          <w:i w:val="0"/>
+        </w:rPr>
+      </w:pPr>
+      <w:r>
+        <w:rPr>
+          <w:rStyle w:val="af"/>
+          <w:i w:val="0"/>
+        </w:rPr>
+        <w:t>Был сгенерирован файл генератора тактового сигнала?</w:t>
+      </w:r>
+    </w:p>
+    <w:p>
+      <w:pPr>
+        <w:rPr>
+          <w:rStyle w:val="af"/>
+          <w:i w:val="0"/>
+        </w:rPr>
+      </w:pPr>
+      <w:r>
+        <w:rPr>
+          <w:rStyle w:val="af"/>
+          <w:rFonts w:eastAsiaTheme="minorEastAsia"/>
+          <w:i w:val="0"/>
+          <w:iCs w:val="0"/>
+        </w:rPr>
+        <w:t xml:space="preserve">Исправлен баг со сверхкоротким чтением из памяти и с неработающим </w:t>
+      </w:r>
+      <w:r>
+        <w:rPr>
+          <w:rStyle w:val="af"/>
+          <w:rFonts w:eastAsiaTheme="minorEastAsia"/>
+          <w:i w:val="0"/>
+          <w:iCs w:val="0"/>
+          <w:lang w:val="en-US"/>
+        </w:rPr>
+        <w:t>RDY</w:t>
+      </w:r>
+      <w:r>
+        <w:rPr>
+          <w:rStyle w:val="af"/>
+          <w:rFonts w:eastAsiaTheme="minorEastAsia"/>
+          <w:i w:val="0"/>
+          <w:iCs w:val="0"/>
+        </w:rPr>
+        <w:t xml:space="preserve">, </w:t>
+      </w:r>
+      <w:r>
+        <w:rPr>
+          <w:rStyle w:val="af"/>
+          <w:rFonts w:eastAsiaTheme="minorEastAsia"/>
+          <w:i w:val="0"/>
+          <w:iCs w:val="0"/>
+        </w:rPr>
+        <w:t xml:space="preserve">добавлено </w:t>
+      </w:r>
+      <w:r>
+        <w:rPr>
+          <w:rStyle w:val="af"/>
+          <w:rFonts w:eastAsiaTheme="minorEastAsia"/>
+          <w:i w:val="0"/>
+          <w:iCs w:val="0"/>
+        </w:rPr>
+        <w:t>условие,</w:t>
+      </w:r>
+      <w:r>
+        <w:rPr>
+          <w:rStyle w:val="af"/>
+          <w:rFonts w:eastAsiaTheme="minorEastAsia"/>
+          <w:i w:val="0"/>
+          <w:iCs w:val="0"/>
+        </w:rPr>
+        <w:t xml:space="preserve"> по которому сигнал будет подаваться только при реальном окончании чтении</w:t>
+      </w:r>
+      <w:r>
+        <w:rPr>
+          <w:rStyle w:val="af"/>
+          <w:rFonts w:eastAsiaTheme="minorEastAsia"/>
+          <w:i w:val="0"/>
+          <w:iCs w:val="0"/>
+        </w:rPr>
+        <w:t>/</w:t>
+      </w:r>
+      <w:r>
+        <w:rPr>
+          <w:rStyle w:val="af"/>
+          <w:rFonts w:eastAsiaTheme="minorEastAsia"/>
+          <w:i w:val="0"/>
+          <w:iCs w:val="0"/>
+        </w:rPr>
+        <w:t>записи.</w:t>
+      </w:r>
+    </w:p>
+    <w:p>
+      <w:pPr>
+        <w:rPr>
+          <w:rStyle w:val="af"/>
+          <w:i w:val="0"/>
+          <w:u w:val="single"/>
+        </w:rPr>
+      </w:pPr>
+      <w:r>
+        <w:rPr>
+          <w:rStyle w:val="af"/>
+          <w:i w:val="0"/>
+          <w:u w:val="single"/>
+        </w:rPr>
+        <w:t>День 11</w:t>
+      </w:r>
+      <w:r>
+        <w:rPr>
+          <w:rStyle w:val="af"/>
+          <w:i w:val="0"/>
+          <w:u w:val="single"/>
+        </w:rPr>
+        <w:t>.</w:t>
+      </w:r>
+    </w:p>
+    <w:p>
+      <w:pPr>
+        <w:rPr>
+          <w:rStyle w:val="af"/>
+          <w:i w:val="0"/>
+        </w:rPr>
+      </w:pPr>
+      <w:r>
+        <w:rPr>
+          <w:rStyle w:val="af"/>
+          <w:i w:val="0"/>
+        </w:rPr>
+        <w:t>Исправления багов работы, попытка удовлетворить все требования памяти.</w:t>
+      </w:r>
       <w:bookmarkStart w:id="0" w:name="_GoBack"/>
       <w:bookmarkEnd w:id="0"/>
-      <w:r>
-        <w:rPr>
-          <w:rStyle w:val="af"/>
-          <w:i w:val="0"/>
-        </w:rPr>
-        <w:t>)</w:t>
-      </w:r>
-      <w:r>
-        <w:rPr>
-          <w:rStyle w:val="af"/>
-          <w:i w:val="0"/>
-        </w:rPr>
-        <w:t>;</w:t>
-      </w:r>
-    </w:p>
-    <w:p>
-      <w:pPr>
-        <w:rPr>
-          <w:rStyle w:val="af"/>
-          <w:i w:val="0"/>
-        </w:rPr>
-      </w:pPr>
-      <w:r>
-        <w:rPr>
-          <w:rStyle w:val="af"/>
-          <w:i w:val="0"/>
-        </w:rPr>
-        <w:t xml:space="preserve">2) Данные выводятся слишком короткий промежуток времени ( </w:t>
-      </w:r>
-      <w:r>
-        <w:rPr>
-          <w:rStyle w:val="af"/>
-          <w:i w:val="0"/>
-        </w:rPr>
-        <w:t>&lt;</w:t>
-      </w:r>
-      <w:r>
-        <w:rPr>
-          <w:rStyle w:val="af"/>
-          <w:i w:val="0"/>
-        </w:rPr>
-        <w:t xml:space="preserve"> такта)</w:t>
-      </w:r>
-      <w:r>
-        <w:rPr>
-          <w:rStyle w:val="af"/>
-          <w:i w:val="0"/>
-        </w:rPr>
-        <w:t xml:space="preserve"> (</w:t>
-      </w:r>
-      <w:r>
-        <w:rPr>
-          <w:rStyle w:val="af"/>
-          <w:i w:val="0"/>
-        </w:rPr>
-        <w:t>решив проблему снизу – решил и эту проблему</w:t>
-      </w:r>
-      <w:r>
-        <w:rPr>
-          <w:rStyle w:val="af"/>
-          <w:i w:val="0"/>
-        </w:rPr>
-        <w:t>)</w:t>
-      </w:r>
-      <w:r>
-        <w:rPr>
-          <w:rStyle w:val="af"/>
-          <w:i w:val="0"/>
-        </w:rPr>
-        <w:t>;</w:t>
-      </w:r>
-    </w:p>
-    <w:p>
-      <w:pPr>
-        <w:rPr>
-          <w:rStyle w:val="af"/>
-          <w:i w:val="0"/>
-        </w:rPr>
-      </w:pPr>
-      <w:r>
-        <w:rPr>
-          <w:rStyle w:val="af"/>
-          <w:i w:val="0"/>
-        </w:rPr>
-        <w:t>3)</w:t>
-      </w:r>
-      <w:r>
-        <w:rPr>
-          <w:rStyle w:val="af"/>
-          <w:i w:val="0"/>
-        </w:rPr>
-        <w:t xml:space="preserve"> </w:t>
-      </w:r>
-      <w:r>
-        <w:rPr>
-          <w:rStyle w:val="af"/>
-          <w:i w:val="0"/>
-        </w:rPr>
-        <w:t xml:space="preserve">Есть проблемы с </w:t>
-      </w:r>
-      <w:r>
-        <w:rPr>
-          <w:rStyle w:val="af"/>
-          <w:i w:val="0"/>
-          <w:lang w:val="en-US"/>
-        </w:rPr>
-        <w:t>tRC</w:t>
-      </w:r>
-      <w:r>
-        <w:rPr>
-          <w:rStyle w:val="af"/>
-          <w:i w:val="0"/>
-        </w:rPr>
-        <w:t xml:space="preserve"> </w:t>
-      </w:r>
-      <w:r>
-        <w:rPr>
-          <w:rStyle w:val="af"/>
-          <w:i w:val="0"/>
-        </w:rPr>
-        <w:t xml:space="preserve">и </w:t>
-      </w:r>
-      <w:r>
-        <w:rPr>
-          <w:rStyle w:val="af"/>
-          <w:i w:val="0"/>
-          <w:lang w:val="en-US"/>
-        </w:rPr>
-        <w:t>tRAS</w:t>
-      </w:r>
-      <w:r>
-        <w:rPr>
-          <w:rStyle w:val="af"/>
-          <w:i w:val="0"/>
-        </w:rPr>
-        <w:t xml:space="preserve"> (</w:t>
-      </w:r>
-      <w:r>
-        <w:rPr>
-          <w:rStyle w:val="af"/>
-          <w:i w:val="0"/>
-        </w:rPr>
-        <w:t>решено увел</w:t>
-      </w:r>
-      <w:r>
-        <w:rPr>
-          <w:rStyle w:val="af"/>
-          <w:i w:val="0"/>
-        </w:rPr>
-        <w:t>и</w:t>
-      </w:r>
-      <w:r>
-        <w:rPr>
-          <w:rStyle w:val="af"/>
-          <w:i w:val="0"/>
-        </w:rPr>
-        <w:t xml:space="preserve">чением задержек между </w:t>
-      </w:r>
-      <w:r>
-        <w:rPr>
-          <w:rStyle w:val="af"/>
-          <w:i w:val="0"/>
-          <w:lang w:val="en-US"/>
-        </w:rPr>
-        <w:t>ACTIVE</w:t>
-      </w:r>
-      <w:r>
-        <w:rPr>
-          <w:rStyle w:val="af"/>
-          <w:i w:val="0"/>
-        </w:rPr>
-        <w:t>-</w:t>
-      </w:r>
-      <w:r>
-        <w:rPr>
-          <w:rStyle w:val="af"/>
-          <w:i w:val="0"/>
-          <w:lang w:val="en-US"/>
-        </w:rPr>
-        <w:t>ACTIVE</w:t>
-      </w:r>
-      <w:r>
-        <w:rPr>
-          <w:rStyle w:val="af"/>
-          <w:i w:val="0"/>
-        </w:rPr>
-        <w:t xml:space="preserve"> </w:t>
-      </w:r>
-      <w:r>
-        <w:rPr>
-          <w:rStyle w:val="af"/>
-          <w:i w:val="0"/>
-        </w:rPr>
-        <w:t xml:space="preserve">и </w:t>
-      </w:r>
-      <w:r>
-        <w:rPr>
-          <w:rStyle w:val="af"/>
-          <w:i w:val="0"/>
-          <w:lang w:val="en-US"/>
-        </w:rPr>
-        <w:t>ACTIVE</w:t>
-      </w:r>
-      <w:r>
-        <w:rPr>
-          <w:rStyle w:val="af"/>
-          <w:i w:val="0"/>
-        </w:rPr>
-        <w:t>-</w:t>
-      </w:r>
-      <w:r>
-        <w:rPr>
-          <w:rStyle w:val="af"/>
-          <w:i w:val="0"/>
-          <w:lang w:val="en-US"/>
-        </w:rPr>
-        <w:t>PRECH</w:t>
-      </w:r>
-      <w:r>
-        <w:rPr>
-          <w:rStyle w:val="af"/>
-          <w:i w:val="0"/>
-          <w:lang w:val="en-US"/>
-        </w:rPr>
-        <w:t>A</w:t>
-      </w:r>
-      <w:r>
-        <w:rPr>
-          <w:rStyle w:val="af"/>
-          <w:i w:val="0"/>
-          <w:lang w:val="en-US"/>
-        </w:rPr>
-        <w:t>RGE</w:t>
-      </w:r>
-      <w:r>
-        <w:rPr>
-          <w:rStyle w:val="af"/>
-          <w:i w:val="0"/>
-        </w:rPr>
-        <w:t>)</w:t>
-      </w:r>
-      <w:r>
-        <w:rPr>
-          <w:rStyle w:val="af"/>
-          <w:i w:val="0"/>
-        </w:rPr>
-        <w:t>;</w:t>
-      </w:r>
-    </w:p>
-    <w:p>
-      <w:pPr>
-        <w:rPr>
-          <w:rStyle w:val="af"/>
-          <w:i w:val="0"/>
-        </w:rPr>
-      </w:pPr>
-      <w:r>
-        <w:rPr>
-          <w:rStyle w:val="af"/>
-          <w:i w:val="0"/>
-        </w:rPr>
-        <w:t xml:space="preserve">4) </w:t>
-      </w:r>
-      <w:r>
-        <w:rPr>
-          <w:rStyle w:val="af"/>
-          <w:i w:val="0"/>
-        </w:rPr>
-        <w:t>Необходимо р</w:t>
-      </w:r>
-      <w:r>
-        <w:rPr>
-          <w:rStyle w:val="af"/>
-          <w:i w:val="0"/>
-        </w:rPr>
-        <w:t>еализовать задержки на входах</w:t>
-      </w:r>
-      <w:r>
-        <w:rPr>
-          <w:rStyle w:val="af"/>
-          <w:i w:val="0"/>
-        </w:rPr>
-        <w:t>/</w:t>
-      </w:r>
-      <w:r>
-        <w:rPr>
-          <w:rStyle w:val="af"/>
-          <w:i w:val="0"/>
-        </w:rPr>
-        <w:t>выходах</w:t>
-      </w:r>
-      <w:r>
-        <w:rPr>
-          <w:rStyle w:val="af"/>
-          <w:i w:val="0"/>
-        </w:rPr>
-        <w:t>;</w:t>
-      </w:r>
-    </w:p>
-    <w:p>
-      <w:pPr>
-        <w:rPr>
-          <w:rStyle w:val="af"/>
-          <w:i w:val="0"/>
-        </w:rPr>
-      </w:pPr>
-      <w:r>
-        <w:rPr>
-          <w:rStyle w:val="af"/>
-          <w:i w:val="0"/>
-        </w:rPr>
-        <w:t xml:space="preserve">5) Разобраться с </w:t>
-      </w:r>
-      <w:r>
-        <w:rPr>
-          <w:rStyle w:val="af"/>
-          <w:i w:val="0"/>
-          <w:lang w:val="en-US"/>
-        </w:rPr>
-        <w:t>RDY</w:t>
-      </w:r>
-      <w:r>
-        <w:rPr>
-          <w:rStyle w:val="af"/>
-          <w:i w:val="0"/>
-        </w:rPr>
-        <w:t xml:space="preserve">, </w:t>
-      </w:r>
-      <w:r>
-        <w:rPr>
-          <w:rStyle w:val="af"/>
-          <w:i w:val="0"/>
-        </w:rPr>
-        <w:t>неправильно работает</w:t>
-      </w:r>
-      <w:r>
-        <w:rPr>
-          <w:rStyle w:val="af"/>
-          <w:i w:val="0"/>
-        </w:rPr>
-        <w:t xml:space="preserve"> (сделано наполовину)</w:t>
-      </w:r>
-      <w:r>
-        <w:rPr>
-          <w:rStyle w:val="af"/>
-          <w:i w:val="0"/>
-        </w:rPr>
-        <w:t>.</w:t>
-      </w:r>
-    </w:p>
-    <w:p>
-      <w:pPr>
-        <w:rPr>
-          <w:rStyle w:val="af"/>
-          <w:i w:val="0"/>
-        </w:rPr>
-      </w:pPr>
-    </w:p>
-    <w:p>
-      <w:pPr>
-        <w:rPr>
-          <w:rStyle w:val="af"/>
-          <w:i w:val="0"/>
-        </w:rPr>
-      </w:pPr>
-      <w:r>
-        <w:rPr>
-          <w:rStyle w:val="af"/>
-          <w:i w:val="0"/>
-        </w:rPr>
-        <w:t>План дальнейших тестов:</w:t>
-      </w:r>
-    </w:p>
-    <w:p>
-      <w:pPr>
-        <w:rPr>
-          <w:rStyle w:val="af"/>
-          <w:i w:val="0"/>
-        </w:rPr>
-      </w:pPr>
-      <w:r>
-        <w:rPr>
-          <w:rStyle w:val="af"/>
-          <w:i w:val="0"/>
-        </w:rPr>
-        <w:t>1) Сделать полный набор тестов:</w:t>
-      </w:r>
-    </w:p>
-    <w:p>
-      <w:pPr>
-        <w:rPr>
-          <w:rStyle w:val="af"/>
-          <w:i w:val="0"/>
-        </w:rPr>
-      </w:pPr>
-      <w:r>
-        <w:rPr>
-          <w:rStyle w:val="af"/>
-          <w:i w:val="0"/>
-        </w:rPr>
-        <w:t>-</w:t>
-      </w:r>
-      <w:r>
-        <w:rPr>
-          <w:rStyle w:val="af"/>
-          <w:i w:val="0"/>
-        </w:rPr>
-        <w:t xml:space="preserve"> </w:t>
-      </w:r>
-      <w:r>
-        <w:rPr>
-          <w:rStyle w:val="af"/>
-          <w:i w:val="0"/>
-        </w:rPr>
-        <w:t>заполнение нулями (единицами) ограниченного количества ячеек в начале и в конце</w:t>
-      </w:r>
-      <w:r>
-        <w:rPr>
-          <w:rStyle w:val="af"/>
-          <w:i w:val="0"/>
-        </w:rPr>
-        <w:t xml:space="preserve"> (March </w:t>
-      </w:r>
-      <w:r>
-        <w:rPr>
-          <w:rStyle w:val="af"/>
-          <w:i w:val="0"/>
-          <w:lang w:val="en-US"/>
-        </w:rPr>
-        <w:t>C</w:t>
-      </w:r>
-      <w:r>
-        <w:rPr>
-          <w:rStyle w:val="af"/>
-          <w:i w:val="0"/>
-        </w:rPr>
-        <w:t>)</w:t>
-      </w:r>
-      <w:r>
-        <w:rPr>
-          <w:rStyle w:val="af"/>
-          <w:i w:val="0"/>
-        </w:rPr>
-        <w:t>;</w:t>
-      </w:r>
-    </w:p>
-    <w:p>
-      <w:pPr>
-        <w:rPr>
-          <w:rStyle w:val="af"/>
-          <w:i w:val="0"/>
-        </w:rPr>
-      </w:pPr>
-      <w:r>
-        <w:rPr>
-          <w:rStyle w:val="af"/>
-          <w:i w:val="0"/>
-        </w:rPr>
-        <w:t>-</w:t>
-      </w:r>
-      <w:r>
-        <w:rPr>
-          <w:rStyle w:val="af"/>
-          <w:i w:val="0"/>
-        </w:rPr>
-        <w:t xml:space="preserve"> </w:t>
-      </w:r>
-      <w:r>
-        <w:rPr>
-          <w:rStyle w:val="af"/>
-          <w:i w:val="0"/>
-        </w:rPr>
-        <w:t>заполнение случайными числами (ГОТОВО)</w:t>
-      </w:r>
-      <w:r>
-        <w:rPr>
-          <w:rStyle w:val="af"/>
-          <w:i w:val="0"/>
-        </w:rPr>
-        <w:t>;</w:t>
-      </w:r>
-    </w:p>
-    <w:p>
-      <w:pPr>
-        <w:rPr>
-          <w:rStyle w:val="af"/>
-          <w:i w:val="0"/>
-        </w:rPr>
-      </w:pPr>
-      <w:r>
-        <w:rPr>
-          <w:rStyle w:val="af"/>
-          <w:i w:val="0"/>
-        </w:rPr>
-        <w:t xml:space="preserve">- </w:t>
-      </w:r>
-      <w:r>
-        <w:rPr>
-          <w:rStyle w:val="af"/>
-          <w:i w:val="0"/>
-        </w:rPr>
-        <w:t>заполнение псевдослучайными числами</w:t>
-      </w:r>
-      <w:r>
-        <w:rPr>
-          <w:rStyle w:val="af"/>
-          <w:i w:val="0"/>
-        </w:rPr>
-        <w:t xml:space="preserve">, </w:t>
-      </w:r>
-      <w:r>
-        <w:rPr>
-          <w:rStyle w:val="af"/>
-          <w:i w:val="0"/>
-        </w:rPr>
-        <w:t>с помощью сдвигового регистра (</w:t>
-      </w:r>
-      <w:r>
-        <w:rPr>
-          <w:rStyle w:val="af"/>
-          <w:i w:val="0"/>
-          <w:lang w:val="en-US"/>
-        </w:rPr>
-        <w:t>LFSR</w:t>
-      </w:r>
-      <w:r>
-        <w:rPr>
-          <w:rStyle w:val="af"/>
-          <w:i w:val="0"/>
-        </w:rPr>
-        <w:t>)</w:t>
-      </w:r>
-    </w:p>
-    <w:p>
-      <w:pPr>
-        <w:rPr>
-          <w:rStyle w:val="af"/>
-          <w:i w:val="0"/>
-        </w:rPr>
-      </w:pPr>
-      <w:r>
-        <w:rPr>
-          <w:rStyle w:val="af"/>
-          <w:i w:val="0"/>
-        </w:rPr>
-        <w:lastRenderedPageBreak/>
-        <w:t>- двойная запись (дважды записать и потом читать)</w:t>
-      </w:r>
-      <w:r>
-        <w:rPr>
-          <w:rStyle w:val="af"/>
-          <w:i w:val="0"/>
-        </w:rPr>
-        <w:t>;</w:t>
-      </w:r>
-    </w:p>
-    <w:p>
-      <w:pPr>
-        <w:rPr>
-          <w:rStyle w:val="af"/>
-          <w:i w:val="0"/>
-        </w:rPr>
-      </w:pPr>
-      <w:r>
-        <w:rPr>
-          <w:rStyle w:val="af"/>
-          <w:i w:val="0"/>
-        </w:rPr>
-        <w:t>- двойное чтение (единожды записать и дважды считать)</w:t>
-      </w:r>
-      <w:r>
-        <w:rPr>
-          <w:rStyle w:val="af"/>
-          <w:i w:val="0"/>
-        </w:rPr>
-        <w:t>;</w:t>
-      </w:r>
-    </w:p>
-    <w:p>
-      <w:pPr>
-        <w:rPr>
-          <w:rStyle w:val="af"/>
-          <w:i w:val="0"/>
-        </w:rPr>
-      </w:pPr>
-      <w:r>
-        <w:rPr>
-          <w:rStyle w:val="af"/>
-          <w:i w:val="0"/>
-        </w:rPr>
-        <w:t>- записывать 1 и 0 со сдвигом адреса;</w:t>
-      </w:r>
-    </w:p>
-    <w:p>
-      <w:pPr>
-        <w:rPr>
-          <w:rStyle w:val="af"/>
-          <w:i w:val="0"/>
-        </w:rPr>
-      </w:pPr>
-      <w:r>
-        <w:rPr>
-          <w:rStyle w:val="af"/>
-          <w:i w:val="0"/>
-        </w:rPr>
-        <w:t>- проверить работоспособность рефреша</w:t>
-      </w:r>
-      <w:r>
-        <w:rPr>
-          <w:rStyle w:val="af"/>
-          <w:i w:val="0"/>
-        </w:rPr>
-        <w:t>.</w:t>
-      </w:r>
-    </w:p>
-    <w:p>
-      <w:pPr>
-        <w:rPr>
-          <w:rStyle w:val="af"/>
-          <w:i w:val="0"/>
-        </w:rPr>
-      </w:pPr>
-      <w:r>
-        <w:rPr>
-          <w:rStyle w:val="af"/>
-          <w:i w:val="0"/>
-        </w:rPr>
-        <w:t xml:space="preserve">2) </w:t>
-      </w:r>
-      <w:r>
-        <w:rPr>
-          <w:rStyle w:val="af"/>
-          <w:i w:val="0"/>
-        </w:rPr>
-        <w:t xml:space="preserve">Сделать тестбенч, реализуемый в ПЛИС, то есть использовать только синтезируемые конструкции, после чего загрузить в </w:t>
-      </w:r>
-      <w:r>
-        <w:rPr>
-          <w:rStyle w:val="af"/>
-          <w:i w:val="0"/>
-          <w:lang w:val="en-US"/>
-        </w:rPr>
-        <w:t>Xilinx</w:t>
-      </w:r>
-      <w:r>
-        <w:rPr>
-          <w:rStyle w:val="af"/>
-          <w:i w:val="0"/>
-        </w:rPr>
-        <w:t xml:space="preserve"> </w:t>
-      </w:r>
-      <w:r>
-        <w:rPr>
-          <w:rStyle w:val="af"/>
-          <w:i w:val="0"/>
-          <w:lang w:val="en-US"/>
-        </w:rPr>
-        <w:t>ISE</w:t>
-      </w:r>
-      <w:r>
-        <w:rPr>
-          <w:rStyle w:val="af"/>
-          <w:i w:val="0"/>
-        </w:rPr>
-        <w:t xml:space="preserve"> </w:t>
-      </w:r>
-      <w:r>
-        <w:rPr>
-          <w:rStyle w:val="af"/>
-          <w:i w:val="0"/>
-        </w:rPr>
-        <w:t>и загрузить код на ПЛИС и начать проверять работоспособность.</w:t>
-      </w:r>
-    </w:p>
-    <w:p>
-      <w:pPr>
-        <w:rPr>
-          <w:rStyle w:val="af"/>
-          <w:i w:val="0"/>
-        </w:rPr>
-      </w:pPr>
-      <w:r>
-        <w:rPr>
-          <w:rStyle w:val="af"/>
-          <w:i w:val="0"/>
-        </w:rPr>
-        <w:t xml:space="preserve">Прочитать про: </w:t>
-      </w:r>
-      <w:r>
-        <w:rPr>
-          <w:rStyle w:val="af"/>
-          <w:i w:val="0"/>
-        </w:rPr>
-        <w:t xml:space="preserve">iodelay_ctrl, iodelay2; </w:t>
-      </w:r>
-      <w:r>
-        <w:rPr>
-          <w:rStyle w:val="af"/>
-          <w:i w:val="0"/>
-        </w:rPr>
-        <w:t xml:space="preserve">в документации от </w:t>
-      </w:r>
-      <w:r>
-        <w:rPr>
-          <w:rStyle w:val="af"/>
-          <w:i w:val="0"/>
-          <w:lang w:val="en-US"/>
-        </w:rPr>
-        <w:t>Xilinx</w:t>
-      </w:r>
-      <w:r>
-        <w:rPr>
-          <w:rStyle w:val="af"/>
-          <w:i w:val="0"/>
-        </w:rPr>
-        <w:t>/</w:t>
-      </w:r>
-      <w:r>
-        <w:rPr>
-          <w:rStyle w:val="af"/>
-          <w:i w:val="0"/>
-          <w:lang w:val="en-US"/>
-        </w:rPr>
-        <w:t>vivado</w:t>
-      </w:r>
-      <w:r>
-        <w:rPr>
-          <w:rStyle w:val="af"/>
-          <w:i w:val="0"/>
-        </w:rPr>
-        <w:t xml:space="preserve"> </w:t>
-      </w:r>
-      <w:r>
-        <w:rPr>
-          <w:rStyle w:val="af"/>
-          <w:i w:val="0"/>
-        </w:rPr>
-        <w:t xml:space="preserve">самый свежий </w:t>
-      </w:r>
-      <w:r>
-        <w:rPr>
-          <w:rStyle w:val="af"/>
-          <w:i w:val="0"/>
-          <w:lang w:val="en-US"/>
-        </w:rPr>
-        <w:t>user</w:t>
-      </w:r>
-      <w:r>
-        <w:rPr>
-          <w:rStyle w:val="af"/>
-          <w:i w:val="0"/>
-        </w:rPr>
-        <w:t xml:space="preserve"> </w:t>
-      </w:r>
-      <w:r>
-        <w:rPr>
-          <w:rStyle w:val="af"/>
-          <w:i w:val="0"/>
-          <w:lang w:val="en-US"/>
-        </w:rPr>
-        <w:t>guide</w:t>
-      </w:r>
-      <w:r>
-        <w:rPr>
-          <w:rStyle w:val="af"/>
-          <w:i w:val="0"/>
-        </w:rPr>
-        <w:t xml:space="preserve"> </w:t>
-      </w:r>
-      <w:r>
-        <w:rPr>
-          <w:rStyle w:val="af"/>
-          <w:i w:val="0"/>
-        </w:rPr>
-        <w:t>с полным описанием надо найти.</w:t>
-      </w:r>
-    </w:p>
-    <w:p>
-      <w:pPr>
-        <w:rPr>
-          <w:rStyle w:val="af"/>
-          <w:i w:val="0"/>
-        </w:rPr>
-      </w:pPr>
-    </w:p>
-    <w:p>
-      <w:pPr>
-        <w:rPr>
-          <w:rStyle w:val="af"/>
-          <w:i w:val="0"/>
-          <w:u w:val="single"/>
-        </w:rPr>
-      </w:pPr>
-      <w:r>
-        <w:rPr>
-          <w:rStyle w:val="af"/>
-          <w:i w:val="0"/>
-          <w:u w:val="single"/>
-        </w:rPr>
-        <w:t>День 10.</w:t>
-      </w:r>
-    </w:p>
-    <w:p>
-      <w:pPr>
-        <w:rPr>
-          <w:rStyle w:val="af"/>
-          <w:i w:val="0"/>
-        </w:rPr>
-      </w:pPr>
-      <w:r>
-        <w:rPr>
-          <w:rStyle w:val="af"/>
-          <w:i w:val="0"/>
-        </w:rPr>
-        <w:t xml:space="preserve">Были добавлены примитивы буфера </w:t>
-      </w:r>
-      <w:r>
-        <w:rPr>
-          <w:rStyle w:val="af"/>
-          <w:i w:val="0"/>
-          <w:lang w:val="en-US"/>
-        </w:rPr>
-        <w:t>IOBUF</w:t>
-      </w:r>
-      <w:r>
-        <w:rPr>
-          <w:rStyle w:val="af"/>
-          <w:i w:val="0"/>
-        </w:rPr>
-        <w:t xml:space="preserve"> </w:t>
-      </w:r>
-      <w:r>
-        <w:rPr>
-          <w:rStyle w:val="af"/>
-          <w:i w:val="0"/>
-        </w:rPr>
-        <w:t xml:space="preserve">от </w:t>
-      </w:r>
-      <w:r>
-        <w:rPr>
-          <w:rStyle w:val="af"/>
-          <w:i w:val="0"/>
-          <w:lang w:val="en-US"/>
-        </w:rPr>
-        <w:t>Xilinx</w:t>
-      </w:r>
-      <w:r>
-        <w:rPr>
-          <w:rStyle w:val="af"/>
-          <w:i w:val="0"/>
-        </w:rPr>
-        <w:t xml:space="preserve"> </w:t>
-      </w:r>
-      <w:r>
-        <w:rPr>
-          <w:rStyle w:val="af"/>
-          <w:i w:val="0"/>
-        </w:rPr>
-        <w:t>для разделения портов чтения и записи контроллера и подключения их к одному двунаправленному порту памяти.</w:t>
-      </w:r>
-    </w:p>
-    <w:p>
-      <w:pPr>
-        <w:rPr>
-          <w:rStyle w:val="af"/>
-          <w:i w:val="0"/>
-        </w:rPr>
-      </w:pPr>
-      <w:r>
-        <w:rPr>
-          <w:rStyle w:val="af"/>
-          <w:i w:val="0"/>
-        </w:rPr>
-        <w:t xml:space="preserve">Были решены </w:t>
-      </w:r>
-      <w:r>
-        <w:rPr>
-          <w:rStyle w:val="af"/>
-          <w:i w:val="0"/>
-        </w:rPr>
-        <w:t xml:space="preserve">проблемы </w:t>
-      </w:r>
-      <w:r>
-        <w:rPr>
-          <w:rStyle w:val="af"/>
-          <w:i w:val="0"/>
-        </w:rPr>
-        <w:t>2</w:t>
-      </w:r>
-      <w:r>
-        <w:rPr>
-          <w:rStyle w:val="af"/>
-          <w:i w:val="0"/>
-        </w:rPr>
-        <w:t>,3 и 5 дня 9.</w:t>
-      </w:r>
-      <w:r>
-        <w:rPr>
-          <w:rStyle w:val="af"/>
-          <w:i w:val="0"/>
-        </w:rPr>
-        <w:t xml:space="preserve"> Цикл одиночного чтения и записи был увеличен до 11 тактовых сигналов.</w:t>
-      </w:r>
-      <w:r>
-        <w:rPr>
-          <w:rStyle w:val="af"/>
-          <w:i w:val="0"/>
-        </w:rPr>
-        <w:t xml:space="preserve"> </w:t>
-      </w:r>
-    </w:p>
-    <w:p>
-      <w:pPr>
-        <w:rPr>
-          <w:rStyle w:val="af"/>
-          <w:i w:val="0"/>
-        </w:rPr>
-      </w:pPr>
-      <w:r>
-        <w:rPr>
-          <w:rStyle w:val="af"/>
-          <w:i w:val="0"/>
-        </w:rPr>
-        <w:t xml:space="preserve">Добавлен топовый модуль, внутри которого был соединен контроллер вместе с буферами, дальнейшие взаимодействия в тестбенче и др. будет происходить через него. </w:t>
-      </w:r>
-    </w:p>
-    <w:p>
-      <w:pPr>
-        <w:rPr>
-          <w:rStyle w:val="af"/>
-          <w:i w:val="0"/>
-        </w:rPr>
-      </w:pPr>
-      <w:r>
-        <w:rPr>
-          <w:rStyle w:val="af"/>
-          <w:i w:val="0"/>
-        </w:rPr>
-        <w:t>Был сгенерирован файл генератора тактового сигнала?</w:t>
-      </w:r>
-    </w:p>
-    <w:p>
-      <w:pPr>
-        <w:rPr>
-          <w:rStyle w:val="af"/>
-          <w:i w:val="0"/>
-        </w:rPr>
-      </w:pPr>
-      <w:r>
-        <w:rPr>
-          <w:rStyle w:val="af"/>
-          <w:rFonts w:eastAsiaTheme="minorEastAsia"/>
-          <w:i w:val="0"/>
-          <w:iCs w:val="0"/>
-        </w:rPr>
-        <w:t xml:space="preserve">Исправлен баг со сверхкоротким чтением из памяти и с неработающим </w:t>
-      </w:r>
-      <w:r>
-        <w:rPr>
-          <w:rStyle w:val="af"/>
-          <w:rFonts w:eastAsiaTheme="minorEastAsia"/>
-          <w:i w:val="0"/>
-          <w:iCs w:val="0"/>
-          <w:lang w:val="en-US"/>
-        </w:rPr>
-        <w:t>RDY</w:t>
-      </w:r>
-      <w:r>
-        <w:rPr>
-          <w:rStyle w:val="af"/>
-          <w:rFonts w:eastAsiaTheme="minorEastAsia"/>
-          <w:i w:val="0"/>
-          <w:iCs w:val="0"/>
-        </w:rPr>
-        <w:t xml:space="preserve">, </w:t>
-      </w:r>
-      <w:r>
-        <w:rPr>
-          <w:rStyle w:val="af"/>
-          <w:rFonts w:eastAsiaTheme="minorEastAsia"/>
-          <w:i w:val="0"/>
-          <w:iCs w:val="0"/>
-        </w:rPr>
-        <w:t xml:space="preserve">добавлено </w:t>
-      </w:r>
-      <w:r>
-        <w:rPr>
-          <w:rStyle w:val="af"/>
-          <w:rFonts w:eastAsiaTheme="minorEastAsia"/>
-          <w:i w:val="0"/>
-          <w:iCs w:val="0"/>
-        </w:rPr>
-        <w:t>условие,</w:t>
-      </w:r>
-      <w:r>
-        <w:rPr>
-          <w:rStyle w:val="af"/>
-          <w:rFonts w:eastAsiaTheme="minorEastAsia"/>
-          <w:i w:val="0"/>
-          <w:iCs w:val="0"/>
-        </w:rPr>
-        <w:t xml:space="preserve"> по которому сигнал будет подаваться только при реальном окончании чтении</w:t>
-      </w:r>
-      <w:r>
-        <w:rPr>
-          <w:rStyle w:val="af"/>
-          <w:rFonts w:eastAsiaTheme="minorEastAsia"/>
-          <w:i w:val="0"/>
-          <w:iCs w:val="0"/>
-        </w:rPr>
-        <w:t>/</w:t>
-      </w:r>
-      <w:r>
-        <w:rPr>
-          <w:rStyle w:val="af"/>
-          <w:rFonts w:eastAsiaTheme="minorEastAsia"/>
-          <w:i w:val="0"/>
-          <w:iCs w:val="0"/>
-        </w:rPr>
-        <w:t>записи.</w:t>
-      </w:r>
-    </w:p>
-    <w:p>
-      <w:pPr>
-        <w:rPr>
-          <w:rStyle w:val="af"/>
-          <w:i w:val="0"/>
-        </w:rPr>
-      </w:pPr>
     </w:p>
     <w:sectPr>
       <w:footerReference w:type="default" r:id="rId9"/>
@@ -6446,7 +6478,7 @@
 </file>
 
 <file path=customXml/itemProps1.xml><?xml version="1.0" encoding="utf-8"?>
-<ds:datastoreItem xmlns:ds="http://schemas.openxmlformats.org/officeDocument/2006/customXml" ds:itemID="{0451537C-475C-40F2-9F58-76727966D45D}">
+<ds:datastoreItem xmlns:ds="http://schemas.openxmlformats.org/officeDocument/2006/customXml" ds:itemID="{1B41FAB1-C510-45D1-9B3D-CB3F535DBD44}">
   <ds:schemaRefs>
     <ds:schemaRef ds:uri="http://schemas.openxmlformats.org/officeDocument/2006/bibliography"/>
   </ds:schemaRefs>

--- a/Документация/Документация на контроллер памяти.docx
+++ b/Документация/Документация на контроллер памяти.docx
@@ -10,9 +10,17 @@
       </w:pPr>
       <w:r>
         <w:rPr>
+          <w:b/>
+          <w:bCs/>
           <w:u w:val="single"/>
         </w:rPr>
-        <w:t>День 1.</w:t>
+        <w:t>День</w:t>
+      </w:r>
+      <w:r>
+        <w:rPr>
+          <w:u w:val="single"/>
+        </w:rPr>
+        <w:t xml:space="preserve"> 1</w:t>
       </w:r>
     </w:p>
     <w:p>
@@ -362,14 +370,18 @@
     <w:p>
       <w:pPr>
         <w:rPr>
+          <w:b/>
+          <w:bCs/>
           <w:u w:val="single"/>
         </w:rPr>
       </w:pPr>
       <w:r>
         <w:rPr>
+          <w:b/>
+          <w:bCs/>
           <w:u w:val="single"/>
         </w:rPr>
-        <w:t>День 2.</w:t>
+        <w:t>День 2</w:t>
       </w:r>
     </w:p>
     <w:p>
@@ -425,12 +437,14 @@
       <w:r>
         <w:t xml:space="preserve">иначе </w:t>
       </w:r>
+      <w:proofErr w:type="spellStart"/>
       <w:r>
         <w:rPr>
           <w:lang w:val="en-US"/>
         </w:rPr>
         <w:t>ModelSim</w:t>
       </w:r>
+      <w:proofErr w:type="spellEnd"/>
       <w:r>
         <w:t xml:space="preserve"> ругается</w:t>
       </w:r>
@@ -736,7 +750,15 @@
         <w:t xml:space="preserve"> </w:t>
       </w:r>
       <w:r>
-        <w:t xml:space="preserve">переход к рефрешу, потом когда случился переход флаг выставляется активным и переход уже будет к </w:t>
+        <w:t xml:space="preserve">переход к </w:t>
+      </w:r>
+      <w:proofErr w:type="spellStart"/>
+      <w:r>
+        <w:t>рефрешу</w:t>
+      </w:r>
+      <w:proofErr w:type="spellEnd"/>
+      <w:r>
+        <w:t xml:space="preserve">, потом когда случился переход флаг выставляется активным и переход уже будет к </w:t>
       </w:r>
       <w:r>
         <w:rPr>
@@ -1113,8 +1135,18 @@
           <w:i w:val="0"/>
           <w:iCs w:val="0"/>
         </w:rPr>
-        <w:t>Разработать доп.функции</w:t>
-      </w:r>
+        <w:t xml:space="preserve">Разработать </w:t>
+      </w:r>
+      <w:proofErr w:type="spellStart"/>
+      <w:r>
+        <w:rPr>
+          <w:rStyle w:val="af"/>
+          <w:i w:val="0"/>
+          <w:iCs w:val="0"/>
+        </w:rPr>
+        <w:t>доп.функции</w:t>
+      </w:r>
+      <w:proofErr w:type="spellEnd"/>
     </w:p>
     <w:p>
       <w:pPr>
@@ -1251,6 +1283,8 @@
       <w:pPr>
         <w:rPr>
           <w:rStyle w:val="af"/>
+          <w:b/>
+          <w:bCs/>
           <w:i w:val="0"/>
           <w:iCs w:val="0"/>
           <w:u w:val="single"/>
@@ -1259,11 +1293,13 @@
       <w:r>
         <w:rPr>
           <w:rStyle w:val="af"/>
+          <w:b/>
+          <w:bCs/>
           <w:i w:val="0"/>
           <w:iCs w:val="0"/>
           <w:u w:val="single"/>
         </w:rPr>
-        <w:t>День 3.</w:t>
+        <w:t>День 3</w:t>
       </w:r>
     </w:p>
     <w:p>
@@ -1676,6 +1712,8 @@
       <w:pPr>
         <w:rPr>
           <w:rStyle w:val="af"/>
+          <w:b/>
+          <w:bCs/>
           <w:i w:val="0"/>
           <w:iCs w:val="0"/>
           <w:u w:val="single"/>
@@ -1684,52 +1722,355 @@
       <w:r>
         <w:rPr>
           <w:rStyle w:val="af"/>
+          <w:b/>
+          <w:bCs/>
           <w:i w:val="0"/>
           <w:iCs w:val="0"/>
           <w:u w:val="single"/>
         </w:rPr>
-        <w:t xml:space="preserve">День </w:t>
-      </w:r>
-      <w:r>
-        <w:rPr>
-          <w:rStyle w:val="af"/>
+        <w:t>День 4</w:t>
+      </w:r>
+    </w:p>
+    <w:p>
+      <w:pPr>
+        <w:rPr>
+          <w:rStyle w:val="af"/>
+          <w:i w:val="0"/>
+        </w:rPr>
+      </w:pPr>
+      <w:r>
+        <w:rPr>
+          <w:rStyle w:val="af"/>
+          <w:i w:val="0"/>
+        </w:rPr>
+        <w:t xml:space="preserve">Была разобрана возможность чтения и записи в различных вариациях и реализованы самые простые одиночная запись и одиночное чтение. Для этого подается команда </w:t>
+      </w:r>
+      <w:r>
+        <w:rPr>
+          <w:rStyle w:val="af"/>
+          <w:i w:val="0"/>
+          <w:lang w:val="en-US"/>
+        </w:rPr>
+        <w:t>ACTIVE</w:t>
+      </w:r>
+      <w:r>
+        <w:rPr>
+          <w:rStyle w:val="af"/>
+          <w:i w:val="0"/>
+        </w:rPr>
+        <w:t xml:space="preserve">, </w:t>
+      </w:r>
+      <w:r>
+        <w:rPr>
+          <w:rStyle w:val="af"/>
+          <w:i w:val="0"/>
+        </w:rPr>
+        <w:t xml:space="preserve">после чего нужная команда с нужными параметрами </w:t>
+      </w:r>
+      <w:r>
+        <w:rPr>
+          <w:rStyle w:val="af"/>
+          <w:i w:val="0"/>
+          <w:lang w:val="en-US"/>
+        </w:rPr>
+        <w:t>READ</w:t>
+      </w:r>
+      <w:r>
+        <w:rPr>
+          <w:rStyle w:val="af"/>
+          <w:i w:val="0"/>
+        </w:rPr>
+        <w:t>/</w:t>
+      </w:r>
+      <w:r>
+        <w:rPr>
+          <w:rStyle w:val="af"/>
+          <w:i w:val="0"/>
+          <w:lang w:val="en-US"/>
+        </w:rPr>
+        <w:t>WRITE</w:t>
+      </w:r>
+      <w:r>
+        <w:rPr>
+          <w:rStyle w:val="af"/>
+          <w:i w:val="0"/>
+        </w:rPr>
+        <w:t xml:space="preserve">, </w:t>
+      </w:r>
+      <w:r>
+        <w:rPr>
+          <w:rStyle w:val="af"/>
+          <w:i w:val="0"/>
+        </w:rPr>
+        <w:t xml:space="preserve">а после линия слов перезаряжается командой </w:t>
+      </w:r>
+      <w:r>
+        <w:rPr>
+          <w:rStyle w:val="af"/>
+          <w:i w:val="0"/>
+          <w:lang w:val="en-US"/>
+        </w:rPr>
+        <w:t>PRECHARGE</w:t>
+      </w:r>
+      <w:r>
+        <w:rPr>
+          <w:rStyle w:val="af"/>
+          <w:i w:val="0"/>
+        </w:rPr>
+        <w:t xml:space="preserve">. </w:t>
+      </w:r>
+      <w:r>
+        <w:rPr>
+          <w:rStyle w:val="af"/>
+          <w:i w:val="0"/>
+        </w:rPr>
+        <w:t>Тем самым скорость работы сильно ограничивается, но при этом отладка является упрощённой.</w:t>
+      </w:r>
+    </w:p>
+    <w:p>
+      <w:pPr>
+        <w:rPr>
+          <w:rStyle w:val="af"/>
+          <w:b/>
+          <w:bCs/>
           <w:i w:val="0"/>
           <w:iCs w:val="0"/>
           <w:u w:val="single"/>
         </w:rPr>
-        <w:t>4</w:t>
-      </w:r>
-      <w:r>
-        <w:rPr>
-          <w:rStyle w:val="af"/>
+      </w:pPr>
+      <w:r>
+        <w:rPr>
+          <w:rStyle w:val="af"/>
+          <w:b/>
+          <w:bCs/>
           <w:i w:val="0"/>
           <w:iCs w:val="0"/>
           <w:u w:val="single"/>
         </w:rPr>
-        <w:t>.</w:t>
-      </w:r>
-    </w:p>
-    <w:p>
-      <w:pPr>
-        <w:rPr>
-          <w:rStyle w:val="af"/>
-          <w:i w:val="0"/>
-        </w:rPr>
-      </w:pPr>
-      <w:r>
-        <w:rPr>
-          <w:rStyle w:val="af"/>
-          <w:i w:val="0"/>
-        </w:rPr>
-        <w:t xml:space="preserve">Была разобрана возможность чтения и записи в различных вариациях и реализованы самые простые одиночная запись и одиночное чтение. Для этого подается команда </w:t>
-      </w:r>
-      <w:r>
-        <w:rPr>
-          <w:rStyle w:val="af"/>
-          <w:i w:val="0"/>
-          <w:lang w:val="en-US"/>
-        </w:rPr>
-        <w:t>ACTIVE</w:t>
+        <w:t>День 5</w:t>
+      </w:r>
+    </w:p>
+    <w:p>
+      <w:pPr>
+        <w:rPr>
+          <w:rStyle w:val="af"/>
+          <w:i w:val="0"/>
+        </w:rPr>
+      </w:pPr>
+      <w:r>
+        <w:rPr>
+          <w:rStyle w:val="af"/>
+          <w:i w:val="0"/>
+        </w:rPr>
+        <w:t xml:space="preserve">Код доработан. Добавлена начальная инициализация регистров. Во избежание образования </w:t>
+      </w:r>
+      <w:r>
+        <w:rPr>
+          <w:rStyle w:val="af"/>
+          <w:i w:val="0"/>
+          <w:lang w:val="en-US"/>
+        </w:rPr>
+        <w:t>latch</w:t>
+      </w:r>
+      <w:r>
+        <w:rPr>
+          <w:rStyle w:val="af"/>
+          <w:i w:val="0"/>
+        </w:rPr>
+        <w:t xml:space="preserve"> структур были покрыты все условия с помощью </w:t>
+      </w:r>
+      <w:r>
+        <w:rPr>
+          <w:rStyle w:val="af"/>
+          <w:i w:val="0"/>
+          <w:lang w:val="en-US"/>
+        </w:rPr>
+        <w:t>default</w:t>
+      </w:r>
+      <w:r>
+        <w:rPr>
+          <w:rStyle w:val="af"/>
+          <w:i w:val="0"/>
+        </w:rPr>
+        <w:t xml:space="preserve"> </w:t>
+      </w:r>
+      <w:r>
+        <w:rPr>
+          <w:rStyle w:val="af"/>
+          <w:i w:val="0"/>
+        </w:rPr>
+        <w:t xml:space="preserve">и задания выходных сигналов в </w:t>
+      </w:r>
+      <w:r>
+        <w:rPr>
+          <w:rStyle w:val="af"/>
+          <w:i w:val="0"/>
+          <w:lang w:val="en-US"/>
+        </w:rPr>
+        <w:t>task</w:t>
+      </w:r>
+      <w:r>
+        <w:rPr>
+          <w:rStyle w:val="af"/>
+          <w:i w:val="0"/>
+        </w:rPr>
+        <w:t>`</w:t>
+      </w:r>
+      <w:r>
+        <w:rPr>
+          <w:rStyle w:val="af"/>
+          <w:i w:val="0"/>
+        </w:rPr>
+        <w:t>ах.</w:t>
+      </w:r>
+      <w:r>
+        <w:rPr>
+          <w:rStyle w:val="af"/>
+          <w:i w:val="0"/>
+        </w:rPr>
+        <w:t xml:space="preserve"> Проверка в синтезаторе для </w:t>
+      </w:r>
+      <w:r>
+        <w:rPr>
+          <w:rStyle w:val="af"/>
+          <w:i w:val="0"/>
+          <w:lang w:val="en-US"/>
+        </w:rPr>
+        <w:t>FPGA</w:t>
+      </w:r>
+      <w:r>
+        <w:rPr>
+          <w:rStyle w:val="af"/>
+          <w:i w:val="0"/>
+        </w:rPr>
+        <w:t xml:space="preserve"> </w:t>
+      </w:r>
+      <w:r>
+        <w:rPr>
+          <w:rStyle w:val="af"/>
+          <w:i w:val="0"/>
+          <w:lang w:val="en-US"/>
+        </w:rPr>
+        <w:t>ALTERA</w:t>
+      </w:r>
+      <w:r>
+        <w:rPr>
+          <w:rStyle w:val="af"/>
+          <w:i w:val="0"/>
+        </w:rPr>
+        <w:t xml:space="preserve"> – </w:t>
+      </w:r>
+      <w:r>
+        <w:rPr>
+          <w:rStyle w:val="af"/>
+          <w:i w:val="0"/>
+          <w:lang w:val="en-US"/>
+        </w:rPr>
+        <w:t>Quartus</w:t>
+      </w:r>
+      <w:r>
+        <w:rPr>
+          <w:rStyle w:val="af"/>
+          <w:i w:val="0"/>
+        </w:rPr>
+        <w:t xml:space="preserve"> </w:t>
+      </w:r>
+      <w:r>
+        <w:rPr>
+          <w:rStyle w:val="af"/>
+          <w:i w:val="0"/>
+        </w:rPr>
+        <w:t xml:space="preserve">дало положительный результат и отсутствие </w:t>
+      </w:r>
+      <w:r>
+        <w:rPr>
+          <w:rStyle w:val="af"/>
+          <w:i w:val="0"/>
+          <w:lang w:val="en-US"/>
+        </w:rPr>
+        <w:t>latches</w:t>
+      </w:r>
+      <w:r>
+        <w:rPr>
+          <w:rStyle w:val="af"/>
+          <w:i w:val="0"/>
+        </w:rPr>
+        <w:t xml:space="preserve">. </w:t>
+      </w:r>
+      <w:r>
+        <w:rPr>
+          <w:rStyle w:val="af"/>
+          <w:i w:val="0"/>
+        </w:rPr>
+        <w:t xml:space="preserve">При этом </w:t>
+      </w:r>
+      <w:r>
+        <w:rPr>
+          <w:rStyle w:val="af"/>
+          <w:i w:val="0"/>
+          <w:lang w:val="en-US"/>
+        </w:rPr>
+        <w:t>Xilinx</w:t>
+      </w:r>
+      <w:r>
+        <w:rPr>
+          <w:rStyle w:val="af"/>
+          <w:i w:val="0"/>
+        </w:rPr>
+        <w:t xml:space="preserve"> </w:t>
+      </w:r>
+      <w:r>
+        <w:rPr>
+          <w:rStyle w:val="af"/>
+          <w:i w:val="0"/>
+          <w:lang w:val="en-US"/>
+        </w:rPr>
+        <w:t>ISE</w:t>
+      </w:r>
+      <w:r>
+        <w:rPr>
+          <w:rStyle w:val="af"/>
+          <w:i w:val="0"/>
+        </w:rPr>
+        <w:t xml:space="preserve"> </w:t>
+      </w:r>
+      <w:r>
+        <w:rPr>
+          <w:rStyle w:val="af"/>
+          <w:i w:val="0"/>
+        </w:rPr>
+        <w:t>всё ещё есть проблемы с неизменяемыми по мнение синтезатора сигналами.</w:t>
+      </w:r>
+    </w:p>
+    <w:p>
+      <w:pPr>
+        <w:rPr>
+          <w:rStyle w:val="af"/>
+          <w:i w:val="0"/>
+        </w:rPr>
+      </w:pPr>
+      <w:r>
+        <w:rPr>
+          <w:rStyle w:val="af"/>
+          <w:i w:val="0"/>
+        </w:rPr>
+        <w:t>Был проработан тестбенч для проверки инициализации памяти контроллером. Инициализация проводится успешно, состояния переключаются, счётчики работают.</w:t>
+      </w:r>
+    </w:p>
+    <w:p>
+      <w:pPr>
+        <w:rPr>
+          <w:rStyle w:val="af"/>
+          <w:i w:val="0"/>
+        </w:rPr>
+      </w:pPr>
+      <w:r>
+        <w:rPr>
+          <w:rStyle w:val="af"/>
+          <w:i w:val="0"/>
+          <w:lang w:val="en-US"/>
+        </w:rPr>
+        <w:t>Assert</w:t>
       </w:r>
       <w:r>
         <w:rPr>
@@ -1742,31 +2083,9 @@
         <w:rPr>
           <w:rStyle w:val="af"/>
           <w:i w:val="0"/>
-        </w:rPr>
-        <w:t xml:space="preserve">после чего нужная команда с нужными параметрами </w:t>
-      </w:r>
-      <w:r>
-        <w:rPr>
-          <w:rStyle w:val="af"/>
-          <w:i w:val="0"/>
-          <w:lang w:val="en-US"/>
-        </w:rPr>
-        <w:t>READ</w:t>
-      </w:r>
-      <w:r>
-        <w:rPr>
-          <w:rStyle w:val="af"/>
-          <w:i w:val="0"/>
-        </w:rPr>
-        <w:t>/</w:t>
-      </w:r>
-      <w:r>
-        <w:rPr>
-          <w:rStyle w:val="af"/>
-          <w:i w:val="0"/>
-          <w:lang w:val="en-US"/>
-        </w:rPr>
-        <w:t>WRITE</w:t>
+          <w:lang w:val="en-US"/>
+        </w:rPr>
+        <w:t>assume</w:t>
       </w:r>
       <w:r>
         <w:rPr>
@@ -1779,21 +2098,161 @@
         <w:rPr>
           <w:rStyle w:val="af"/>
           <w:i w:val="0"/>
-        </w:rPr>
-        <w:t xml:space="preserve">а после линия слов перезаряжается командой </w:t>
-      </w:r>
-      <w:r>
-        <w:rPr>
-          <w:rStyle w:val="af"/>
-          <w:i w:val="0"/>
-          <w:lang w:val="en-US"/>
-        </w:rPr>
-        <w:t>PRECHARGE</w:t>
-      </w:r>
-      <w:r>
-        <w:rPr>
-          <w:rStyle w:val="af"/>
-          <w:i w:val="0"/>
+          <w:lang w:val="en-US"/>
+        </w:rPr>
+        <w:t>cover</w:t>
+      </w:r>
+      <w:r>
+        <w:rPr>
+          <w:rStyle w:val="af"/>
+          <w:i w:val="0"/>
+        </w:rPr>
+        <w:t xml:space="preserve"> – </w:t>
+      </w:r>
+      <w:r>
+        <w:rPr>
+          <w:rStyle w:val="af"/>
+          <w:i w:val="0"/>
+        </w:rPr>
+        <w:t>хорошие</w:t>
+      </w:r>
+      <w:r>
+        <w:rPr>
+          <w:rStyle w:val="af"/>
+          <w:i w:val="0"/>
+        </w:rPr>
+        <w:t xml:space="preserve"> </w:t>
+      </w:r>
+      <w:r>
+        <w:rPr>
+          <w:rStyle w:val="af"/>
+          <w:i w:val="0"/>
+        </w:rPr>
+        <w:t>функции</w:t>
+      </w:r>
+      <w:r>
+        <w:rPr>
+          <w:rStyle w:val="af"/>
+          <w:i w:val="0"/>
+        </w:rPr>
+        <w:t xml:space="preserve"> </w:t>
+      </w:r>
+      <w:r>
+        <w:rPr>
+          <w:rStyle w:val="af"/>
+          <w:i w:val="0"/>
+        </w:rPr>
+        <w:t>для</w:t>
+      </w:r>
+      <w:r>
+        <w:rPr>
+          <w:rStyle w:val="af"/>
+          <w:i w:val="0"/>
+        </w:rPr>
+        <w:t xml:space="preserve"> </w:t>
+      </w:r>
+      <w:r>
+        <w:rPr>
+          <w:rStyle w:val="af"/>
+          <w:i w:val="0"/>
+        </w:rPr>
+        <w:t>верификации. Позволяют удобочитаемо верифицировать последовательностную логику на несколько тактов вперед.</w:t>
+      </w:r>
+    </w:p>
+    <w:p>
+      <w:pPr>
+        <w:rPr>
+          <w:rStyle w:val="af"/>
+          <w:b/>
+          <w:bCs/>
+          <w:i w:val="0"/>
+          <w:iCs w:val="0"/>
+          <w:u w:val="single"/>
+        </w:rPr>
+      </w:pPr>
+      <w:r>
+        <w:rPr>
+          <w:rStyle w:val="af"/>
+          <w:b/>
+          <w:bCs/>
+          <w:i w:val="0"/>
+          <w:iCs w:val="0"/>
+          <w:u w:val="single"/>
+        </w:rPr>
+        <w:t>День 6</w:t>
+      </w:r>
+    </w:p>
+    <w:p>
+      <w:pPr>
+        <w:rPr>
+          <w:rStyle w:val="af"/>
+          <w:i w:val="0"/>
+          <w:iCs w:val="0"/>
+        </w:rPr>
+      </w:pPr>
+      <w:r>
+        <w:rPr>
+          <w:rStyle w:val="af"/>
+          <w:i w:val="0"/>
+          <w:iCs w:val="0"/>
+        </w:rPr>
+        <w:t xml:space="preserve">Добавлена </w:t>
+      </w:r>
+      <w:r>
+        <w:rPr>
+          <w:rStyle w:val="af"/>
+          <w:i w:val="0"/>
+          <w:iCs w:val="0"/>
+        </w:rPr>
+        <w:t>эталонная модель памяти,</w:t>
+      </w:r>
+      <w:r>
+        <w:rPr>
+          <w:rStyle w:val="af"/>
+          <w:i w:val="0"/>
+          <w:iCs w:val="0"/>
+        </w:rPr>
+        <w:t xml:space="preserve"> для которой разрабатывается контроллер (42</w:t>
+      </w:r>
+      <w:r>
+        <w:rPr>
+          <w:rStyle w:val="af"/>
+          <w:i w:val="0"/>
+          <w:iCs w:val="0"/>
+          <w:lang w:val="en-US"/>
+        </w:rPr>
+        <w:t>s</w:t>
+      </w:r>
+      <w:r>
+        <w:rPr>
+          <w:rStyle w:val="af"/>
+          <w:i w:val="0"/>
+          <w:iCs w:val="0"/>
+        </w:rPr>
+        <w:t>16160.</w:t>
+      </w:r>
+      <w:r>
+        <w:rPr>
+          <w:rStyle w:val="af"/>
+          <w:i w:val="0"/>
+          <w:iCs w:val="0"/>
+          <w:lang w:val="en-US"/>
+        </w:rPr>
+        <w:t>v</w:t>
+      </w:r>
+      <w:r>
+        <w:rPr>
+          <w:rStyle w:val="af"/>
+          <w:i w:val="0"/>
+          <w:iCs w:val="0"/>
+        </w:rPr>
+        <w:t>)</w:t>
+      </w:r>
+      <w:r>
+        <w:rPr>
+          <w:rStyle w:val="af"/>
+          <w:i w:val="0"/>
+          <w:iCs w:val="0"/>
         </w:rPr>
         <w:t xml:space="preserve">. </w:t>
       </w:r>
@@ -1801,499 +2260,52 @@
         <w:rPr>
           <w:rStyle w:val="af"/>
           <w:i w:val="0"/>
-        </w:rPr>
-        <w:t>Тем самым скорость работы сильно ограничивается, но при этом отладка является упрощённой.</w:t>
-      </w:r>
-    </w:p>
-    <w:p>
-      <w:pPr>
-        <w:rPr>
-          <w:rStyle w:val="af"/>
-          <w:i w:val="0"/>
-          <w:iCs w:val="0"/>
-          <w:u w:val="single"/>
-        </w:rPr>
-      </w:pPr>
-      <w:r>
-        <w:rPr>
-          <w:rStyle w:val="af"/>
-          <w:i w:val="0"/>
-          <w:iCs w:val="0"/>
-          <w:u w:val="single"/>
-        </w:rPr>
-        <w:t xml:space="preserve">День </w:t>
-      </w:r>
-      <w:r>
-        <w:rPr>
-          <w:rStyle w:val="af"/>
-          <w:i w:val="0"/>
-          <w:iCs w:val="0"/>
-          <w:u w:val="single"/>
-        </w:rPr>
-        <w:t>5</w:t>
-      </w:r>
-      <w:r>
-        <w:rPr>
-          <w:rStyle w:val="af"/>
-          <w:i w:val="0"/>
-          <w:iCs w:val="0"/>
-          <w:u w:val="single"/>
-        </w:rPr>
-        <w:t>.</w:t>
-      </w:r>
-    </w:p>
-    <w:p>
-      <w:pPr>
-        <w:rPr>
-          <w:rStyle w:val="af"/>
-          <w:i w:val="0"/>
-        </w:rPr>
-      </w:pPr>
-      <w:r>
-        <w:rPr>
-          <w:rStyle w:val="af"/>
-          <w:i w:val="0"/>
-        </w:rPr>
-        <w:t xml:space="preserve">Код доработан. Добавлена начальная инициализация регистров. Во избежание образования </w:t>
-      </w:r>
-      <w:r>
-        <w:rPr>
-          <w:rStyle w:val="af"/>
-          <w:i w:val="0"/>
-          <w:lang w:val="en-US"/>
-        </w:rPr>
-        <w:t>latch</w:t>
-      </w:r>
-      <w:r>
-        <w:rPr>
-          <w:rStyle w:val="af"/>
-          <w:i w:val="0"/>
-        </w:rPr>
-        <w:t xml:space="preserve"> структур были покрыты все условия с помощью </w:t>
-      </w:r>
-      <w:r>
-        <w:rPr>
-          <w:rStyle w:val="af"/>
-          <w:i w:val="0"/>
-          <w:lang w:val="en-US"/>
-        </w:rPr>
-        <w:t>default</w:t>
-      </w:r>
-      <w:r>
-        <w:rPr>
-          <w:rStyle w:val="af"/>
-          <w:i w:val="0"/>
+          <w:iCs w:val="0"/>
+        </w:rPr>
+        <w:t>В тестбенче память и контроллер соединены.</w:t>
+      </w:r>
+      <w:r>
+        <w:rPr>
+          <w:rStyle w:val="af"/>
+          <w:i w:val="0"/>
+          <w:iCs w:val="0"/>
         </w:rPr>
         <w:t xml:space="preserve"> </w:t>
       </w:r>
-      <w:r>
-        <w:rPr>
-          <w:rStyle w:val="af"/>
-          <w:i w:val="0"/>
-        </w:rPr>
-        <w:t xml:space="preserve">и задания выходных сигналов в </w:t>
-      </w:r>
-      <w:r>
-        <w:rPr>
-          <w:rStyle w:val="af"/>
-          <w:i w:val="0"/>
-          <w:lang w:val="en-US"/>
-        </w:rPr>
-        <w:t>task</w:t>
-      </w:r>
-      <w:r>
-        <w:rPr>
-          <w:rStyle w:val="af"/>
-          <w:i w:val="0"/>
-        </w:rPr>
-        <w:t>`</w:t>
-      </w:r>
-      <w:r>
-        <w:rPr>
-          <w:rStyle w:val="af"/>
-          <w:i w:val="0"/>
-        </w:rPr>
-        <w:t>ах.</w:t>
-      </w:r>
-      <w:r>
-        <w:rPr>
-          <w:rStyle w:val="af"/>
-          <w:i w:val="0"/>
-        </w:rPr>
-        <w:t xml:space="preserve"> Проверка в синтезаторе для </w:t>
-      </w:r>
-      <w:r>
-        <w:rPr>
-          <w:rStyle w:val="af"/>
-          <w:i w:val="0"/>
-          <w:lang w:val="en-US"/>
-        </w:rPr>
-        <w:t>FPGA</w:t>
-      </w:r>
-      <w:r>
-        <w:rPr>
-          <w:rStyle w:val="af"/>
-          <w:i w:val="0"/>
-        </w:rPr>
-        <w:t xml:space="preserve"> </w:t>
-      </w:r>
-      <w:r>
-        <w:rPr>
-          <w:rStyle w:val="af"/>
-          <w:i w:val="0"/>
-          <w:lang w:val="en-US"/>
-        </w:rPr>
-        <w:t>ALTERA</w:t>
-      </w:r>
-      <w:r>
-        <w:rPr>
-          <w:rStyle w:val="af"/>
-          <w:i w:val="0"/>
-        </w:rPr>
-        <w:t xml:space="preserve"> – </w:t>
-      </w:r>
-      <w:r>
-        <w:rPr>
-          <w:rStyle w:val="af"/>
-          <w:i w:val="0"/>
-          <w:lang w:val="en-US"/>
-        </w:rPr>
-        <w:t>Quartus</w:t>
-      </w:r>
-      <w:r>
-        <w:rPr>
-          <w:rStyle w:val="af"/>
-          <w:i w:val="0"/>
-        </w:rPr>
-        <w:t xml:space="preserve"> </w:t>
-      </w:r>
-      <w:r>
-        <w:rPr>
-          <w:rStyle w:val="af"/>
-          <w:i w:val="0"/>
-        </w:rPr>
-        <w:t xml:space="preserve">дало положительный результат и отсутствие </w:t>
-      </w:r>
-      <w:r>
-        <w:rPr>
-          <w:rStyle w:val="af"/>
-          <w:i w:val="0"/>
-          <w:lang w:val="en-US"/>
-        </w:rPr>
-        <w:t>latches</w:t>
-      </w:r>
-      <w:r>
-        <w:rPr>
-          <w:rStyle w:val="af"/>
-          <w:i w:val="0"/>
-        </w:rPr>
-        <w:t xml:space="preserve">. </w:t>
-      </w:r>
-      <w:r>
-        <w:rPr>
-          <w:rStyle w:val="af"/>
-          <w:i w:val="0"/>
-        </w:rPr>
-        <w:t xml:space="preserve">При этом </w:t>
-      </w:r>
-      <w:r>
-        <w:rPr>
-          <w:rStyle w:val="af"/>
-          <w:i w:val="0"/>
-          <w:lang w:val="en-US"/>
-        </w:rPr>
-        <w:t>Xilinx</w:t>
-      </w:r>
-      <w:r>
-        <w:rPr>
-          <w:rStyle w:val="af"/>
-          <w:i w:val="0"/>
-        </w:rPr>
-        <w:t xml:space="preserve"> </w:t>
-      </w:r>
-      <w:r>
-        <w:rPr>
-          <w:rStyle w:val="af"/>
-          <w:i w:val="0"/>
-          <w:lang w:val="en-US"/>
-        </w:rPr>
-        <w:t>ISE</w:t>
-      </w:r>
-      <w:r>
-        <w:rPr>
-          <w:rStyle w:val="af"/>
-          <w:i w:val="0"/>
-        </w:rPr>
-        <w:t xml:space="preserve"> </w:t>
-      </w:r>
-      <w:r>
-        <w:rPr>
-          <w:rStyle w:val="af"/>
-          <w:i w:val="0"/>
-        </w:rPr>
-        <w:t>всё ещё есть проблемы с неизменяемыми по мнение синтезатора сигналами.</w:t>
-      </w:r>
-    </w:p>
-    <w:p>
-      <w:pPr>
-        <w:rPr>
-          <w:rStyle w:val="af"/>
-          <w:i w:val="0"/>
-        </w:rPr>
-      </w:pPr>
-      <w:r>
-        <w:rPr>
-          <w:rStyle w:val="af"/>
-          <w:i w:val="0"/>
-        </w:rPr>
-        <w:t>Был проработан тестбенч для проверки инициализации памяти контроллером. Инициализация проводится успешно, состояния переключаются, счётчики работают.</w:t>
-      </w:r>
-    </w:p>
-    <w:p>
-      <w:pPr>
-        <w:rPr>
-          <w:rStyle w:val="af"/>
-          <w:i w:val="0"/>
-        </w:rPr>
-      </w:pPr>
-      <w:r>
-        <w:rPr>
-          <w:rStyle w:val="af"/>
-          <w:i w:val="0"/>
-          <w:lang w:val="en-US"/>
-        </w:rPr>
-        <w:t>Assert</w:t>
-      </w:r>
-      <w:r>
-        <w:rPr>
-          <w:rStyle w:val="af"/>
-          <w:i w:val="0"/>
-        </w:rPr>
-        <w:t xml:space="preserve">, </w:t>
-      </w:r>
-      <w:r>
-        <w:rPr>
-          <w:rStyle w:val="af"/>
-          <w:i w:val="0"/>
-          <w:lang w:val="en-US"/>
-        </w:rPr>
-        <w:t>assume</w:t>
-      </w:r>
-      <w:r>
-        <w:rPr>
-          <w:rStyle w:val="af"/>
-          <w:i w:val="0"/>
-        </w:rPr>
-        <w:t xml:space="preserve">, </w:t>
-      </w:r>
-      <w:r>
-        <w:rPr>
-          <w:rStyle w:val="af"/>
-          <w:i w:val="0"/>
-          <w:lang w:val="en-US"/>
-        </w:rPr>
-        <w:t>cover</w:t>
-      </w:r>
-      <w:r>
-        <w:rPr>
-          <w:rStyle w:val="af"/>
-          <w:i w:val="0"/>
-        </w:rPr>
-        <w:t xml:space="preserve"> – </w:t>
-      </w:r>
-      <w:r>
-        <w:rPr>
-          <w:rStyle w:val="af"/>
-          <w:i w:val="0"/>
-        </w:rPr>
-        <w:t>хорошие</w:t>
-      </w:r>
-      <w:r>
-        <w:rPr>
-          <w:rStyle w:val="af"/>
-          <w:i w:val="0"/>
-        </w:rPr>
-        <w:t xml:space="preserve"> </w:t>
-      </w:r>
-      <w:r>
-        <w:rPr>
-          <w:rStyle w:val="af"/>
-          <w:i w:val="0"/>
-        </w:rPr>
-        <w:t>функции</w:t>
-      </w:r>
-      <w:r>
-        <w:rPr>
-          <w:rStyle w:val="af"/>
-          <w:i w:val="0"/>
-        </w:rPr>
-        <w:t xml:space="preserve"> </w:t>
-      </w:r>
-      <w:r>
-        <w:rPr>
-          <w:rStyle w:val="af"/>
-          <w:i w:val="0"/>
-        </w:rPr>
-        <w:t>для</w:t>
-      </w:r>
-      <w:r>
-        <w:rPr>
-          <w:rStyle w:val="af"/>
-          <w:i w:val="0"/>
-        </w:rPr>
-        <w:t xml:space="preserve"> </w:t>
-      </w:r>
-      <w:r>
-        <w:rPr>
-          <w:rStyle w:val="af"/>
-          <w:i w:val="0"/>
-        </w:rPr>
-        <w:t>верификации. Позволяют удобочитаемо верифицировать последовательностную логику на несколько тактов вперед.</w:t>
-      </w:r>
-    </w:p>
-    <w:p>
-      <w:pPr>
-        <w:rPr>
-          <w:rStyle w:val="af"/>
-          <w:i w:val="0"/>
-          <w:iCs w:val="0"/>
-          <w:u w:val="single"/>
-        </w:rPr>
-      </w:pPr>
-      <w:r>
-        <w:rPr>
-          <w:rStyle w:val="af"/>
-          <w:i w:val="0"/>
-          <w:iCs w:val="0"/>
-          <w:u w:val="single"/>
-        </w:rPr>
-        <w:t xml:space="preserve">День </w:t>
-      </w:r>
-      <w:r>
-        <w:rPr>
-          <w:rStyle w:val="af"/>
-          <w:i w:val="0"/>
-          <w:iCs w:val="0"/>
-          <w:u w:val="single"/>
-        </w:rPr>
-        <w:t>6</w:t>
-      </w:r>
-      <w:r>
-        <w:rPr>
-          <w:rStyle w:val="af"/>
-          <w:i w:val="0"/>
-          <w:iCs w:val="0"/>
-          <w:u w:val="single"/>
-        </w:rPr>
-        <w:t>.</w:t>
-      </w:r>
-    </w:p>
-    <w:p>
-      <w:pPr>
-        <w:rPr>
-          <w:rStyle w:val="af"/>
-          <w:i w:val="0"/>
-          <w:iCs w:val="0"/>
-        </w:rPr>
-      </w:pPr>
-      <w:r>
-        <w:rPr>
-          <w:rStyle w:val="af"/>
-          <w:i w:val="0"/>
-          <w:iCs w:val="0"/>
-        </w:rPr>
-        <w:t xml:space="preserve">Добавлена </w:t>
-      </w:r>
-      <w:r>
-        <w:rPr>
-          <w:rStyle w:val="af"/>
-          <w:i w:val="0"/>
-          <w:iCs w:val="0"/>
-        </w:rPr>
-        <w:t>эталонная модель памяти,</w:t>
-      </w:r>
-      <w:r>
-        <w:rPr>
-          <w:rStyle w:val="af"/>
-          <w:i w:val="0"/>
-          <w:iCs w:val="0"/>
-        </w:rPr>
-        <w:t xml:space="preserve"> для которой разрабатывается контроллер (42</w:t>
-      </w:r>
-      <w:r>
-        <w:rPr>
-          <w:rStyle w:val="af"/>
-          <w:i w:val="0"/>
-          <w:iCs w:val="0"/>
-          <w:lang w:val="en-US"/>
-        </w:rPr>
-        <w:t>s</w:t>
-      </w:r>
-      <w:r>
-        <w:rPr>
-          <w:rStyle w:val="af"/>
-          <w:i w:val="0"/>
-          <w:iCs w:val="0"/>
-        </w:rPr>
-        <w:t>16160.</w:t>
-      </w:r>
-      <w:r>
-        <w:rPr>
-          <w:rStyle w:val="af"/>
-          <w:i w:val="0"/>
-          <w:iCs w:val="0"/>
-          <w:lang w:val="en-US"/>
-        </w:rPr>
-        <w:t>v</w:t>
-      </w:r>
-      <w:r>
-        <w:rPr>
-          <w:rStyle w:val="af"/>
-          <w:i w:val="0"/>
-          <w:iCs w:val="0"/>
-        </w:rPr>
-        <w:t>)</w:t>
-      </w:r>
-      <w:r>
-        <w:rPr>
-          <w:rStyle w:val="af"/>
-          <w:i w:val="0"/>
-          <w:iCs w:val="0"/>
-        </w:rPr>
-        <w:t xml:space="preserve">. </w:t>
-      </w:r>
-      <w:r>
-        <w:rPr>
-          <w:rStyle w:val="af"/>
-          <w:i w:val="0"/>
-          <w:iCs w:val="0"/>
-        </w:rPr>
-        <w:t>В тестбенче память и контроллер соединены.</w:t>
-      </w:r>
-      <w:r>
-        <w:rPr>
-          <w:rStyle w:val="af"/>
-          <w:i w:val="0"/>
-          <w:iCs w:val="0"/>
-        </w:rPr>
-        <w:t xml:space="preserve"> </w:t>
-      </w:r>
-    </w:p>
-    <w:p>
-      <w:pPr>
-        <w:rPr>
-          <w:rStyle w:val="af"/>
-          <w:i w:val="0"/>
-          <w:iCs w:val="0"/>
-        </w:rPr>
-      </w:pPr>
-      <w:r>
-        <w:rPr>
-          <w:rStyle w:val="af"/>
-          <w:i w:val="0"/>
-          <w:iCs w:val="0"/>
-        </w:rPr>
-        <w:t xml:space="preserve">Пока что ведётся разработка симуляционного окружения на основе задач </w:t>
+    </w:p>
+    <w:p>
+      <w:pPr>
+        <w:rPr>
+          <w:rStyle w:val="af"/>
+          <w:i w:val="0"/>
+          <w:iCs w:val="0"/>
+        </w:rPr>
+      </w:pPr>
+      <w:r>
+        <w:rPr>
+          <w:rStyle w:val="af"/>
+          <w:i w:val="0"/>
+          <w:iCs w:val="0"/>
+        </w:rPr>
+        <w:t xml:space="preserve">Пока что ведётся разработка </w:t>
+      </w:r>
+      <w:proofErr w:type="spellStart"/>
+      <w:r>
+        <w:rPr>
+          <w:rStyle w:val="af"/>
+          <w:i w:val="0"/>
+          <w:iCs w:val="0"/>
+        </w:rPr>
+        <w:t>симуляционного</w:t>
+      </w:r>
+      <w:proofErr w:type="spellEnd"/>
+      <w:r>
+        <w:rPr>
+          <w:rStyle w:val="af"/>
+          <w:i w:val="0"/>
+          <w:iCs w:val="0"/>
+        </w:rPr>
+        <w:t xml:space="preserve"> окружения на основе задач </w:t>
       </w:r>
       <w:r>
         <w:rPr>
@@ -2779,168 +2791,13 @@
       <w:pPr>
         <w:rPr>
           <w:rStyle w:val="af"/>
-          <w:i w:val="0"/>
-          <w:iCs w:val="0"/>
-          <w:u w:val="single"/>
-        </w:rPr>
-      </w:pPr>
-      <w:r>
-        <w:rPr>
-          <w:rStyle w:val="af"/>
-          <w:i w:val="0"/>
-          <w:iCs w:val="0"/>
-          <w:u w:val="single"/>
-        </w:rPr>
-        <w:t xml:space="preserve">День </w:t>
-      </w:r>
-      <w:r>
-        <w:rPr>
-          <w:rStyle w:val="af"/>
-          <w:i w:val="0"/>
-          <w:iCs w:val="0"/>
-          <w:u w:val="single"/>
-        </w:rPr>
-        <w:t>7-8</w:t>
-      </w:r>
-      <w:r>
-        <w:rPr>
-          <w:rStyle w:val="af"/>
-          <w:i w:val="0"/>
-          <w:iCs w:val="0"/>
-          <w:u w:val="single"/>
-        </w:rPr>
-        <w:t>.</w:t>
-      </w:r>
-    </w:p>
-    <w:p>
-      <w:pPr>
-        <w:rPr>
-          <w:rStyle w:val="af"/>
-          <w:i w:val="0"/>
-          <w:iCs w:val="0"/>
-        </w:rPr>
-      </w:pPr>
-      <w:r>
-        <w:rPr>
-          <w:rStyle w:val="af"/>
-          <w:i w:val="0"/>
-          <w:iCs w:val="0"/>
-        </w:rPr>
-        <w:t xml:space="preserve">В данный промежуток времени решались проблемы, указанные в </w:t>
-      </w:r>
-      <w:r>
-        <w:rPr>
-          <w:rStyle w:val="af"/>
-          <w:i w:val="0"/>
-          <w:iCs w:val="0"/>
-          <w:u w:val="single"/>
-        </w:rPr>
-        <w:t>день 6</w:t>
-      </w:r>
-      <w:r>
-        <w:rPr>
-          <w:rStyle w:val="af"/>
-          <w:i w:val="0"/>
-          <w:iCs w:val="0"/>
-        </w:rPr>
-        <w:t xml:space="preserve"> и поэтому трудно сказать, что конкретно было сделано. </w:t>
-      </w:r>
-    </w:p>
-    <w:p>
-      <w:pPr>
-        <w:rPr>
-          <w:rStyle w:val="af"/>
-          <w:i w:val="0"/>
-          <w:iCs w:val="0"/>
-        </w:rPr>
-      </w:pPr>
-      <w:r>
-        <w:rPr>
-          <w:rStyle w:val="af"/>
-          <w:i w:val="0"/>
-          <w:iCs w:val="0"/>
-        </w:rPr>
-        <w:t xml:space="preserve">Главное, что было необходимо сделать – это убрать условие передачи данных по условию </w:t>
-      </w:r>
-      <w:r>
-        <w:rPr>
-          <w:rStyle w:val="af"/>
-          <w:i w:val="0"/>
-          <w:iCs w:val="0"/>
-          <w:lang w:val="en-US"/>
-        </w:rPr>
-        <w:t>if</w:t>
-      </w:r>
-      <w:r>
-        <w:rPr>
-          <w:rStyle w:val="af"/>
-          <w:i w:val="0"/>
-          <w:iCs w:val="0"/>
-        </w:rPr>
-        <w:t>(</w:t>
-      </w:r>
-      <w:r>
-        <w:rPr>
-          <w:rStyle w:val="af"/>
-          <w:i w:val="0"/>
-          <w:iCs w:val="0"/>
-          <w:lang w:val="en-US"/>
-        </w:rPr>
-        <w:t>RDY</w:t>
-      </w:r>
-      <w:r>
-        <w:rPr>
-          <w:rStyle w:val="af"/>
-          <w:i w:val="0"/>
-          <w:iCs w:val="0"/>
-        </w:rPr>
-        <w:t xml:space="preserve">), </w:t>
-      </w:r>
-      <w:r>
-        <w:rPr>
-          <w:rStyle w:val="af"/>
-          <w:i w:val="0"/>
-          <w:iCs w:val="0"/>
-        </w:rPr>
-        <w:t xml:space="preserve">после того как оно было убрано, код стал рабочим, началась передача как строк, так и столбцов. </w:t>
-      </w:r>
-    </w:p>
-    <w:p>
-      <w:pPr>
-        <w:rPr>
-          <w:rStyle w:val="af"/>
-          <w:i w:val="0"/>
-          <w:iCs w:val="0"/>
-        </w:rPr>
-      </w:pPr>
-      <w:r>
-        <w:rPr>
-          <w:rStyle w:val="af"/>
-          <w:i w:val="0"/>
-          <w:iCs w:val="0"/>
-        </w:rPr>
-        <w:t xml:space="preserve">Подогнав тайминги, сделав их сумму равной 9, как и один цикл работы контроллера, получилось синхронизировать работу тестбенча и контроллера, а он в свою очередь начал правильно работать с памятью. </w:t>
-      </w:r>
-    </w:p>
-    <w:p>
-      <w:pPr>
-        <w:rPr>
-          <w:rStyle w:val="af"/>
-          <w:i w:val="0"/>
-          <w:iCs w:val="0"/>
-        </w:rPr>
-      </w:pPr>
-      <w:r>
-        <w:rPr>
-          <w:rStyle w:val="af"/>
           <w:b/>
           <w:bCs/>
           <w:i w:val="0"/>
           <w:iCs w:val="0"/>
           <w:u w:val="single"/>
         </w:rPr>
-        <w:t xml:space="preserve">Необходимо было учесть, что слева стоит </w:t>
-      </w:r>
+      </w:pPr>
       <w:r>
         <w:rPr>
           <w:rStyle w:val="af"/>
@@ -2950,8 +2807,127 @@
           <w:iCs w:val="0"/>
           <w:u w:val="single"/>
         </w:rPr>
-        <w:t>то,</w:t>
-      </w:r>
+        <w:t>День 7-8</w:t>
+      </w:r>
+    </w:p>
+    <w:p>
+      <w:pPr>
+        <w:rPr>
+          <w:rStyle w:val="af"/>
+          <w:i w:val="0"/>
+          <w:iCs w:val="0"/>
+        </w:rPr>
+      </w:pPr>
+      <w:r>
+        <w:rPr>
+          <w:rStyle w:val="af"/>
+          <w:i w:val="0"/>
+          <w:iCs w:val="0"/>
+        </w:rPr>
+        <w:t xml:space="preserve">В данный промежуток времени решались проблемы, указанные в </w:t>
+      </w:r>
+      <w:r>
+        <w:rPr>
+          <w:rStyle w:val="af"/>
+          <w:i w:val="0"/>
+          <w:iCs w:val="0"/>
+          <w:u w:val="single"/>
+        </w:rPr>
+        <w:t>день 6</w:t>
+      </w:r>
+      <w:r>
+        <w:rPr>
+          <w:rStyle w:val="af"/>
+          <w:i w:val="0"/>
+          <w:iCs w:val="0"/>
+        </w:rPr>
+        <w:t xml:space="preserve"> и поэтому трудно сказать, что конкретно было сделано. </w:t>
+      </w:r>
+    </w:p>
+    <w:p>
+      <w:pPr>
+        <w:rPr>
+          <w:rStyle w:val="af"/>
+          <w:i w:val="0"/>
+          <w:iCs w:val="0"/>
+        </w:rPr>
+      </w:pPr>
+      <w:r>
+        <w:rPr>
+          <w:rStyle w:val="af"/>
+          <w:i w:val="0"/>
+          <w:iCs w:val="0"/>
+        </w:rPr>
+        <w:t xml:space="preserve">Главное, что было необходимо сделать – это убрать условие передачи данных по условию </w:t>
+      </w:r>
+      <w:r>
+        <w:rPr>
+          <w:rStyle w:val="af"/>
+          <w:i w:val="0"/>
+          <w:iCs w:val="0"/>
+          <w:lang w:val="en-US"/>
+        </w:rPr>
+        <w:t>if</w:t>
+      </w:r>
+      <w:r>
+        <w:rPr>
+          <w:rStyle w:val="af"/>
+          <w:i w:val="0"/>
+          <w:iCs w:val="0"/>
+        </w:rPr>
+        <w:t>(</w:t>
+      </w:r>
+      <w:r>
+        <w:rPr>
+          <w:rStyle w:val="af"/>
+          <w:i w:val="0"/>
+          <w:iCs w:val="0"/>
+          <w:lang w:val="en-US"/>
+        </w:rPr>
+        <w:t>RDY</w:t>
+      </w:r>
+      <w:r>
+        <w:rPr>
+          <w:rStyle w:val="af"/>
+          <w:i w:val="0"/>
+          <w:iCs w:val="0"/>
+        </w:rPr>
+        <w:t xml:space="preserve">), </w:t>
+      </w:r>
+      <w:r>
+        <w:rPr>
+          <w:rStyle w:val="af"/>
+          <w:i w:val="0"/>
+          <w:iCs w:val="0"/>
+        </w:rPr>
+        <w:t xml:space="preserve">после того как оно было убрано, код стал рабочим, началась передача как строк, так и столбцов. </w:t>
+      </w:r>
+    </w:p>
+    <w:p>
+      <w:pPr>
+        <w:rPr>
+          <w:rStyle w:val="af"/>
+          <w:i w:val="0"/>
+          <w:iCs w:val="0"/>
+        </w:rPr>
+      </w:pPr>
+      <w:r>
+        <w:rPr>
+          <w:rStyle w:val="af"/>
+          <w:i w:val="0"/>
+          <w:iCs w:val="0"/>
+        </w:rPr>
+        <w:t xml:space="preserve">Подогнав тайминги, сделав их сумму равной 9, как и один цикл работы контроллера, получилось синхронизировать работу тестбенча и контроллера, а он в свою очередь начал правильно работать с памятью. </w:t>
+      </w:r>
+    </w:p>
+    <w:p>
+      <w:pPr>
+        <w:rPr>
+          <w:rStyle w:val="af"/>
+          <w:i w:val="0"/>
+          <w:iCs w:val="0"/>
+        </w:rPr>
+      </w:pPr>
       <w:r>
         <w:rPr>
           <w:rStyle w:val="af"/>
@@ -2961,7 +2937,7 @@
           <w:iCs w:val="0"/>
           <w:u w:val="single"/>
         </w:rPr>
-        <w:t xml:space="preserve"> чему присваиваются значения, а справа что присваивается в функции </w:t>
+        <w:t xml:space="preserve">Необходимо было учесть, что слева стоит </w:t>
       </w:r>
       <w:r>
         <w:rPr>
@@ -2971,9 +2947,8 @@
           <w:i w:val="0"/>
           <w:iCs w:val="0"/>
           <w:u w:val="single"/>
-          <w:lang w:val="en-US"/>
-        </w:rPr>
-        <w:t>assign</w:t>
+        </w:rPr>
+        <w:t>то,</w:t>
       </w:r>
       <w:r>
         <w:rPr>
@@ -2984,6 +2959,29 @@
           <w:iCs w:val="0"/>
           <w:u w:val="single"/>
         </w:rPr>
+        <w:t xml:space="preserve"> чему присваиваются значения, а справа что присваивается в функции </w:t>
+      </w:r>
+      <w:r>
+        <w:rPr>
+          <w:rStyle w:val="af"/>
+          <w:b/>
+          <w:bCs/>
+          <w:i w:val="0"/>
+          <w:iCs w:val="0"/>
+          <w:u w:val="single"/>
+          <w:lang w:val="en-US"/>
+        </w:rPr>
+        <w:t>assign</w:t>
+      </w:r>
+      <w:r>
+        <w:rPr>
+          <w:rStyle w:val="af"/>
+          <w:b/>
+          <w:bCs/>
+          <w:i w:val="0"/>
+          <w:iCs w:val="0"/>
+          <w:u w:val="single"/>
+        </w:rPr>
         <w:t xml:space="preserve">. </w:t>
       </w:r>
       <w:r>
@@ -3364,6 +3362,8 @@
       <w:pPr>
         <w:rPr>
           <w:rStyle w:val="af"/>
+          <w:b/>
+          <w:bCs/>
           <w:i w:val="0"/>
           <w:iCs w:val="0"/>
           <w:u w:val="single"/>
@@ -3372,11 +3372,13 @@
       <w:r>
         <w:rPr>
           <w:rStyle w:val="af"/>
+          <w:b/>
+          <w:bCs/>
           <w:i w:val="0"/>
           <w:iCs w:val="0"/>
           <w:u w:val="single"/>
         </w:rPr>
-        <w:t>День 9.</w:t>
+        <w:t>День 9</w:t>
       </w:r>
     </w:p>
     <w:p>
@@ -3624,6 +3626,7 @@
         </w:rPr>
         <w:t xml:space="preserve">Есть проблемы с </w:t>
       </w:r>
+      <w:proofErr w:type="spellStart"/>
       <w:r>
         <w:rPr>
           <w:rStyle w:val="af"/>
@@ -3632,6 +3635,7 @@
         </w:rPr>
         <w:t>tRC</w:t>
       </w:r>
+      <w:proofErr w:type="spellEnd"/>
       <w:r>
         <w:rPr>
           <w:rStyle w:val="af"/>
@@ -3646,6 +3650,7 @@
         </w:rPr>
         <w:t xml:space="preserve">и </w:t>
       </w:r>
+      <w:proofErr w:type="spellStart"/>
       <w:r>
         <w:rPr>
           <w:rStyle w:val="af"/>
@@ -3654,6 +3659,7 @@
         </w:rPr>
         <w:t>tRAS</w:t>
       </w:r>
+      <w:proofErr w:type="spellEnd"/>
       <w:r>
         <w:rPr>
           <w:rStyle w:val="af"/>
@@ -3939,28 +3945,6 @@
           <w:i w:val="0"/>
         </w:rPr>
         <w:t>заполнение нулями (единицами) ограниченного количества ячеек в начале и в конце</w:t>
-      </w:r>
-      <w:r>
-        <w:rPr>
-          <w:rStyle w:val="af"/>
-          <w:i w:val="0"/>
-        </w:rPr>
-        <w:t xml:space="preserve"> (March </w:t>
-      </w:r>
-      <w:r>
-        <w:rPr>
-          <w:rStyle w:val="af"/>
-          <w:i w:val="0"/>
-          <w:lang w:val="en-US"/>
-        </w:rPr>
-        <w:t>C</w:t>
-      </w:r>
-      <w:r>
-        <w:rPr>
-          <w:rStyle w:val="af"/>
-          <w:i w:val="0"/>
-        </w:rPr>
-        <w:t>)</w:t>
       </w:r>
       <w:r>
         <w:rPr>
@@ -4212,12 +4196,21 @@
         </w:rPr>
         <w:t xml:space="preserve">Прочитать про: </w:t>
       </w:r>
-      <w:r>
-        <w:rPr>
-          <w:rStyle w:val="af"/>
-          <w:i w:val="0"/>
-        </w:rPr>
-        <w:t xml:space="preserve">iodelay_ctrl, iodelay2; </w:t>
+      <w:proofErr w:type="spellStart"/>
+      <w:r>
+        <w:rPr>
+          <w:rStyle w:val="af"/>
+          <w:i w:val="0"/>
+        </w:rPr>
+        <w:t>iodelay_ctrl</w:t>
+      </w:r>
+      <w:proofErr w:type="spellEnd"/>
+      <w:r>
+        <w:rPr>
+          <w:rStyle w:val="af"/>
+          <w:i w:val="0"/>
+        </w:rPr>
+        <w:t xml:space="preserve">, iodelay2; </w:t>
       </w:r>
       <w:r>
         <w:rPr>
@@ -4241,6 +4234,7 @@
         </w:rPr>
         <w:t>/</w:t>
       </w:r>
+      <w:proofErr w:type="spellStart"/>
       <w:r>
         <w:rPr>
           <w:rStyle w:val="af"/>
@@ -4249,6 +4243,7 @@
         </w:rPr>
         <w:t>vivado</w:t>
       </w:r>
+      <w:proofErr w:type="spellEnd"/>
       <w:r>
         <w:rPr>
           <w:rStyle w:val="af"/>
@@ -4313,6 +4308,8 @@
       <w:pPr>
         <w:rPr>
           <w:rStyle w:val="af"/>
+          <w:b/>
+          <w:bCs/>
           <w:i w:val="0"/>
           <w:u w:val="single"/>
         </w:rPr>
@@ -4320,10 +4317,12 @@
       <w:r>
         <w:rPr>
           <w:rStyle w:val="af"/>
+          <w:b/>
+          <w:bCs/>
           <w:i w:val="0"/>
           <w:u w:val="single"/>
         </w:rPr>
-        <w:t>День 10.</w:t>
+        <w:t>День 10</w:t>
       </w:r>
     </w:p>
     <w:p>
@@ -4550,6 +4549,8 @@
       <w:pPr>
         <w:rPr>
           <w:rStyle w:val="af"/>
+          <w:b/>
+          <w:bCs/>
           <w:i w:val="0"/>
           <w:u w:val="single"/>
         </w:rPr>
@@ -4557,39 +4558,774 @@
       <w:r>
         <w:rPr>
           <w:rStyle w:val="af"/>
+          <w:b/>
+          <w:bCs/>
           <w:i w:val="0"/>
           <w:u w:val="single"/>
         </w:rPr>
         <w:t>День 11</w:t>
       </w:r>
-      <w:r>
-        <w:rPr>
-          <w:rStyle w:val="af"/>
+    </w:p>
+    <w:p>
+      <w:pPr>
+        <w:rPr>
+          <w:rStyle w:val="af"/>
+          <w:i w:val="0"/>
+        </w:rPr>
+      </w:pPr>
+      <w:r>
+        <w:rPr>
+          <w:rStyle w:val="af"/>
+          <w:i w:val="0"/>
+        </w:rPr>
+        <w:t>Исправления багов работы, попытка удовлетворить все требования памяти.</w:t>
+      </w:r>
+    </w:p>
+    <w:p>
+      <w:pPr>
+        <w:rPr>
+          <w:rStyle w:val="af"/>
+          <w:i w:val="0"/>
+        </w:rPr>
+      </w:pPr>
+      <w:proofErr w:type="spellStart"/>
+      <w:r>
+        <w:rPr>
+          <w:rStyle w:val="af"/>
+          <w:i w:val="0"/>
+        </w:rPr>
+        <w:t>Доп</w:t>
+      </w:r>
+      <w:proofErr w:type="spellEnd"/>
+      <w:r>
+        <w:rPr>
+          <w:rStyle w:val="af"/>
+          <w:i w:val="0"/>
+        </w:rPr>
+        <w:t xml:space="preserve">*: была исправлена ошибка с </w:t>
+      </w:r>
+      <w:proofErr w:type="spellStart"/>
+      <w:r>
+        <w:rPr>
+          <w:rStyle w:val="af"/>
+          <w:i w:val="0"/>
+          <w:lang w:val="en-US"/>
+        </w:rPr>
+        <w:t>tDPL</w:t>
+      </w:r>
+      <w:proofErr w:type="spellEnd"/>
+      <w:r>
+        <w:rPr>
+          <w:rStyle w:val="af"/>
+          <w:i w:val="0"/>
+        </w:rPr>
+        <w:t xml:space="preserve"> </w:t>
+      </w:r>
+      <w:r>
+        <w:rPr>
+          <w:rStyle w:val="af"/>
+          <w:i w:val="0"/>
+          <w:lang w:val="en-US"/>
+        </w:rPr>
+        <w:t>violation</w:t>
+      </w:r>
+      <w:r>
+        <w:rPr>
+          <w:rStyle w:val="af"/>
+          <w:i w:val="0"/>
+        </w:rPr>
+        <w:t>.</w:t>
+      </w:r>
+    </w:p>
+    <w:p>
+      <w:pPr>
+        <w:rPr>
+          <w:rStyle w:val="af"/>
+          <w:b/>
+          <w:bCs/>
           <w:i w:val="0"/>
           <w:u w:val="single"/>
         </w:rPr>
-        <w:t>.</w:t>
-      </w:r>
-    </w:p>
-    <w:p>
-      <w:pPr>
-        <w:rPr>
-          <w:rStyle w:val="af"/>
-          <w:i w:val="0"/>
-        </w:rPr>
-      </w:pPr>
-      <w:r>
-        <w:rPr>
-          <w:rStyle w:val="af"/>
-          <w:i w:val="0"/>
-        </w:rPr>
-        <w:t>Исправления багов работы, попытка удовлетворить все требования памяти.</w:t>
-      </w:r>
+      </w:pPr>
+      <w:r>
+        <w:rPr>
+          <w:rStyle w:val="af"/>
+          <w:b/>
+          <w:bCs/>
+          <w:i w:val="0"/>
+          <w:u w:val="single"/>
+        </w:rPr>
+        <w:t>День 12</w:t>
+      </w:r>
+    </w:p>
+    <w:p>
+      <w:pPr>
+        <w:rPr>
+          <w:rStyle w:val="af"/>
+          <w:i w:val="0"/>
+        </w:rPr>
+      </w:pPr>
+      <w:r>
+        <w:rPr>
+          <w:rStyle w:val="af"/>
+          <w:i w:val="0"/>
+        </w:rPr>
+        <w:t>Были изучены статьи о тестировании контроллеров памяти</w:t>
+      </w:r>
+      <w:r>
+        <w:rPr>
+          <w:rStyle w:val="af"/>
+          <w:i w:val="0"/>
+        </w:rPr>
+        <w:t xml:space="preserve"> </w:t>
+      </w:r>
+      <w:r>
+        <w:rPr>
+          <w:rStyle w:val="af"/>
+          <w:i w:val="0"/>
+        </w:rPr>
+        <w:t>[1][2][3][4]</w:t>
+      </w:r>
+    </w:p>
+    <w:p>
+      <w:pPr>
+        <w:rPr>
+          <w:rStyle w:val="af"/>
+          <w:b/>
+          <w:bCs/>
+          <w:i w:val="0"/>
+          <w:u w:val="single"/>
+        </w:rPr>
+      </w:pPr>
+      <w:r>
+        <w:rPr>
+          <w:rStyle w:val="af"/>
+          <w:b/>
+          <w:bCs/>
+          <w:i w:val="0"/>
+          <w:u w:val="single"/>
+        </w:rPr>
+        <w:t>День 1</w:t>
+      </w:r>
+      <w:r>
+        <w:rPr>
+          <w:rStyle w:val="af"/>
+          <w:b/>
+          <w:bCs/>
+          <w:i w:val="0"/>
+          <w:u w:val="single"/>
+        </w:rPr>
+        <w:t>3</w:t>
+      </w:r>
+    </w:p>
+    <w:p>
+      <w:pPr>
+        <w:jc w:val="center"/>
+        <w:rPr>
+          <w:rStyle w:val="af"/>
+          <w:b/>
+          <w:bCs/>
+          <w:i w:val="0"/>
+          <w:u w:val="single"/>
+        </w:rPr>
+      </w:pPr>
+      <w:r>
+        <w:rPr>
+          <w:rStyle w:val="af"/>
+          <w:b/>
+          <w:bCs/>
+          <w:i w:val="0"/>
+          <w:u w:val="single"/>
+        </w:rPr>
+        <w:lastRenderedPageBreak/>
+        <w:drawing>
+          <wp:inline distT="0" distB="0" distL="0" distR="0" wp14:anchorId="7FB1E837" wp14:editId="6B63F9BD">
+            <wp:extent cx="4794885" cy="2154098"/>
+            <wp:effectExtent l="0" t="0" r="5715" b="0"/>
+            <wp:docPr id="2" name="Рисунок 2"/>
+            <wp:cNvGraphicFramePr>
+              <a:graphicFrameLocks xmlns:a="http://schemas.openxmlformats.org/drawingml/2006/main" noChangeAspect="1"/>
+            </wp:cNvGraphicFramePr>
+            <a:graphic xmlns:a="http://schemas.openxmlformats.org/drawingml/2006/main">
+              <a:graphicData uri="http://schemas.openxmlformats.org/drawingml/2006/picture">
+                <pic:pic xmlns:pic="http://schemas.openxmlformats.org/drawingml/2006/picture">
+                  <pic:nvPicPr>
+                    <pic:cNvPr id="1" name=""/>
+                    <pic:cNvPicPr/>
+                  </pic:nvPicPr>
+                  <pic:blipFill>
+                    <a:blip r:embed="rId9"/>
+                    <a:stretch>
+                      <a:fillRect/>
+                    </a:stretch>
+                  </pic:blipFill>
+                  <pic:spPr>
+                    <a:xfrm>
+                      <a:off x="0" y="0"/>
+                      <a:ext cx="4803171" cy="2157820"/>
+                    </a:xfrm>
+                    <a:prstGeom prst="rect">
+                      <a:avLst/>
+                    </a:prstGeom>
+                  </pic:spPr>
+                </pic:pic>
+              </a:graphicData>
+            </a:graphic>
+          </wp:inline>
+        </w:drawing>
+      </w:r>
+    </w:p>
+    <w:p>
+      <w:pPr>
+        <w:jc w:val="center"/>
+        <w:rPr>
+          <w:rStyle w:val="af"/>
+          <w:i w:val="0"/>
+          <w:iCs w:val="0"/>
+        </w:rPr>
+      </w:pPr>
+      <w:r>
+        <w:rPr>
+          <w:rStyle w:val="af"/>
+          <w:i w:val="0"/>
+          <w:iCs w:val="0"/>
+        </w:rPr>
+        <w:t xml:space="preserve">Рисунок </w:t>
+      </w:r>
+      <w:r>
+        <w:rPr>
+          <w:rStyle w:val="af"/>
+          <w:i w:val="0"/>
+          <w:iCs w:val="0"/>
+        </w:rPr>
+        <w:t>2</w:t>
+      </w:r>
+      <w:r>
+        <w:rPr>
+          <w:rStyle w:val="af"/>
+          <w:i w:val="0"/>
+          <w:iCs w:val="0"/>
+        </w:rPr>
+        <w:t xml:space="preserve"> – </w:t>
+      </w:r>
+      <w:r>
+        <w:rPr>
+          <w:rStyle w:val="af"/>
+          <w:i w:val="0"/>
+          <w:iCs w:val="0"/>
+        </w:rPr>
+        <w:t>Примерная конечная схема, загружаемая на ПЛИС</w:t>
+      </w:r>
+    </w:p>
+    <w:p>
+      <w:pPr>
+        <w:rPr>
+          <w:rStyle w:val="af"/>
+          <w:i w:val="0"/>
+        </w:rPr>
+      </w:pPr>
+    </w:p>
+    <w:p>
+      <w:pPr>
+        <w:rPr>
+          <w:rStyle w:val="af"/>
+          <w:i w:val="0"/>
+        </w:rPr>
+      </w:pPr>
+      <w:r>
+        <w:rPr>
+          <w:rStyle w:val="af"/>
+          <w:i w:val="0"/>
+        </w:rPr>
+        <w:t>Если подумать, то у нас есть два вида операций, два значения и два направления, то есть суммарно 8 комбинаций того, что можно делать. Необходимо сделать модуль маршевого теста</w:t>
+      </w:r>
+      <w:r>
+        <w:rPr>
+          <w:rStyle w:val="af"/>
+          <w:i w:val="0"/>
+        </w:rPr>
+        <w:t xml:space="preserve"> с управляющей комбинацией сигналов: </w:t>
+      </w:r>
+      <w:r>
+        <w:rPr>
+          <w:rStyle w:val="af"/>
+          <w:i w:val="0"/>
+          <w:lang w:val="en-US"/>
+        </w:rPr>
+        <w:t>OPERATION</w:t>
+      </w:r>
+      <w:r>
+        <w:rPr>
+          <w:rStyle w:val="af"/>
+          <w:i w:val="0"/>
+        </w:rPr>
+        <w:t xml:space="preserve">, </w:t>
+      </w:r>
+      <w:r>
+        <w:rPr>
+          <w:rStyle w:val="af"/>
+          <w:i w:val="0"/>
+          <w:lang w:val="en-US"/>
+        </w:rPr>
+        <w:t>VALUE</w:t>
+      </w:r>
+      <w:r>
+        <w:rPr>
+          <w:rStyle w:val="af"/>
+          <w:i w:val="0"/>
+        </w:rPr>
+        <w:t xml:space="preserve">, </w:t>
+      </w:r>
+      <w:r>
+        <w:rPr>
+          <w:rStyle w:val="af"/>
+          <w:i w:val="0"/>
+          <w:lang w:val="en-US"/>
+        </w:rPr>
+        <w:t>GO</w:t>
+      </w:r>
+      <w:r>
+        <w:rPr>
+          <w:rStyle w:val="af"/>
+          <w:i w:val="0"/>
+        </w:rPr>
+        <w:t>_</w:t>
+      </w:r>
+      <w:r>
+        <w:rPr>
+          <w:rStyle w:val="af"/>
+          <w:i w:val="0"/>
+          <w:lang w:val="en-US"/>
+        </w:rPr>
+        <w:t>DIRECTION</w:t>
+      </w:r>
+      <w:r>
+        <w:rPr>
+          <w:rStyle w:val="af"/>
+          <w:i w:val="0"/>
+        </w:rPr>
+        <w:t>, который будет в зависимости от заданных трёх параметров менять своё поведение.</w:t>
+      </w:r>
+      <w:r>
+        <w:rPr>
+          <w:rStyle w:val="af"/>
+          <w:i w:val="0"/>
+        </w:rPr>
+        <w:t xml:space="preserve"> </w:t>
+      </w:r>
+      <w:r>
+        <w:rPr>
+          <w:rStyle w:val="af"/>
+          <w:i w:val="0"/>
+        </w:rPr>
+        <w:t xml:space="preserve">Для этого делается большой </w:t>
+      </w:r>
+      <w:r>
+        <w:rPr>
+          <w:rStyle w:val="af"/>
+          <w:i w:val="0"/>
+          <w:lang w:val="en-US"/>
+        </w:rPr>
+        <w:t>case</w:t>
+      </w:r>
+      <w:r>
+        <w:rPr>
+          <w:rStyle w:val="af"/>
+          <w:i w:val="0"/>
+        </w:rPr>
+        <w:t xml:space="preserve"> </w:t>
+      </w:r>
+      <w:r>
+        <w:rPr>
+          <w:rStyle w:val="af"/>
+          <w:i w:val="0"/>
+        </w:rPr>
+        <w:t xml:space="preserve">в </w:t>
+      </w:r>
+      <w:r>
+        <w:rPr>
+          <w:rStyle w:val="af"/>
+          <w:i w:val="0"/>
+          <w:lang w:val="en-US"/>
+        </w:rPr>
+        <w:t>always</w:t>
+      </w:r>
+      <w:r>
+        <w:rPr>
+          <w:rStyle w:val="af"/>
+          <w:i w:val="0"/>
+        </w:rPr>
+        <w:t xml:space="preserve"> </w:t>
+      </w:r>
+      <w:r>
+        <w:rPr>
+          <w:rStyle w:val="af"/>
+          <w:i w:val="0"/>
+        </w:rPr>
+        <w:t>блоке. Но надо подумать, как менять данную комбинацию во время маршевого теста, кто этим будет заниматься?</w:t>
+      </w:r>
+    </w:p>
+    <w:p>
+      <w:pPr>
+        <w:rPr>
+          <w:rStyle w:val="af"/>
+          <w:i w:val="0"/>
+        </w:rPr>
+      </w:pPr>
+    </w:p>
+    <w:p>
+      <w:pPr>
+        <w:rPr>
+          <w:rStyle w:val="af"/>
+          <w:i w:val="0"/>
+        </w:rPr>
+      </w:pPr>
+      <w:r>
+        <w:rPr>
+          <w:rStyle w:val="af"/>
+          <w:i w:val="0"/>
+        </w:rPr>
+        <w:t>Необходимо провести тесты маршевые.</w:t>
+      </w:r>
+    </w:p>
+    <w:p>
+      <w:pPr>
+        <w:rPr>
+          <w:rStyle w:val="af"/>
+          <w:i w:val="0"/>
+        </w:rPr>
+      </w:pPr>
+      <w:r>
+        <w:rPr>
+          <w:rStyle w:val="af"/>
+          <w:i w:val="0"/>
+        </w:rPr>
+        <w:t>План теста:</w:t>
+      </w:r>
+    </w:p>
+    <w:p>
+      <w:pPr>
+        <w:rPr>
+          <w:rStyle w:val="af"/>
+          <w:i w:val="0"/>
+        </w:rPr>
+      </w:pPr>
+      <w:r>
+        <w:rPr>
+          <w:rStyle w:val="af"/>
+          <w:i w:val="0"/>
+        </w:rPr>
+        <w:drawing>
+          <wp:inline distT="0" distB="0" distL="0" distR="0" wp14:anchorId="367FB2B0" wp14:editId="5BF6C820">
+            <wp:extent cx="5687219" cy="3115110"/>
+            <wp:effectExtent l="0" t="0" r="8890" b="9525"/>
+            <wp:docPr id="4" name="Рисунок 4"/>
+            <wp:cNvGraphicFramePr>
+              <a:graphicFrameLocks xmlns:a="http://schemas.openxmlformats.org/drawingml/2006/main" noChangeAspect="1"/>
+            </wp:cNvGraphicFramePr>
+            <a:graphic xmlns:a="http://schemas.openxmlformats.org/drawingml/2006/main">
+              <a:graphicData uri="http://schemas.openxmlformats.org/drawingml/2006/picture">
+                <pic:pic xmlns:pic="http://schemas.openxmlformats.org/drawingml/2006/picture">
+                  <pic:nvPicPr>
+                    <pic:cNvPr id="1" name=""/>
+                    <pic:cNvPicPr/>
+                  </pic:nvPicPr>
+                  <pic:blipFill>
+                    <a:blip r:embed="rId10"/>
+                    <a:stretch>
+                      <a:fillRect/>
+                    </a:stretch>
+                  </pic:blipFill>
+                  <pic:spPr>
+                    <a:xfrm>
+                      <a:off x="0" y="0"/>
+                      <a:ext cx="5687219" cy="3115110"/>
+                    </a:xfrm>
+                    <a:prstGeom prst="rect">
+                      <a:avLst/>
+                    </a:prstGeom>
+                  </pic:spPr>
+                </pic:pic>
+              </a:graphicData>
+            </a:graphic>
+          </wp:inline>
+        </w:drawing>
+      </w:r>
+    </w:p>
+    <w:p>
+      <w:pPr>
+        <w:rPr>
+          <w:rStyle w:val="af"/>
+          <w:i w:val="0"/>
+        </w:rPr>
+      </w:pPr>
+    </w:p>
+    <w:p>
+      <w:pPr>
+        <w:rPr>
+          <w:rStyle w:val="af"/>
+          <w:i w:val="0"/>
+        </w:rPr>
+      </w:pPr>
+    </w:p>
+    <w:p>
+      <w:pPr>
+        <w:rPr>
+          <w:rStyle w:val="af"/>
+          <w:i w:val="0"/>
+        </w:rPr>
+      </w:pPr>
+    </w:p>
+    <w:p>
+      <w:pPr>
+        <w:rPr>
+          <w:rStyle w:val="af"/>
+          <w:i w:val="0"/>
+        </w:rPr>
+      </w:pPr>
+    </w:p>
+    <w:p>
+      <w:pPr>
+        <w:rPr>
+          <w:rStyle w:val="af"/>
+          <w:i w:val="0"/>
+        </w:rPr>
+      </w:pPr>
+    </w:p>
+    <w:p>
+      <w:pPr>
+        <w:rPr>
+          <w:rStyle w:val="af"/>
+          <w:i w:val="0"/>
+        </w:rPr>
+      </w:pPr>
+    </w:p>
+    <w:p>
+      <w:pPr>
+        <w:rPr>
+          <w:rStyle w:val="af"/>
+          <w:i w:val="0"/>
+        </w:rPr>
+      </w:pPr>
+    </w:p>
+    <w:p>
+      <w:pPr>
+        <w:ind w:firstLine="0"/>
+        <w:rPr>
+          <w:rStyle w:val="af"/>
+          <w:i w:val="0"/>
+        </w:rPr>
+      </w:pPr>
       <w:bookmarkStart w:id="0" w:name="_GoBack"/>
       <w:bookmarkEnd w:id="0"/>
     </w:p>
+    <w:p>
+      <w:pPr>
+        <w:jc w:val="center"/>
+        <w:rPr>
+          <w:rStyle w:val="af"/>
+          <w:i w:val="0"/>
+        </w:rPr>
+      </w:pPr>
+      <w:r>
+        <w:rPr>
+          <w:rStyle w:val="af"/>
+          <w:i w:val="0"/>
+        </w:rPr>
+        <w:t>ИСТОЧНИКИ</w:t>
+      </w:r>
+    </w:p>
+    <w:p>
+      <w:pPr>
+        <w:jc w:val="center"/>
+        <w:rPr>
+          <w:rStyle w:val="af"/>
+          <w:i w:val="0"/>
+        </w:rPr>
+      </w:pPr>
+    </w:p>
+    <w:p>
+      <w:pPr>
+        <w:rPr>
+          <w:rStyle w:val="af"/>
+          <w:i w:val="0"/>
+        </w:rPr>
+      </w:pPr>
+      <w:r>
+        <w:rPr>
+          <w:rStyle w:val="af"/>
+          <w:i w:val="0"/>
+        </w:rPr>
+        <w:t xml:space="preserve">1) Описание стандартных тестов памяти, определяющих различные ошибки и имеющие разную сложность: </w:t>
+      </w:r>
+      <w:hyperlink r:id="rId11" w:anchor=":~:text=Article,4%20References" w:history="1">
+        <w:r>
+          <w:rPr>
+            <w:rStyle w:val="af0"/>
+          </w:rPr>
+          <w:t>https://en.wikipedia.org/wiki/March_algorithm#:~:text=Article,4%20References</w:t>
+        </w:r>
+      </w:hyperlink>
+      <w:r>
+        <w:rPr>
+          <w:rStyle w:val="af"/>
+          <w:i w:val="0"/>
+        </w:rPr>
+        <w:t xml:space="preserve"> </w:t>
+      </w:r>
+    </w:p>
+    <w:p>
+      <w:pPr>
+        <w:rPr>
+          <w:rStyle w:val="af"/>
+          <w:i w:val="0"/>
+        </w:rPr>
+      </w:pPr>
+      <w:r>
+        <w:rPr>
+          <w:rStyle w:val="af"/>
+          <w:i w:val="0"/>
+        </w:rPr>
+        <w:t xml:space="preserve">2) Статья о тестировании контроллера и возникающих при разработке ошибках: </w:t>
+      </w:r>
+      <w:hyperlink r:id="rId12" w:history="1">
+        <w:r>
+          <w:rPr>
+            <w:rStyle w:val="af0"/>
+          </w:rPr>
+          <w:t>https://www.researchgate.net/profile/Alexsandro-Bonatto/publication/268367277_DDR-SDRAM_Memory_Controller_Validation_for_FPGA_Synthesis/links/551b3cc60cf251c35b509059/DDR-SDRAM-Memory-Controller-Validation-for-FPGA-Synthesis.pdf</w:t>
+        </w:r>
+      </w:hyperlink>
+      <w:r>
+        <w:rPr>
+          <w:rStyle w:val="af"/>
+          <w:i w:val="0"/>
+        </w:rPr>
+        <w:t xml:space="preserve"> </w:t>
+      </w:r>
+    </w:p>
+    <w:p>
+      <w:pPr>
+        <w:rPr>
+          <w:rStyle w:val="af"/>
+          <w:i w:val="0"/>
+        </w:rPr>
+      </w:pPr>
+      <w:r>
+        <w:rPr>
+          <w:rStyle w:val="af"/>
+          <w:i w:val="0"/>
+        </w:rPr>
+        <w:t>3) Особенности интерфейса тестируемого устройства:</w:t>
+      </w:r>
+    </w:p>
+    <w:p>
+      <w:pPr>
+        <w:rPr>
+          <w:rStyle w:val="af"/>
+          <w:i w:val="0"/>
+        </w:rPr>
+      </w:pPr>
+      <w:hyperlink r:id="rId13" w:history="1">
+        <w:r>
+          <w:rPr>
+            <w:rStyle w:val="af0"/>
+          </w:rPr>
+          <w:t>https://cyberleninka.ru/article/n/osobennosti-interfeysa-ustroystva-testovogo-diagnostirovaniya-pamyati-ddr-sdram</w:t>
+        </w:r>
+      </w:hyperlink>
+      <w:r>
+        <w:rPr>
+          <w:rStyle w:val="af"/>
+          <w:i w:val="0"/>
+        </w:rPr>
+        <w:t xml:space="preserve"> </w:t>
+      </w:r>
+    </w:p>
+    <w:p>
+      <w:r>
+        <w:rPr>
+          <w:rStyle w:val="af"/>
+          <w:i w:val="0"/>
+        </w:rPr>
+        <w:t xml:space="preserve">4) </w:t>
+      </w:r>
+      <w:r>
+        <w:t>Анализ и синтез маршевых тестов запоминающих устройств</w:t>
+      </w:r>
+      <w:r>
+        <w:t xml:space="preserve"> </w:t>
+      </w:r>
+      <w:r>
+        <w:t>– БГУ. 2022</w:t>
+      </w:r>
+    </w:p>
+    <w:p>
+      <w:pPr>
+        <w:rPr>
+          <w:rStyle w:val="af"/>
+          <w:i w:val="0"/>
+        </w:rPr>
+      </w:pPr>
+      <w:r>
+        <w:t>5) Тесты маршевые и их анализ:</w:t>
+      </w:r>
+      <w:r>
+        <w:br/>
+      </w:r>
+      <w:hyperlink r:id="rId14" w:history="1">
+        <w:proofErr w:type="spellStart"/>
+        <w:r>
+          <w:rPr>
+            <w:rStyle w:val="af0"/>
+          </w:rPr>
+          <w:t>Псевдоисчерпывающее</w:t>
+        </w:r>
+        <w:proofErr w:type="spellEnd"/>
+        <w:r>
+          <w:rPr>
+            <w:rStyle w:val="af0"/>
+          </w:rPr>
+          <w:t xml:space="preserve"> тестирование запоминающих устройств на базе маршевых тестов типа </w:t>
+        </w:r>
+        <w:proofErr w:type="spellStart"/>
+        <w:r>
+          <w:rPr>
+            <w:rStyle w:val="af0"/>
+          </w:rPr>
+          <w:t>March</w:t>
+        </w:r>
+        <w:proofErr w:type="spellEnd"/>
+        <w:r>
+          <w:rPr>
+            <w:rStyle w:val="af0"/>
+          </w:rPr>
+          <w:t xml:space="preserve"> A | </w:t>
+        </w:r>
+        <w:proofErr w:type="spellStart"/>
+        <w:r>
+          <w:rPr>
+            <w:rStyle w:val="af0"/>
+          </w:rPr>
+          <w:t>Ярмолик</w:t>
+        </w:r>
+        <w:proofErr w:type="spellEnd"/>
+        <w:r>
+          <w:rPr>
+            <w:rStyle w:val="af0"/>
+          </w:rPr>
+          <w:t xml:space="preserve"> </w:t>
+        </w:r>
+        <w:r>
+          <w:rPr>
+            <w:rStyle w:val="af0"/>
+          </w:rPr>
+          <w:t>| Информатика</w:t>
+        </w:r>
+      </w:hyperlink>
+    </w:p>
     <w:sectPr>
-      <w:footerReference w:type="default" r:id="rId9"/>
+      <w:footerReference w:type="default" r:id="rId15"/>
       <w:pgSz w:w="11906" w:h="16838"/>
       <w:pgMar w:top="1134" w:right="851" w:bottom="1134" w:left="1134" w:header="567" w:footer="567" w:gutter="0"/>
       <w:cols w:space="708"/>
@@ -5984,7 +6720,7 @@
   <w:style w:type="paragraph" w:default="1" w:styleId="a0">
     <w:name w:val="Normal"/>
     <w:qFormat/>
-    <w:rsid w:val="00DC329E"/>
+    <w:rsid w:val="0041069D"/>
     <w:pPr>
       <w:spacing w:after="0" w:line="360" w:lineRule="auto"/>
       <w:ind w:firstLine="709"/>
@@ -6183,6 +6919,41 @@
     <w:rPr>
       <w:i/>
       <w:iCs/>
+    </w:rPr>
+  </w:style>
+  <w:style w:type="character" w:styleId="af0">
+    <w:name w:val="Hyperlink"/>
+    <w:basedOn w:val="a1"/>
+    <w:uiPriority w:val="99"/>
+    <w:unhideWhenUsed/>
+    <w:rsid w:val="00E52120"/>
+    <w:rPr>
+      <w:color w:val="0000FF" w:themeColor="hyperlink"/>
+      <w:u w:val="single"/>
+    </w:rPr>
+  </w:style>
+  <w:style w:type="character" w:styleId="af1">
+    <w:name w:val="Unresolved Mention"/>
+    <w:basedOn w:val="a1"/>
+    <w:uiPriority w:val="99"/>
+    <w:semiHidden/>
+    <w:unhideWhenUsed/>
+    <w:rsid w:val="00E52120"/>
+    <w:rPr>
+      <w:color w:val="605E5C"/>
+      <w:shd w:val="clear" w:color="auto" w:fill="E1DFDD"/>
+    </w:rPr>
+  </w:style>
+  <w:style w:type="character" w:styleId="af2">
+    <w:name w:val="FollowedHyperlink"/>
+    <w:basedOn w:val="a1"/>
+    <w:uiPriority w:val="99"/>
+    <w:semiHidden/>
+    <w:unhideWhenUsed/>
+    <w:rsid w:val="003531C4"/>
+    <w:rPr>
+      <w:color w:val="800080" w:themeColor="followedHyperlink"/>
+      <w:u w:val="single"/>
     </w:rPr>
   </w:style>
 </w:styles>
@@ -6478,7 +7249,7 @@
 </file>
 
 <file path=customXml/itemProps1.xml><?xml version="1.0" encoding="utf-8"?>
-<ds:datastoreItem xmlns:ds="http://schemas.openxmlformats.org/officeDocument/2006/customXml" ds:itemID="{1B41FAB1-C510-45D1-9B3D-CB3F535DBD44}">
+<ds:datastoreItem xmlns:ds="http://schemas.openxmlformats.org/officeDocument/2006/customXml" ds:itemID="{36CD7B82-04D3-4751-AE18-132E67A205A7}">
   <ds:schemaRefs>
     <ds:schemaRef ds:uri="http://schemas.openxmlformats.org/officeDocument/2006/bibliography"/>
   </ds:schemaRefs>
